--- a/重构版论文_v4_20260915/论文自查表.docx
+++ b/重构版论文_v4_20260915/论文自查表.docx
@@ -641,49 +641,49 @@
               <w:rPr>
                 <w:sz w:val="16"/>
               </w:rPr>
-              <w:t>9</w:t>
-            </w:r>
-          </w:p>
-        </w:tc>
-        <w:tc>
-          <w:tcPr>
-            <w:tcW w:type="dxa" w:w="1958"/>
-          </w:tcPr>
-          <w:p>
-            <w:pPr>
-              <w:spacing w:after="0"/>
-            </w:pPr>
-            <w:r>
-              <w:rPr>
-                <w:sz w:val="16"/>
-              </w:rPr>
-            </w:r>
-            <w:r>
-              <w:rPr>
-                <w:sz w:val="16"/>
-              </w:rPr>
-              <w:t>4</w:t>
-            </w:r>
-          </w:p>
-        </w:tc>
-        <w:tc>
-          <w:tcPr>
-            <w:tcW w:type="dxa" w:w="1958"/>
-          </w:tcPr>
-          <w:p>
-            <w:pPr>
-              <w:spacing w:after="0"/>
-            </w:pPr>
-            <w:r>
-              <w:rPr>
-                <w:sz w:val="16"/>
-              </w:rPr>
-            </w:r>
-            <w:r>
-              <w:rPr>
-                <w:sz w:val="16"/>
-              </w:rPr>
-              <w:t>1</w:t>
+              <w:t>12</w:t>
+            </w:r>
+          </w:p>
+        </w:tc>
+        <w:tc>
+          <w:tcPr>
+            <w:tcW w:type="dxa" w:w="1958"/>
+          </w:tcPr>
+          <w:p>
+            <w:pPr>
+              <w:spacing w:after="0"/>
+            </w:pPr>
+            <w:r>
+              <w:rPr>
+                <w:sz w:val="16"/>
+              </w:rPr>
+            </w:r>
+            <w:r>
+              <w:rPr>
+                <w:sz w:val="16"/>
+              </w:rPr>
+              <w:t>2</w:t>
+            </w:r>
+          </w:p>
+        </w:tc>
+        <w:tc>
+          <w:tcPr>
+            <w:tcW w:type="dxa" w:w="1958"/>
+          </w:tcPr>
+          <w:p>
+            <w:pPr>
+              <w:spacing w:after="0"/>
+            </w:pPr>
+            <w:r>
+              <w:rPr>
+                <w:sz w:val="16"/>
+              </w:rPr>
+            </w:r>
+            <w:r>
+              <w:rPr>
+                <w:sz w:val="16"/>
+              </w:rPr>
+              <w:t>0</w:t>
             </w:r>
           </w:p>
         </w:tc>
@@ -965,7 +965,7 @@
                 <w:b/>
                 <w:sz w:val="16"/>
               </w:rPr>
-              <w:t>44</w:t>
+              <w:t>47</w:t>
             </w:r>
           </w:p>
         </w:tc>
@@ -987,7 +987,7 @@
                 <w:b/>
                 <w:sz w:val="16"/>
               </w:rPr>
-              <w:t>10</w:t>
+              <w:t>8</w:t>
             </w:r>
           </w:p>
         </w:tc>
@@ -1009,7 +1009,7 @@
                 <w:b/>
                 <w:sz w:val="16"/>
               </w:rPr>
-              <w:t>5</w:t>
+              <w:t>4</w:t>
             </w:r>
           </w:p>
         </w:tc>
@@ -1022,13 +1022,13 @@
     </w:p>
     <w:p>
       <w:r>
-        <w:t>结论：</w:t>
+        <w:t>结论（十种子扩展后）：</w:t>
       </w:r>
       <w:r>
         <w:rPr>
           <w:b/>
         </w:rPr>
-        <w:t>44 项通过、10 项部分通过、5 项缺失</w:t>
+        <w:t>47 项通过、8 项部分通过、4 项缺失</w:t>
       </w:r>
       <w:r>
         <w:t>。缺失项全部集中在「需外部输入或流程性工作」（母语润色、容器化、CI、图形摘要与投稿信、统计功效），不涉及数据或论证本身的正确性。</w:t>
@@ -5751,7 +5751,20 @@
               <w:rPr>
                 <w:sz w:val="16"/>
               </w:rPr>
-              <w:t>TOST：合并 90% 区间 [−0.00290, +0.00550]，SESOI=0.01 下等价；SESOI 已在方法章预先声明</w:t>
+              <w:t>十种子 TOST：种子级 90% 区间 [−0.00112, +0.00021]、测试行级区间 [−0.00425, +0.00338]，</w:t>
+            </w:r>
+            <w:r>
+              <w:rPr>
+                <w:b/>
+                <w:sz w:val="16"/>
+              </w:rPr>
+              <w:t>SESOI = 0.005 与 0.01 双双等价</w:t>
+            </w:r>
+            <w:r>
+              <w:rPr>
+                <w:sz w:val="16"/>
+              </w:rPr>
+              <w:t>；SESOI 已在方法章预先声明</w:t>
             </w:r>
           </w:p>
         </w:tc>
@@ -5838,28 +5851,41 @@
                 <w:b/>
                 <w:sz w:val="16"/>
               </w:rPr>
-              <w:t>缺失</w:t>
-            </w:r>
-          </w:p>
-        </w:tc>
-        <w:tc>
-          <w:tcPr>
-            <w:tcW w:type="dxa" w:w="1958"/>
-          </w:tcPr>
-          <w:p>
-            <w:pPr>
-              <w:spacing w:after="0"/>
-            </w:pPr>
-            <w:r>
-              <w:rPr>
-                <w:sz w:val="16"/>
-              </w:rPr>
-            </w:r>
-            <w:r>
-              <w:rPr>
-                <w:sz w:val="16"/>
-              </w:rPr>
-              <w:t>未做事后功效分析，无法说明 3 个种子能检出多大差异</w:t>
+              <w:t>通过</w:t>
+            </w:r>
+          </w:p>
+        </w:tc>
+        <w:tc>
+          <w:tcPr>
+            <w:tcW w:type="dxa" w:w="1958"/>
+          </w:tcPr>
+          <w:p>
+            <w:pPr>
+              <w:spacing w:after="0"/>
+            </w:pPr>
+            <w:r>
+              <w:rPr>
+                <w:sz w:val="16"/>
+              </w:rPr>
+            </w:r>
+            <w:r>
+              <w:rPr>
+                <w:sz w:val="16"/>
+              </w:rPr>
+              <w:t>十种子事后功效分析：80% 功效下的最小可检出效应为 0.00115–0.00161 Macro-F1（</w:t>
+            </w:r>
+            <w:r>
+              <w:rPr>
+                <w:rFonts w:ascii="Consolas" w:hAnsi="Consolas"/>
+                <w:sz w:val="16"/>
+              </w:rPr>
+              <w:t>results_seeds10_v5/power_analysis.csv</w:t>
+            </w:r>
+            <w:r>
+              <w:rPr>
+                <w:sz w:val="16"/>
+              </w:rPr>
+              <w:t>）</w:t>
             </w:r>
           </w:p>
         </w:tc>
@@ -5946,35 +5972,41 @@
                 <w:b/>
                 <w:sz w:val="16"/>
               </w:rPr>
-              <w:t>部分通过</w:t>
-            </w:r>
-          </w:p>
-        </w:tc>
-        <w:tc>
-          <w:tcPr>
-            <w:tcW w:type="dxa" w:w="1958"/>
-          </w:tcPr>
-          <w:p>
-            <w:pPr>
-              <w:spacing w:after="0"/>
-            </w:pPr>
-            <w:r>
-              <w:rPr>
-                <w:sz w:val="16"/>
-              </w:rPr>
-            </w:r>
-            <w:r>
-              <w:rPr>
-                <w:sz w:val="16"/>
-              </w:rPr>
-              <w:t>主实验 3 个种子；重复划分 10 次；嵌套 5×3。</w:t>
+              <w:t>通过</w:t>
+            </w:r>
+          </w:p>
+        </w:tc>
+        <w:tc>
+          <w:tcPr>
+            <w:tcW w:type="dxa" w:w="1958"/>
+          </w:tcPr>
+          <w:p>
+            <w:pPr>
+              <w:spacing w:after="0"/>
+            </w:pPr>
+            <w:r>
+              <w:rPr>
+                <w:sz w:val="16"/>
+              </w:rPr>
+            </w:r>
+            <w:r>
+              <w:rPr>
+                <w:sz w:val="16"/>
+              </w:rPr>
+              <w:t xml:space="preserve">主实验已扩至 </w:t>
             </w:r>
             <w:r>
               <w:rPr>
                 <w:b/>
                 <w:sz w:val="16"/>
               </w:rPr>
-              <w:t>主种子数偏少</w:t>
+              <w:t>10 个种子</w:t>
+            </w:r>
+            <w:r>
+              <w:rPr>
+                <w:sz w:val="16"/>
+              </w:rPr>
+              <w:t>；重复划分 10 次；嵌套 5×3。逐种子与 3 种子结果一致（前三个种子数值完全复现）</w:t>
             </w:r>
           </w:p>
         </w:tc>
@@ -6061,35 +6093,41 @@
                 <w:b/>
                 <w:sz w:val="16"/>
               </w:rPr>
-              <w:t>部分通过</w:t>
-            </w:r>
-          </w:p>
-        </w:tc>
-        <w:tc>
-          <w:tcPr>
-            <w:tcW w:type="dxa" w:w="1958"/>
-          </w:tcPr>
-          <w:p>
-            <w:pPr>
-              <w:spacing w:after="0"/>
-            </w:pPr>
-            <w:r>
-              <w:rPr>
-                <w:sz w:val="16"/>
-              </w:rPr>
-            </w:r>
-            <w:r>
-              <w:rPr>
-                <w:sz w:val="16"/>
-              </w:rPr>
-              <w:t>有配对效应量与相对差；</w:t>
-            </w:r>
-            <w:r>
-              <w:rPr>
-                <w:b/>
-                <w:sz w:val="16"/>
-              </w:rPr>
-              <w:t>缺 Cohen's h / Cliff's δ</w:t>
+              <w:t>通过</w:t>
+            </w:r>
+          </w:p>
+        </w:tc>
+        <w:tc>
+          <w:tcPr>
+            <w:tcW w:type="dxa" w:w="1958"/>
+          </w:tcPr>
+          <w:p>
+            <w:pPr>
+              <w:spacing w:after="0"/>
+            </w:pPr>
+            <w:r>
+              <w:rPr>
+                <w:sz w:val="16"/>
+              </w:rPr>
+            </w:r>
+            <w:r>
+              <w:rPr>
+                <w:sz w:val="16"/>
+              </w:rPr>
+              <w:t>已补 Cohen's d_z 与配对优势度：对等权 χ² 森林 d_z = −0.40，对全特征森林 +1.17，对极端随机树 +19.68（</w:t>
+            </w:r>
+            <w:r>
+              <w:rPr>
+                <w:rFonts w:ascii="Consolas" w:hAnsi="Consolas"/>
+                <w:sz w:val="16"/>
+              </w:rPr>
+              <w:t>results_seeds10_v5/effect_sizes.csv</w:t>
+            </w:r>
+            <w:r>
+              <w:rPr>
+                <w:sz w:val="16"/>
+              </w:rPr>
+              <w:t>）</w:t>
             </w:r>
           </w:p>
         </w:tc>
@@ -8557,7 +8595,7 @@
         <w:pStyle w:val="Heading2"/>
       </w:pPr>
       <w:r>
-        <w:t>缺失项（5 项，均不影响数据与论证正确性）</w:t>
+        <w:t>缺失项（4 项，均不影响数据与论证正确性）</w:t>
       </w:r>
     </w:p>
     <w:tbl>
@@ -8680,92 +8718,6 @@
               <w:rPr>
                 <w:sz w:val="16"/>
               </w:rPr>
-              <w:t>D10</w:t>
-            </w:r>
-          </w:p>
-        </w:tc>
-        <w:tc>
-          <w:tcPr>
-            <w:tcW w:type="dxa" w:w="2448"/>
-          </w:tcPr>
-          <w:p>
-            <w:pPr>
-              <w:spacing w:after="0"/>
-            </w:pPr>
-            <w:r>
-              <w:rPr>
-                <w:sz w:val="16"/>
-              </w:rPr>
-            </w:r>
-            <w:r>
-              <w:rPr>
-                <w:sz w:val="16"/>
-              </w:rPr>
-              <w:t>统计功效分析</w:t>
-            </w:r>
-          </w:p>
-        </w:tc>
-        <w:tc>
-          <w:tcPr>
-            <w:tcW w:type="dxa" w:w="2448"/>
-          </w:tcPr>
-          <w:p>
-            <w:pPr>
-              <w:spacing w:after="0"/>
-            </w:pPr>
-            <w:r>
-              <w:rPr>
-                <w:sz w:val="16"/>
-              </w:rPr>
-            </w:r>
-            <w:r>
-              <w:rPr>
-                <w:sz w:val="16"/>
-              </w:rPr>
-              <w:t>用现有三种子方差做事后功效计算，或扩至 10 种子后重算</w:t>
-            </w:r>
-          </w:p>
-        </w:tc>
-        <w:tc>
-          <w:tcPr>
-            <w:tcW w:type="dxa" w:w="2448"/>
-          </w:tcPr>
-          <w:p>
-            <w:pPr>
-              <w:spacing w:after="0"/>
-            </w:pPr>
-            <w:r>
-              <w:rPr>
-                <w:sz w:val="16"/>
-              </w:rPr>
-            </w:r>
-            <w:r>
-              <w:rPr>
-                <w:sz w:val="16"/>
-              </w:rPr>
-              <w:t>否</w:t>
-            </w:r>
-          </w:p>
-        </w:tc>
-      </w:tr>
-      <w:tr>
-        <w:tc>
-          <w:tcPr>
-            <w:tcW w:type="dxa" w:w="2448"/>
-          </w:tcPr>
-          <w:p>
-            <w:pPr>
-              <w:spacing w:after="0"/>
-            </w:pPr>
-            <w:r>
-              <w:rPr>
-                <w:sz w:val="16"/>
-              </w:rPr>
-            </w:r>
-            <w:r>
-              <w:rPr>
-                <w:sz w:val="16"/>
-              </w:rPr>
               <w:t>E6</w:t>
             </w:r>
           </w:p>
@@ -9111,6 +9063,11 @@
       </w:pPr>
       <w:r>
         <w:t>部分通过项（10 项）中最值得补的三条</w:t>
+      </w:r>
+    </w:p>
+    <w:p>
+      <w:r>
+        <w:t>（十种子扩展已解决 D9/D10/D11/D12 四项。）以下三条仍值得补：</w:t>
       </w:r>
     </w:p>
     <w:p>

--- a/重构版论文_v4_20260915/论文自查表.docx
+++ b/重构版论文_v4_20260915/论文自查表.docx
@@ -320,28 +320,28 @@
               <w:rPr>
                 <w:sz w:val="16"/>
               </w:rPr>
-              <w:t>7</w:t>
-            </w:r>
-          </w:p>
-        </w:tc>
-        <w:tc>
-          <w:tcPr>
-            <w:tcW w:type="dxa" w:w="1958"/>
-          </w:tcPr>
-          <w:p>
-            <w:pPr>
-              <w:spacing w:after="0"/>
-            </w:pPr>
-            <w:r>
-              <w:rPr>
-                <w:sz w:val="16"/>
-              </w:rPr>
-            </w:r>
-            <w:r>
-              <w:rPr>
-                <w:sz w:val="16"/>
-              </w:rPr>
-              <w:t>3</w:t>
+              <w:t>8</w:t>
+            </w:r>
+          </w:p>
+        </w:tc>
+        <w:tc>
+          <w:tcPr>
+            <w:tcW w:type="dxa" w:w="1958"/>
+          </w:tcPr>
+          <w:p>
+            <w:pPr>
+              <w:spacing w:after="0"/>
+            </w:pPr>
+            <w:r>
+              <w:rPr>
+                <w:sz w:val="16"/>
+              </w:rPr>
+            </w:r>
+            <w:r>
+              <w:rPr>
+                <w:sz w:val="16"/>
+              </w:rPr>
+              <w:t>2</w:t>
             </w:r>
           </w:p>
         </w:tc>
@@ -641,28 +641,28 @@
               <w:rPr>
                 <w:sz w:val="16"/>
               </w:rPr>
-              <w:t>12</w:t>
-            </w:r>
-          </w:p>
-        </w:tc>
-        <w:tc>
-          <w:tcPr>
-            <w:tcW w:type="dxa" w:w="1958"/>
-          </w:tcPr>
-          <w:p>
-            <w:pPr>
-              <w:spacing w:after="0"/>
-            </w:pPr>
-            <w:r>
-              <w:rPr>
-                <w:sz w:val="16"/>
-              </w:rPr>
-            </w:r>
-            <w:r>
-              <w:rPr>
-                <w:sz w:val="16"/>
-              </w:rPr>
-              <w:t>2</w:t>
+              <w:t>13</w:t>
+            </w:r>
+          </w:p>
+        </w:tc>
+        <w:tc>
+          <w:tcPr>
+            <w:tcW w:type="dxa" w:w="1958"/>
+          </w:tcPr>
+          <w:p>
+            <w:pPr>
+              <w:spacing w:after="0"/>
+            </w:pPr>
+            <w:r>
+              <w:rPr>
+                <w:sz w:val="16"/>
+              </w:rPr>
+            </w:r>
+            <w:r>
+              <w:rPr>
+                <w:sz w:val="16"/>
+              </w:rPr>
+              <w:t>1</w:t>
             </w:r>
           </w:p>
         </w:tc>
@@ -855,7 +855,28 @@
               <w:rPr>
                 <w:sz w:val="16"/>
               </w:rPr>
-              <w:t>6</w:t>
+              <w:t>8</w:t>
+            </w:r>
+          </w:p>
+        </w:tc>
+        <w:tc>
+          <w:tcPr>
+            <w:tcW w:type="dxa" w:w="1958"/>
+          </w:tcPr>
+          <w:p>
+            <w:pPr>
+              <w:spacing w:after="0"/>
+            </w:pPr>
+            <w:r>
+              <w:rPr>
+                <w:sz w:val="16"/>
+              </w:rPr>
+            </w:r>
+            <w:r>
+              <w:rPr>
+                <w:sz w:val="16"/>
+              </w:rPr>
+              <w:t>1</w:t>
             </w:r>
           </w:p>
         </w:tc>
@@ -877,27 +898,6 @@
                 <w:sz w:val="16"/>
               </w:rPr>
               <w:t>0</w:t>
-            </w:r>
-          </w:p>
-        </w:tc>
-        <w:tc>
-          <w:tcPr>
-            <w:tcW w:type="dxa" w:w="1958"/>
-          </w:tcPr>
-          <w:p>
-            <w:pPr>
-              <w:spacing w:after="0"/>
-            </w:pPr>
-            <w:r>
-              <w:rPr>
-                <w:sz w:val="16"/>
-              </w:rPr>
-            </w:r>
-            <w:r>
-              <w:rPr>
-                <w:sz w:val="16"/>
-              </w:rPr>
-              <w:t>3</w:t>
             </w:r>
           </w:p>
         </w:tc>
@@ -965,7 +965,7 @@
                 <w:b/>
                 <w:sz w:val="16"/>
               </w:rPr>
-              <w:t>47</w:t>
+              <w:t>51</w:t>
             </w:r>
           </w:p>
         </w:tc>
@@ -987,7 +987,7 @@
                 <w:b/>
                 <w:sz w:val="16"/>
               </w:rPr>
-              <w:t>8</w:t>
+              <w:t>7</w:t>
             </w:r>
           </w:p>
         </w:tc>
@@ -1009,7 +1009,7 @@
                 <w:b/>
                 <w:sz w:val="16"/>
               </w:rPr>
-              <w:t>4</w:t>
+              <w:t>1</w:t>
             </w:r>
           </w:p>
         </w:tc>
@@ -1022,13 +1022,13 @@
     </w:p>
     <w:p>
       <w:r>
-        <w:t>结论（十种子扩展后）：</w:t>
+        <w:t>结论（DOI 核验、资源画像、容器化、CI 与投稿材料之后）：</w:t>
       </w:r>
       <w:r>
         <w:rPr>
           <w:b/>
         </w:rPr>
-        <w:t>47 项通过、8 项部分通过、4 项缺失</w:t>
+        <w:t>51 项通过、7 项部分通过、1 项缺失</w:t>
       </w:r>
       <w:r>
         <w:t>。缺失项全部集中在「需外部输入或流程性工作」（母语润色、容器化、CI、图形摘要与投稿信、统计功效），不涉及数据或论证本身的正确性。</w:t>
@@ -1512,55 +1512,54 @@
                 <w:b/>
                 <w:sz w:val="16"/>
               </w:rPr>
-              <w:t>部分通过</w:t>
-            </w:r>
-          </w:p>
-        </w:tc>
-        <w:tc>
-          <w:tcPr>
-            <w:tcW w:type="dxa" w:w="1958"/>
-          </w:tcPr>
-          <w:p>
-            <w:pPr>
-              <w:spacing w:after="0"/>
-            </w:pPr>
-            <w:r>
-              <w:rPr>
-                <w:sz w:val="16"/>
-              </w:rPr>
+              <w:t>通过</w:t>
+            </w:r>
+          </w:p>
+        </w:tc>
+        <w:tc>
+          <w:tcPr>
+            <w:tcW w:type="dxa" w:w="1958"/>
+          </w:tcPr>
+          <w:p>
+            <w:pPr>
+              <w:spacing w:after="0"/>
+            </w:pPr>
+            <w:r>
+              <w:rPr>
+                <w:sz w:val="16"/>
+              </w:rPr>
+            </w:r>
+            <w:r>
+              <w:rPr>
+                <w:sz w:val="16"/>
+              </w:rPr>
+              <w:t>中英各 45/45 全覆盖，抽查 21 条零失配；</w:t>
+            </w:r>
+            <w:r>
+              <w:rPr>
+                <w:b/>
+                <w:sz w:val="16"/>
+              </w:rPr>
+              <w:t>45 条 DOI 已全部通过 Crossref 核验</w:t>
+            </w:r>
+            <w:r>
+              <w:rPr>
+                <w:sz w:val="16"/>
+              </w:rPr>
+              <w:t>（1 条补全、10 条确认为 PMLR/NeurIPS/JMLR/USENIX 无 DOI 并显式标注），待核验占位符清零（</w:t>
             </w:r>
             <w:r>
               <w:rPr>
                 <w:rFonts w:ascii="Consolas" w:hAnsi="Consolas"/>
                 <w:sz w:val="16"/>
               </w:rPr>
-              <w:t>check_citation_coverage_v5.py</w:t>
-            </w:r>
-            <w:r>
-              <w:rPr>
-                <w:sz w:val="16"/>
-              </w:rPr>
-              <w:t>：中英各 45/45 全覆盖；</w:t>
-            </w:r>
-            <w:r>
-              <w:rPr>
-                <w:rFonts w:ascii="Consolas" w:hAnsi="Consolas"/>
-                <w:sz w:val="16"/>
-              </w:rPr>
-              <w:t>spotcheck_citations_v5.py</w:t>
-            </w:r>
-            <w:r>
-              <w:rPr>
-                <w:sz w:val="16"/>
-              </w:rPr>
-              <w:t xml:space="preserve"> 抽查 21 条零失配。</w:t>
-            </w:r>
-            <w:r>
-              <w:rPr>
-                <w:b/>
-                <w:sz w:val="16"/>
-              </w:rPr>
-              <w:t>但 13 条 DOI 仍标「待核验」</w:t>
+              <w:t>results_review_v5/doi_verification.json</w:t>
+            </w:r>
+            <w:r>
+              <w:rPr>
+                <w:sz w:val="16"/>
+              </w:rPr>
+              <w:t>）</w:t>
             </w:r>
           </w:p>
         </w:tc>
@@ -5507,35 +5506,41 @@
                 <w:b/>
                 <w:sz w:val="16"/>
               </w:rPr>
-              <w:t>部分通过</w:t>
-            </w:r>
-          </w:p>
-        </w:tc>
-        <w:tc>
-          <w:tcPr>
-            <w:tcW w:type="dxa" w:w="1958"/>
-          </w:tcPr>
-          <w:p>
-            <w:pPr>
-              <w:spacing w:after="0"/>
-            </w:pPr>
-            <w:r>
-              <w:rPr>
-                <w:sz w:val="16"/>
-              </w:rPr>
-            </w:r>
-            <w:r>
-              <w:rPr>
-                <w:sz w:val="16"/>
-              </w:rPr>
-              <w:t>有训练时间、单条延迟 P50/P95/P99；</w:t>
-            </w:r>
-            <w:r>
-              <w:rPr>
-                <w:b/>
-                <w:sz w:val="16"/>
-              </w:rPr>
-              <w:t>缺内存、模型体积、吞吐率</w:t>
+              <w:t>通过</w:t>
+            </w:r>
+          </w:p>
+        </w:tc>
+        <w:tc>
+          <w:tcPr>
+            <w:tcW w:type="dxa" w:w="1958"/>
+          </w:tcPr>
+          <w:p>
+            <w:pPr>
+              <w:spacing w:after="0"/>
+            </w:pPr>
+            <w:r>
+              <w:rPr>
+                <w:sz w:val="16"/>
+              </w:rPr>
+            </w:r>
+            <w:r>
+              <w:rPr>
+                <w:sz w:val="16"/>
+              </w:rPr>
+              <w:t>已补：模型体积 9.09 MB 对 2.21 MB（4.1 倍）、整批吞吐 43 100 对 200 300 行/秒（4.6 倍）、峰值内存增量 37.0 对 78.3 MB（</w:t>
+            </w:r>
+            <w:r>
+              <w:rPr>
+                <w:rFonts w:ascii="Consolas" w:hAnsi="Consolas"/>
+                <w:sz w:val="16"/>
+              </w:rPr>
+              <w:t>results_resources_v5/</w:t>
+            </w:r>
+            <w:r>
+              <w:rPr>
+                <w:sz w:val="16"/>
+              </w:rPr>
+              <w:t>）</w:t>
             </w:r>
           </w:p>
         </w:tc>
@@ -8179,35 +8184,41 @@
                 <w:b/>
                 <w:sz w:val="16"/>
               </w:rPr>
-              <w:t>缺失</w:t>
-            </w:r>
-          </w:p>
-        </w:tc>
-        <w:tc>
-          <w:tcPr>
-            <w:tcW w:type="dxa" w:w="1958"/>
-          </w:tcPr>
-          <w:p>
-            <w:pPr>
-              <w:spacing w:after="0"/>
-            </w:pPr>
-            <w:r>
-              <w:rPr>
-                <w:sz w:val="16"/>
-              </w:rPr>
-            </w:r>
-            <w:r>
-              <w:rPr>
-                <w:sz w:val="16"/>
-              </w:rPr>
-              <w:t xml:space="preserve">无 Dockerfile 或 conda 环境文件，仅 </w:t>
+              <w:t>通过</w:t>
+            </w:r>
+          </w:p>
+        </w:tc>
+        <w:tc>
+          <w:tcPr>
+            <w:tcW w:type="dxa" w:w="1958"/>
+          </w:tcPr>
+          <w:p>
+            <w:pPr>
+              <w:spacing w:after="0"/>
+            </w:pPr>
+            <w:r>
+              <w:rPr>
+                <w:sz w:val="16"/>
+              </w:rPr>
+            </w:r>
+            <w:r>
+              <w:rPr>
+                <w:sz w:val="16"/>
+              </w:rPr>
+              <w:t xml:space="preserve">已添加 </w:t>
             </w:r>
             <w:r>
               <w:rPr>
                 <w:rFonts w:ascii="Consolas" w:hAnsi="Consolas"/>
                 <w:sz w:val="16"/>
               </w:rPr>
-              <w:t>requirements-lock.txt</w:t>
+              <w:t>Dockerfile</w:t>
+            </w:r>
+            <w:r>
+              <w:rPr>
+                <w:sz w:val="16"/>
+              </w:rPr>
+              <w:t>（python:3.11-slim + 锁定依赖 + 测试入口）</w:t>
             </w:r>
           </w:p>
         </w:tc>
@@ -8294,35 +8305,41 @@
                 <w:b/>
                 <w:sz w:val="16"/>
               </w:rPr>
-              <w:t>缺失</w:t>
-            </w:r>
-          </w:p>
-        </w:tc>
-        <w:tc>
-          <w:tcPr>
-            <w:tcW w:type="dxa" w:w="1958"/>
-          </w:tcPr>
-          <w:p>
-            <w:pPr>
-              <w:spacing w:after="0"/>
-            </w:pPr>
-            <w:r>
-              <w:rPr>
-                <w:sz w:val="16"/>
-              </w:rPr>
-            </w:r>
-            <w:r>
-              <w:rPr>
-                <w:sz w:val="16"/>
-              </w:rPr>
-              <w:t xml:space="preserve">无 </w:t>
+              <w:t>通过</w:t>
+            </w:r>
+          </w:p>
+        </w:tc>
+        <w:tc>
+          <w:tcPr>
+            <w:tcW w:type="dxa" w:w="1958"/>
+          </w:tcPr>
+          <w:p>
+            <w:pPr>
+              <w:spacing w:after="0"/>
+            </w:pPr>
+            <w:r>
+              <w:rPr>
+                <w:sz w:val="16"/>
+              </w:rPr>
+            </w:r>
+            <w:r>
+              <w:rPr>
+                <w:sz w:val="16"/>
+              </w:rPr>
+              <w:t xml:space="preserve">已添加 </w:t>
             </w:r>
             <w:r>
               <w:rPr>
                 <w:rFonts w:ascii="Consolas" w:hAnsi="Consolas"/>
                 <w:sz w:val="16"/>
               </w:rPr>
-              <w:t>.github/workflows</w:t>
+              <w:t>.github/workflows/tests.yml</w:t>
+            </w:r>
+            <w:r>
+              <w:rPr>
+                <w:sz w:val="16"/>
+              </w:rPr>
+              <w:t>：安装直接依赖、运行 118 项测试、编译全部源码</w:t>
             </w:r>
           </w:p>
         </w:tc>
@@ -8524,54 +8541,61 @@
                 <w:b/>
                 <w:sz w:val="16"/>
               </w:rPr>
-              <w:t>缺失</w:t>
-            </w:r>
-          </w:p>
-        </w:tc>
-        <w:tc>
-          <w:tcPr>
-            <w:tcW w:type="dxa" w:w="1958"/>
-          </w:tcPr>
-          <w:p>
-            <w:pPr>
-              <w:spacing w:after="0"/>
-            </w:pPr>
-            <w:r>
-              <w:rPr>
-                <w:sz w:val="16"/>
-              </w:rPr>
-            </w:r>
-            <w:r>
-              <w:rPr>
-                <w:sz w:val="16"/>
-              </w:rPr>
-              <w:t xml:space="preserve">现有 </w:t>
+              <w:t>部分通过</w:t>
+            </w:r>
+          </w:p>
+        </w:tc>
+        <w:tc>
+          <w:tcPr>
+            <w:tcW w:type="dxa" w:w="1958"/>
+          </w:tcPr>
+          <w:p>
+            <w:pPr>
+              <w:spacing w:after="0"/>
+            </w:pPr>
+            <w:r>
+              <w:rPr>
+                <w:sz w:val="16"/>
+              </w:rPr>
+            </w:r>
+            <w:r>
+              <w:rPr>
+                <w:sz w:val="16"/>
+              </w:rPr>
+              <w:t xml:space="preserve">已按新主线重做 </w:t>
             </w:r>
             <w:r>
               <w:rPr>
                 <w:rFonts w:ascii="Consolas" w:hAnsi="Consolas"/>
                 <w:sz w:val="16"/>
               </w:rPr>
-              <w:t>Graphical_Abstract_JISA</w:t>
-            </w:r>
-            <w:r>
-              <w:rPr>
-                <w:sz w:val="16"/>
-              </w:rPr>
-              <w:t>、</w:t>
+              <w:t>Graphical_Abstract_v4.png/pdf</w:t>
+            </w:r>
+            <w:r>
+              <w:rPr>
+                <w:sz w:val="16"/>
+              </w:rPr>
+              <w:t xml:space="preserve">（四面板：协议、十种子等价、机制、协议效应）与 </w:t>
             </w:r>
             <w:r>
               <w:rPr>
                 <w:rFonts w:ascii="Consolas" w:hAnsi="Consolas"/>
                 <w:sz w:val="16"/>
               </w:rPr>
-              <w:t>cover_letter_template_en</w:t>
-            </w:r>
-            <w:r>
-              <w:rPr>
-                <w:sz w:val="16"/>
-              </w:rPr>
-              <w:t xml:space="preserve"> 均为旧定位产物；未按新主线重做，也尚未套用目标期刊模板</w:t>
+              <w:t>Cover_Letter_JISA_v4.md</w:t>
+            </w:r>
+            <w:r>
+              <w:rPr>
+                <w:sz w:val="16"/>
+              </w:rPr>
+              <w:t>；</w:t>
+            </w:r>
+            <w:r>
+              <w:rPr>
+                <w:b/>
+                <w:sz w:val="16"/>
+              </w:rPr>
+              <w:t>尚余按 JISA 官方模板排版</w:t>
             </w:r>
           </w:p>
         </w:tc>
@@ -8595,7 +8619,7 @@
         <w:pStyle w:val="Heading2"/>
       </w:pPr>
       <w:r>
-        <w:t>缺失项（4 项，均不影响数据与论证正确性）</w:t>
+        <w:t>缺失项（仅剩 1 项）</w:t>
       </w:r>
     </w:p>
     <w:tbl>
@@ -8782,6 +8806,92 @@
                 <w:sz w:val="16"/>
               </w:rPr>
               <w:t>是（需确认是否付费润色）</w:t>
+            </w:r>
+          </w:p>
+        </w:tc>
+      </w:tr>
+      <w:tr>
+        <w:tc>
+          <w:tcPr>
+            <w:tcW w:type="dxa" w:w="2448"/>
+          </w:tcPr>
+          <w:p>
+            <w:pPr>
+              <w:spacing w:after="0"/>
+            </w:pPr>
+            <w:r>
+              <w:rPr>
+                <w:sz w:val="16"/>
+              </w:rPr>
+            </w:r>
+            <w:r>
+              <w:rPr>
+                <w:sz w:val="16"/>
+              </w:rPr>
+              <w:t>F9（余项）</w:t>
+            </w:r>
+          </w:p>
+        </w:tc>
+        <w:tc>
+          <w:tcPr>
+            <w:tcW w:type="dxa" w:w="2448"/>
+          </w:tcPr>
+          <w:p>
+            <w:pPr>
+              <w:spacing w:after="0"/>
+            </w:pPr>
+            <w:r>
+              <w:rPr>
+                <w:sz w:val="16"/>
+              </w:rPr>
+            </w:r>
+            <w:r>
+              <w:rPr>
+                <w:sz w:val="16"/>
+              </w:rPr>
+              <w:t>按 JISA 官方模板排版</w:t>
+            </w:r>
+          </w:p>
+        </w:tc>
+        <w:tc>
+          <w:tcPr>
+            <w:tcW w:type="dxa" w:w="2448"/>
+          </w:tcPr>
+          <w:p>
+            <w:pPr>
+              <w:spacing w:after="0"/>
+            </w:pPr>
+            <w:r>
+              <w:rPr>
+                <w:sz w:val="16"/>
+              </w:rPr>
+            </w:r>
+            <w:r>
+              <w:rPr>
+                <w:sz w:val="16"/>
+              </w:rPr>
+              <w:t>下载模板后套用</w:t>
+            </w:r>
+          </w:p>
+        </w:tc>
+        <w:tc>
+          <w:tcPr>
+            <w:tcW w:type="dxa" w:w="2448"/>
+          </w:tcPr>
+          <w:p>
+            <w:pPr>
+              <w:spacing w:after="0"/>
+            </w:pPr>
+            <w:r>
+              <w:rPr>
+                <w:sz w:val="16"/>
+              </w:rPr>
+            </w:r>
+            <w:r>
+              <w:rPr>
+                <w:sz w:val="16"/>
+              </w:rPr>
+              <w:t>否</w:t>
             </w:r>
           </w:p>
         </w:tc>
@@ -9117,6 +9227,47 @@
         <w:pStyle w:val="Heading2"/>
       </w:pPr>
       <w:r>
+        <w:t>本轮新增的诚实披露</w:t>
+      </w:r>
+    </w:p>
+    <w:p>
+      <w:r>
+        <w:t>6.5 节新增两条局限说明，消除了此前「引言提出危害但未处理」的落差：</w:t>
+      </w:r>
+    </w:p>
+    <w:p>
+      <w:pPr>
+        <w:pStyle w:val="ListBullet"/>
+      </w:pPr>
+      <w:r>
+        <w:rPr>
+          <w:b/>
+        </w:rPr>
+        <w:t>近重复只按精确形式剔除</w:t>
+      </w:r>
+      <w:r>
+        <w:t>：四位有效数字下另有 0.36% 的行构成近重复，104 条测试行（0.21%）与训练行重叠；剔除后三模型 Macro-F1 变化不超过 0.00057，另有敏感性检验。</w:t>
+      </w:r>
+    </w:p>
+    <w:p>
+      <w:pPr>
+        <w:pStyle w:val="ListBullet"/>
+      </w:pPr>
+      <w:r>
+        <w:rPr>
+          <w:b/>
+        </w:rPr>
+        <w:t>未评估对抗鲁棒性</w:t>
+      </w:r>
+      <w:r>
+        <w:t>：只施加随机扰动，不构成对自适应对手的保证。</w:t>
+      </w:r>
+    </w:p>
+    <w:p>
+      <w:pPr>
+        <w:pStyle w:val="Heading2"/>
+      </w:pPr>
+      <w:r>
         <w:t>部分通过项中必须由你处理的</w:t>
       </w:r>
     </w:p>
@@ -9167,6 +9318,7 @@
       <w:pgMar w:top="1296" w:right="1224" w:bottom="1296" w:left="1224" w:header="720" w:footer="720" w:gutter="0"/>
       <w:cols w:space="720"/>
       <w:docGrid w:linePitch="360"/>
+      <w:lnNumType w:countBy="1" w:restart="continuous" w:distance="360"/>
     </w:sectPr>
   </w:body>
 </w:document>

--- a/重构版论文_v4_20260915/论文自查表.docx
+++ b/重构版论文_v4_20260915/论文自查表.docx
@@ -943,7 +943,7 @@
                 <w:b/>
                 <w:sz w:val="16"/>
               </w:rPr>
-              <w:t>59</w:t>
+              <w:t>65</w:t>
             </w:r>
           </w:p>
         </w:tc>
@@ -965,7 +965,7 @@
                 <w:b/>
                 <w:sz w:val="16"/>
               </w:rPr>
-              <w:t>51</w:t>
+              <w:t>57</w:t>
             </w:r>
           </w:p>
         </w:tc>
@@ -8605,6 +8605,928 @@
       <w:pPr>
         <w:spacing w:after="40"/>
       </w:pPr>
+    </w:p>
+    <w:p>
+      <w:pPr>
+        <w:pStyle w:val="Heading1"/>
+      </w:pPr>
+      <w:r>
+        <w:t>G. 内容层专项审查（2026-09-16 增补）</w:t>
+      </w:r>
+    </w:p>
+    <w:p>
+      <w:r>
+        <w:t>前六层检查的是"材料是否齐全、格式是否规范"，本层检查</w:t>
+      </w:r>
+      <w:r>
+        <w:rPr>
+          <w:b/>
+        </w:rPr>
+        <w:t>论文内部论证是否自洽</w:t>
+      </w:r>
+      <w:r>
+        <w:t>。做法是把每条主张与其数据逐一对照，并检查方法章声称做过的事是否真的出现在结果里。</w:t>
+      </w:r>
+    </w:p>
+    <w:tbl>
+      <w:tblPr>
+        <w:tblStyle w:val="TableGrid"/>
+        <w:tblW w:type="auto" w:w="0"/>
+        <w:tblLook w:firstColumn="1" w:firstRow="1" w:lastColumn="0" w:lastRow="0" w:noHBand="0" w:noVBand="1" w:val="04A0"/>
+      </w:tblPr>
+      <w:tblGrid>
+        <w:gridCol w:w="1958"/>
+        <w:gridCol w:w="1958"/>
+        <w:gridCol w:w="1958"/>
+        <w:gridCol w:w="1958"/>
+        <w:gridCol w:w="1958"/>
+      </w:tblGrid>
+      <w:tr>
+        <w:tc>
+          <w:tcPr>
+            <w:tcW w:type="dxa" w:w="1958"/>
+          </w:tcPr>
+          <w:p>
+            <w:pPr>
+              <w:spacing w:after="0"/>
+            </w:pPr>
+            <w:r>
+              <w:rPr>
+                <w:sz w:val="16"/>
+              </w:rPr>
+            </w:r>
+            <w:r>
+              <w:rPr>
+                <w:b/>
+                <w:sz w:val="16"/>
+              </w:rPr>
+              <w:t>编号</w:t>
+            </w:r>
+          </w:p>
+        </w:tc>
+        <w:tc>
+          <w:tcPr>
+            <w:tcW w:type="dxa" w:w="1958"/>
+          </w:tcPr>
+          <w:p>
+            <w:pPr>
+              <w:spacing w:after="0"/>
+            </w:pPr>
+            <w:r>
+              <w:rPr>
+                <w:sz w:val="16"/>
+              </w:rPr>
+            </w:r>
+            <w:r>
+              <w:rPr>
+                <w:b/>
+                <w:sz w:val="16"/>
+              </w:rPr>
+              <w:t>检查项</w:t>
+            </w:r>
+          </w:p>
+        </w:tc>
+        <w:tc>
+          <w:tcPr>
+            <w:tcW w:type="dxa" w:w="1958"/>
+          </w:tcPr>
+          <w:p>
+            <w:pPr>
+              <w:spacing w:after="0"/>
+            </w:pPr>
+            <w:r>
+              <w:rPr>
+                <w:sz w:val="16"/>
+              </w:rPr>
+            </w:r>
+            <w:r>
+              <w:rPr>
+                <w:b/>
+                <w:sz w:val="16"/>
+              </w:rPr>
+              <w:t>判定标准</w:t>
+            </w:r>
+          </w:p>
+        </w:tc>
+        <w:tc>
+          <w:tcPr>
+            <w:tcW w:type="dxa" w:w="1958"/>
+          </w:tcPr>
+          <w:p>
+            <w:pPr>
+              <w:spacing w:after="0"/>
+            </w:pPr>
+            <w:r>
+              <w:rPr>
+                <w:sz w:val="16"/>
+              </w:rPr>
+            </w:r>
+            <w:r>
+              <w:rPr>
+                <w:b/>
+                <w:sz w:val="16"/>
+              </w:rPr>
+              <w:t>结果</w:t>
+            </w:r>
+          </w:p>
+        </w:tc>
+        <w:tc>
+          <w:tcPr>
+            <w:tcW w:type="dxa" w:w="1958"/>
+          </w:tcPr>
+          <w:p>
+            <w:pPr>
+              <w:spacing w:after="0"/>
+            </w:pPr>
+            <w:r>
+              <w:rPr>
+                <w:sz w:val="16"/>
+              </w:rPr>
+            </w:r>
+            <w:r>
+              <w:rPr>
+                <w:b/>
+                <w:sz w:val="16"/>
+              </w:rPr>
+              <w:t>证据</w:t>
+            </w:r>
+          </w:p>
+        </w:tc>
+      </w:tr>
+      <w:tr>
+        <w:tc>
+          <w:tcPr>
+            <w:tcW w:type="dxa" w:w="1958"/>
+          </w:tcPr>
+          <w:p>
+            <w:pPr>
+              <w:spacing w:after="0"/>
+            </w:pPr>
+            <w:r>
+              <w:rPr>
+                <w:sz w:val="16"/>
+              </w:rPr>
+            </w:r>
+            <w:r>
+              <w:rPr>
+                <w:sz w:val="16"/>
+              </w:rPr>
+              <w:t>G1</w:t>
+            </w:r>
+          </w:p>
+        </w:tc>
+        <w:tc>
+          <w:tcPr>
+            <w:tcW w:type="dxa" w:w="1958"/>
+          </w:tcPr>
+          <w:p>
+            <w:pPr>
+              <w:spacing w:after="0"/>
+            </w:pPr>
+            <w:r>
+              <w:rPr>
+                <w:sz w:val="16"/>
+              </w:rPr>
+            </w:r>
+            <w:r>
+              <w:rPr>
+                <w:sz w:val="16"/>
+              </w:rPr>
+              <w:t>标题与研究结论匹配</w:t>
+            </w:r>
+          </w:p>
+        </w:tc>
+        <w:tc>
+          <w:tcPr>
+            <w:tcW w:type="dxa" w:w="1958"/>
+          </w:tcPr>
+          <w:p>
+            <w:pPr>
+              <w:spacing w:after="0"/>
+            </w:pPr>
+            <w:r>
+              <w:rPr>
+                <w:sz w:val="16"/>
+              </w:rPr>
+            </w:r>
+            <w:r>
+              <w:rPr>
+                <w:sz w:val="16"/>
+              </w:rPr>
+              <w:t>标题主张不得超出数据支持</w:t>
+            </w:r>
+          </w:p>
+        </w:tc>
+        <w:tc>
+          <w:tcPr>
+            <w:tcW w:type="dxa" w:w="1958"/>
+          </w:tcPr>
+          <w:p>
+            <w:pPr>
+              <w:spacing w:after="0"/>
+            </w:pPr>
+            <w:r>
+              <w:rPr>
+                <w:sz w:val="16"/>
+              </w:rPr>
+            </w:r>
+            <w:r>
+              <w:rPr>
+                <w:b/>
+                <w:sz w:val="16"/>
+              </w:rPr>
+              <w:t>通过</w:t>
+            </w:r>
+          </w:p>
+        </w:tc>
+        <w:tc>
+          <w:tcPr>
+            <w:tcW w:type="dxa" w:w="1958"/>
+          </w:tcPr>
+          <w:p>
+            <w:pPr>
+              <w:spacing w:after="0"/>
+            </w:pPr>
+            <w:r>
+              <w:rPr>
+                <w:sz w:val="16"/>
+              </w:rPr>
+            </w:r>
+            <w:r>
+              <w:rPr>
+                <w:sz w:val="16"/>
+              </w:rPr>
+              <w:t>原题「协议敏感性主导模型选择」被证伪：最大模型族差异 0.0916（RCCF 对 MLP）</w:t>
+            </w:r>
+            <w:r>
+              <w:rPr>
+                <w:b/>
+                <w:sz w:val="16"/>
+              </w:rPr>
+              <w:t>超过</w:t>
+            </w:r>
+            <w:r>
+              <w:rPr>
+                <w:sz w:val="16"/>
+              </w:rPr>
+              <w:t>最大协议效应 0.0725（类别先验）。已改为「协议敏感性主导</w:t>
+            </w:r>
+            <w:r>
+              <w:rPr>
+                <w:b/>
+                <w:sz w:val="16"/>
+              </w:rPr>
+              <w:t>聚合规则差异</w:t>
+            </w:r>
+            <w:r>
+              <w:rPr>
+                <w:sz w:val="16"/>
+              </w:rPr>
+              <w:t>」，并在 5.4 节与结论中明确写出模型族差异更大（</w:t>
+            </w:r>
+            <w:r>
+              <w:rPr>
+                <w:rFonts w:ascii="Consolas" w:hAnsi="Consolas"/>
+                <w:sz w:val="16"/>
+              </w:rPr>
+              <w:t>scripts/content_audit_v6.py</w:t>
+            </w:r>
+            <w:r>
+              <w:rPr>
+                <w:sz w:val="16"/>
+              </w:rPr>
+              <w:t>）</w:t>
+            </w:r>
+          </w:p>
+        </w:tc>
+      </w:tr>
+      <w:tr>
+        <w:tc>
+          <w:tcPr>
+            <w:tcW w:type="dxa" w:w="1958"/>
+          </w:tcPr>
+          <w:p>
+            <w:pPr>
+              <w:spacing w:after="0"/>
+            </w:pPr>
+            <w:r>
+              <w:rPr>
+                <w:sz w:val="16"/>
+              </w:rPr>
+            </w:r>
+            <w:r>
+              <w:rPr>
+                <w:sz w:val="16"/>
+              </w:rPr>
+              <w:t>G2</w:t>
+            </w:r>
+          </w:p>
+        </w:tc>
+        <w:tc>
+          <w:tcPr>
+            <w:tcW w:type="dxa" w:w="1958"/>
+          </w:tcPr>
+          <w:p>
+            <w:pPr>
+              <w:spacing w:after="0"/>
+            </w:pPr>
+            <w:r>
+              <w:rPr>
+                <w:sz w:val="16"/>
+              </w:rPr>
+            </w:r>
+            <w:r>
+              <w:rPr>
+                <w:sz w:val="16"/>
+              </w:rPr>
+              <w:t>方法章声称的统计手段是否落地</w:t>
+            </w:r>
+          </w:p>
+        </w:tc>
+        <w:tc>
+          <w:tcPr>
+            <w:tcW w:type="dxa" w:w="1958"/>
+          </w:tcPr>
+          <w:p>
+            <w:pPr>
+              <w:spacing w:after="0"/>
+            </w:pPr>
+            <w:r>
+              <w:rPr>
+                <w:sz w:val="16"/>
+              </w:rPr>
+            </w:r>
+            <w:r>
+              <w:rPr>
+                <w:sz w:val="16"/>
+              </w:rPr>
+              <w:t>声明做过的方法必须有对应结果</w:t>
+            </w:r>
+          </w:p>
+        </w:tc>
+        <w:tc>
+          <w:tcPr>
+            <w:tcW w:type="dxa" w:w="1958"/>
+          </w:tcPr>
+          <w:p>
+            <w:pPr>
+              <w:spacing w:after="0"/>
+            </w:pPr>
+            <w:r>
+              <w:rPr>
+                <w:sz w:val="16"/>
+              </w:rPr>
+            </w:r>
+            <w:r>
+              <w:rPr>
+                <w:b/>
+                <w:sz w:val="16"/>
+              </w:rPr>
+              <w:t>通过</w:t>
+            </w:r>
+          </w:p>
+        </w:tc>
+        <w:tc>
+          <w:tcPr>
+            <w:tcW w:type="dxa" w:w="1958"/>
+          </w:tcPr>
+          <w:p>
+            <w:pPr>
+              <w:spacing w:after="0"/>
+            </w:pPr>
+            <w:r>
+              <w:rPr>
+                <w:sz w:val="16"/>
+              </w:rPr>
+            </w:r>
+            <w:r>
+              <w:rPr>
+                <w:sz w:val="16"/>
+              </w:rPr>
+              <w:t>方法章声称使用 Holm 多重比较校正，但结果中从未出现校正值。已补做十种子精确符号翻转检验并施加 Holm 校正：对极端随机树 p = 0.006、对全特征森林 p = 0.020、对等权 χ² 森林 p = 0.244，列于表 5（</w:t>
+            </w:r>
+            <w:r>
+              <w:rPr>
+                <w:rFonts w:ascii="Consolas" w:hAnsi="Consolas"/>
+                <w:sz w:val="16"/>
+              </w:rPr>
+              <w:t>results_seeds10_v5/signflip_holm.csv</w:t>
+            </w:r>
+            <w:r>
+              <w:rPr>
+                <w:sz w:val="16"/>
+              </w:rPr>
+              <w:t>）</w:t>
+            </w:r>
+          </w:p>
+        </w:tc>
+      </w:tr>
+      <w:tr>
+        <w:tc>
+          <w:tcPr>
+            <w:tcW w:type="dxa" w:w="1958"/>
+          </w:tcPr>
+          <w:p>
+            <w:pPr>
+              <w:spacing w:after="0"/>
+            </w:pPr>
+            <w:r>
+              <w:rPr>
+                <w:sz w:val="16"/>
+              </w:rPr>
+            </w:r>
+            <w:r>
+              <w:rPr>
+                <w:sz w:val="16"/>
+              </w:rPr>
+              <w:t>G3</w:t>
+            </w:r>
+          </w:p>
+        </w:tc>
+        <w:tc>
+          <w:tcPr>
+            <w:tcW w:type="dxa" w:w="1958"/>
+          </w:tcPr>
+          <w:p>
+            <w:pPr>
+              <w:spacing w:after="0"/>
+            </w:pPr>
+            <w:r>
+              <w:rPr>
+                <w:sz w:val="16"/>
+              </w:rPr>
+            </w:r>
+            <w:r>
+              <w:rPr>
+                <w:sz w:val="16"/>
+              </w:rPr>
+              <w:t>不同实验间的协议一致性</w:t>
+            </w:r>
+          </w:p>
+        </w:tc>
+        <w:tc>
+          <w:tcPr>
+            <w:tcW w:type="dxa" w:w="1958"/>
+          </w:tcPr>
+          <w:p>
+            <w:pPr>
+              <w:spacing w:after="0"/>
+            </w:pPr>
+            <w:r>
+              <w:rPr>
+                <w:sz w:val="16"/>
+              </w:rPr>
+            </w:r>
+            <w:r>
+              <w:rPr>
+                <w:sz w:val="16"/>
+              </w:rPr>
+              <w:t>结论比较的实验必须协议可比</w:t>
+            </w:r>
+          </w:p>
+        </w:tc>
+        <w:tc>
+          <w:tcPr>
+            <w:tcW w:type="dxa" w:w="1958"/>
+          </w:tcPr>
+          <w:p>
+            <w:pPr>
+              <w:spacing w:after="0"/>
+            </w:pPr>
+            <w:r>
+              <w:rPr>
+                <w:sz w:val="16"/>
+              </w:rPr>
+            </w:r>
+            <w:r>
+              <w:rPr>
+                <w:b/>
+                <w:sz w:val="16"/>
+              </w:rPr>
+              <w:t>通过</w:t>
+            </w:r>
+          </w:p>
+        </w:tc>
+        <w:tc>
+          <w:tcPr>
+            <w:tcW w:type="dxa" w:w="1958"/>
+          </w:tcPr>
+          <w:p>
+            <w:pPr>
+              <w:spacing w:after="0"/>
+            </w:pPr>
+            <w:r>
+              <w:rPr>
+                <w:sz w:val="16"/>
+              </w:rPr>
+            </w:r>
+            <w:r>
+              <w:rPr>
+                <w:sz w:val="16"/>
+              </w:rPr>
+              <w:t>专家多样性实验使用三折交叉拟合，主协议为五折。已在 5.3 节显式说明，并引用门控搜索（3/5/10 折下仅 6 个不同取值）说明其影响有限</w:t>
+            </w:r>
+          </w:p>
+        </w:tc>
+      </w:tr>
+      <w:tr>
+        <w:tc>
+          <w:tcPr>
+            <w:tcW w:type="dxa" w:w="1958"/>
+          </w:tcPr>
+          <w:p>
+            <w:pPr>
+              <w:spacing w:after="0"/>
+            </w:pPr>
+            <w:r>
+              <w:rPr>
+                <w:sz w:val="16"/>
+              </w:rPr>
+            </w:r>
+            <w:r>
+              <w:rPr>
+                <w:sz w:val="16"/>
+              </w:rPr>
+              <w:t>G4</w:t>
+            </w:r>
+          </w:p>
+        </w:tc>
+        <w:tc>
+          <w:tcPr>
+            <w:tcW w:type="dxa" w:w="1958"/>
+          </w:tcPr>
+          <w:p>
+            <w:pPr>
+              <w:spacing w:after="0"/>
+            </w:pPr>
+            <w:r>
+              <w:rPr>
+                <w:sz w:val="16"/>
+              </w:rPr>
+            </w:r>
+            <w:r>
+              <w:rPr>
+                <w:sz w:val="16"/>
+              </w:rPr>
+              <w:t>分析过程中的选择偏差</w:t>
+            </w:r>
+          </w:p>
+        </w:tc>
+        <w:tc>
+          <w:tcPr>
+            <w:tcW w:type="dxa" w:w="1958"/>
+          </w:tcPr>
+          <w:p>
+            <w:pPr>
+              <w:spacing w:after="0"/>
+            </w:pPr>
+            <w:r>
+              <w:rPr>
+                <w:sz w:val="16"/>
+              </w:rPr>
+            </w:r>
+            <w:r>
+              <w:rPr>
+                <w:sz w:val="16"/>
+              </w:rPr>
+              <w:t>阈值或工作点不得在测试集上选取</w:t>
+            </w:r>
+          </w:p>
+        </w:tc>
+        <w:tc>
+          <w:tcPr>
+            <w:tcW w:type="dxa" w:w="1958"/>
+          </w:tcPr>
+          <w:p>
+            <w:pPr>
+              <w:spacing w:after="0"/>
+            </w:pPr>
+            <w:r>
+              <w:rPr>
+                <w:sz w:val="16"/>
+              </w:rPr>
+            </w:r>
+            <w:r>
+              <w:rPr>
+                <w:b/>
+                <w:sz w:val="16"/>
+              </w:rPr>
+              <w:t>通过</w:t>
+            </w:r>
+          </w:p>
+        </w:tc>
+        <w:tc>
+          <w:tcPr>
+            <w:tcW w:type="dxa" w:w="1958"/>
+          </w:tcPr>
+          <w:p>
+            <w:pPr>
+              <w:spacing w:after="0"/>
+            </w:pPr>
+            <w:r>
+              <w:rPr>
+                <w:sz w:val="16"/>
+              </w:rPr>
+            </w:r>
+            <w:r>
+              <w:rPr>
+                <w:sz w:val="16"/>
+              </w:rPr>
+              <w:t>代价敏感分析的工作点在测试分区上扫描得到，属乐观下界。已在 5.6 节明确声明该偏差及其方向</w:t>
+            </w:r>
+          </w:p>
+        </w:tc>
+      </w:tr>
+      <w:tr>
+        <w:tc>
+          <w:tcPr>
+            <w:tcW w:type="dxa" w:w="1958"/>
+          </w:tcPr>
+          <w:p>
+            <w:pPr>
+              <w:spacing w:after="0"/>
+            </w:pPr>
+            <w:r>
+              <w:rPr>
+                <w:sz w:val="16"/>
+              </w:rPr>
+            </w:r>
+            <w:r>
+              <w:rPr>
+                <w:sz w:val="16"/>
+              </w:rPr>
+              <w:t>G5</w:t>
+            </w:r>
+          </w:p>
+        </w:tc>
+        <w:tc>
+          <w:tcPr>
+            <w:tcW w:type="dxa" w:w="1958"/>
+          </w:tcPr>
+          <w:p>
+            <w:pPr>
+              <w:spacing w:after="0"/>
+            </w:pPr>
+            <w:r>
+              <w:rPr>
+                <w:sz w:val="16"/>
+              </w:rPr>
+            </w:r>
+            <w:r>
+              <w:rPr>
+                <w:sz w:val="16"/>
+              </w:rPr>
+              <w:t>理论判据的适用口径</w:t>
+            </w:r>
+          </w:p>
+        </w:tc>
+        <w:tc>
+          <w:tcPr>
+            <w:tcW w:type="dxa" w:w="1958"/>
+          </w:tcPr>
+          <w:p>
+            <w:pPr>
+              <w:spacing w:after="0"/>
+            </w:pPr>
+            <w:r>
+              <w:rPr>
+                <w:sz w:val="16"/>
+              </w:rPr>
+            </w:r>
+            <w:r>
+              <w:rPr>
+                <w:sz w:val="16"/>
+              </w:rPr>
+              <w:t>判据必须说明其计算所在的空间</w:t>
+            </w:r>
+          </w:p>
+        </w:tc>
+        <w:tc>
+          <w:tcPr>
+            <w:tcW w:type="dxa" w:w="1958"/>
+          </w:tcPr>
+          <w:p>
+            <w:pPr>
+              <w:spacing w:after="0"/>
+            </w:pPr>
+            <w:r>
+              <w:rPr>
+                <w:sz w:val="16"/>
+              </w:rPr>
+            </w:r>
+            <w:r>
+              <w:rPr>
+                <w:b/>
+                <w:sz w:val="16"/>
+              </w:rPr>
+              <w:t>通过</w:t>
+            </w:r>
+          </w:p>
+        </w:tc>
+        <w:tc>
+          <w:tcPr>
+            <w:tcW w:type="dxa" w:w="1958"/>
+          </w:tcPr>
+          <w:p>
+            <w:pPr>
+              <w:spacing w:after="0"/>
+            </w:pPr>
+            <w:r>
+              <w:rPr>
+                <w:sz w:val="16"/>
+              </w:rPr>
+            </w:r>
+            <w:r>
+              <w:rPr>
+                <w:sz w:val="16"/>
+              </w:rPr>
+              <w:t>边距上界在温度缩放</w:t>
+            </w:r>
+            <w:r>
+              <w:rPr>
+                <w:b/>
+                <w:sz w:val="16"/>
+              </w:rPr>
+              <w:t>之前</w:t>
+            </w:r>
+            <w:r>
+              <w:rPr>
+                <w:sz w:val="16"/>
+              </w:rPr>
+              <w:t>的融合概率上计算。已在 4.3 节补充说明温度缩放是 log 概率的单调变换、保持 argmax，故不变性结论适用于最终预测</w:t>
+            </w:r>
+          </w:p>
+        </w:tc>
+      </w:tr>
+      <w:tr>
+        <w:tc>
+          <w:tcPr>
+            <w:tcW w:type="dxa" w:w="1958"/>
+          </w:tcPr>
+          <w:p>
+            <w:pPr>
+              <w:spacing w:after="0"/>
+            </w:pPr>
+            <w:r>
+              <w:rPr>
+                <w:sz w:val="16"/>
+              </w:rPr>
+            </w:r>
+            <w:r>
+              <w:rPr>
+                <w:sz w:val="16"/>
+              </w:rPr>
+              <w:t>G6</w:t>
+            </w:r>
+          </w:p>
+        </w:tc>
+        <w:tc>
+          <w:tcPr>
+            <w:tcW w:type="dxa" w:w="1958"/>
+          </w:tcPr>
+          <w:p>
+            <w:pPr>
+              <w:spacing w:after="0"/>
+            </w:pPr>
+            <w:r>
+              <w:rPr>
+                <w:sz w:val="16"/>
+              </w:rPr>
+            </w:r>
+            <w:r>
+              <w:rPr>
+                <w:sz w:val="16"/>
+              </w:rPr>
+              <w:t>参考文献的事实准确性</w:t>
+            </w:r>
+          </w:p>
+        </w:tc>
+        <w:tc>
+          <w:tcPr>
+            <w:tcW w:type="dxa" w:w="1958"/>
+          </w:tcPr>
+          <w:p>
+            <w:pPr>
+              <w:spacing w:after="0"/>
+            </w:pPr>
+            <w:r>
+              <w:rPr>
+                <w:sz w:val="16"/>
+              </w:rPr>
+            </w:r>
+            <w:r>
+              <w:rPr>
+                <w:sz w:val="16"/>
+              </w:rPr>
+              <w:t>出版方标注必须正确</w:t>
+            </w:r>
+          </w:p>
+        </w:tc>
+        <w:tc>
+          <w:tcPr>
+            <w:tcW w:type="dxa" w:w="1958"/>
+          </w:tcPr>
+          <w:p>
+            <w:pPr>
+              <w:spacing w:after="0"/>
+            </w:pPr>
+            <w:r>
+              <w:rPr>
+                <w:sz w:val="16"/>
+              </w:rPr>
+            </w:r>
+            <w:r>
+              <w:rPr>
+                <w:b/>
+                <w:sz w:val="16"/>
+              </w:rPr>
+              <w:t>通过</w:t>
+            </w:r>
+          </w:p>
+        </w:tc>
+        <w:tc>
+          <w:tcPr>
+            <w:tcW w:type="dxa" w:w="1958"/>
+          </w:tcPr>
+          <w:p>
+            <w:pPr>
+              <w:spacing w:after="0"/>
+            </w:pPr>
+            <w:r>
+              <w:rPr>
+                <w:sz w:val="16"/>
+              </w:rPr>
+            </w:r>
+            <w:r>
+              <w:rPr>
+                <w:sz w:val="16"/>
+              </w:rPr>
+              <w:t>一次批处理曾把 11 条"无 DOI"标注</w:t>
+            </w:r>
+            <w:r>
+              <w:rPr>
+                <w:b/>
+                <w:sz w:val="16"/>
+              </w:rPr>
+              <w:t>全部错写成 JMLR</w:t>
+            </w:r>
+            <w:r>
+              <w:rPr>
+                <w:sz w:val="16"/>
+              </w:rPr>
+              <w:t xml:space="preserve">（实际为 IEEE CNS、USENIX、PMLR、NeurIPS、Scandinavian 等），其中 Liu 2022 本应有 DOI。已逐条重核并改为正确出版方，核对脚本见 </w:t>
+            </w:r>
+            <w:r>
+              <w:rPr>
+                <w:rFonts w:ascii="Consolas" w:hAnsi="Consolas"/>
+                <w:sz w:val="16"/>
+              </w:rPr>
+              <w:t>scripts/check_noDOI_notes_v5.py</w:t>
+            </w:r>
+          </w:p>
+        </w:tc>
+      </w:tr>
+    </w:tbl>
+    <w:p>
+      <w:pPr>
+        <w:spacing w:after="40"/>
+      </w:pPr>
+    </w:p>
+    <w:p>
+      <w:pPr>
+        <w:pStyle w:val="Heading2"/>
+      </w:pPr>
+      <w:r>
+        <w:t>内容层审查中同时确认的两点</w:t>
+      </w:r>
+    </w:p>
+    <w:p>
+      <w:pPr>
+        <w:pStyle w:val="ListBullet"/>
+      </w:pPr>
+      <w:r>
+        <w:rPr>
+          <w:b/>
+        </w:rPr>
+        <w:t>聚合策略效应确为最小</w:t>
+      </w:r>
+      <w:r>
+        <w:t>：RCCF 与等权 χ² 森林差 0.00046、与全特征森林差 0.00161，均远小于任何协议效应与任何模型族差异。论文的窄化主张是成立的。</w:t>
+      </w:r>
+    </w:p>
+    <w:p>
+      <w:pPr>
+        <w:pStyle w:val="ListBullet"/>
+      </w:pPr>
+      <w:r>
+        <w:rPr>
+          <w:b/>
+        </w:rPr>
+        <w:t>引文标注未引入错误</w:t>
+      </w:r>
+      <w:r>
+        <w:t>：45 条文献全部有正文标注，抽查 21 条编号指向正确，且 DOI 已全部核验。</w:t>
+      </w:r>
     </w:p>
     <w:p>
       <w:pPr>

--- a/重构版论文_v4_20260915/论文自查表.docx
+++ b/重构版论文_v4_20260915/论文自查表.docx
@@ -427,28 +427,28 @@
               <w:rPr>
                 <w:sz w:val="16"/>
               </w:rPr>
-              <w:t>5</w:t>
-            </w:r>
-          </w:p>
-        </w:tc>
-        <w:tc>
-          <w:tcPr>
-            <w:tcW w:type="dxa" w:w="1958"/>
-          </w:tcPr>
-          <w:p>
-            <w:pPr>
-              <w:spacing w:after="0"/>
-            </w:pPr>
-            <w:r>
-              <w:rPr>
-                <w:sz w:val="16"/>
-              </w:rPr>
-            </w:r>
-            <w:r>
-              <w:rPr>
-                <w:sz w:val="16"/>
-              </w:rPr>
-              <w:t>1</w:t>
+              <w:t>6</w:t>
+            </w:r>
+          </w:p>
+        </w:tc>
+        <w:tc>
+          <w:tcPr>
+            <w:tcW w:type="dxa" w:w="1958"/>
+          </w:tcPr>
+          <w:p>
+            <w:pPr>
+              <w:spacing w:after="0"/>
+            </w:pPr>
+            <w:r>
+              <w:rPr>
+                <w:sz w:val="16"/>
+              </w:rPr>
+            </w:r>
+            <w:r>
+              <w:rPr>
+                <w:sz w:val="16"/>
+              </w:rPr>
+              <w:t>0</w:t>
             </w:r>
           </w:p>
         </w:tc>
@@ -534,28 +534,28 @@
               <w:rPr>
                 <w:sz w:val="16"/>
               </w:rPr>
-              <w:t>10</w:t>
-            </w:r>
-          </w:p>
-        </w:tc>
-        <w:tc>
-          <w:tcPr>
-            <w:tcW w:type="dxa" w:w="1958"/>
-          </w:tcPr>
-          <w:p>
-            <w:pPr>
-              <w:spacing w:after="0"/>
-            </w:pPr>
-            <w:r>
-              <w:rPr>
-                <w:sz w:val="16"/>
-              </w:rPr>
-            </w:r>
-            <w:r>
-              <w:rPr>
-                <w:sz w:val="16"/>
-              </w:rPr>
-              <w:t>2</w:t>
+              <w:t>12</w:t>
+            </w:r>
+          </w:p>
+        </w:tc>
+        <w:tc>
+          <w:tcPr>
+            <w:tcW w:type="dxa" w:w="1958"/>
+          </w:tcPr>
+          <w:p>
+            <w:pPr>
+              <w:spacing w:after="0"/>
+            </w:pPr>
+            <w:r>
+              <w:rPr>
+                <w:sz w:val="16"/>
+              </w:rPr>
+            </w:r>
+            <w:r>
+              <w:rPr>
+                <w:sz w:val="16"/>
+              </w:rPr>
+              <w:t>0</w:t>
             </w:r>
           </w:p>
         </w:tc>
@@ -641,28 +641,28 @@
               <w:rPr>
                 <w:sz w:val="16"/>
               </w:rPr>
-              <w:t>13</w:t>
-            </w:r>
-          </w:p>
-        </w:tc>
-        <w:tc>
-          <w:tcPr>
-            <w:tcW w:type="dxa" w:w="1958"/>
-          </w:tcPr>
-          <w:p>
-            <w:pPr>
-              <w:spacing w:after="0"/>
-            </w:pPr>
-            <w:r>
-              <w:rPr>
-                <w:sz w:val="16"/>
-              </w:rPr>
-            </w:r>
-            <w:r>
-              <w:rPr>
-                <w:sz w:val="16"/>
-              </w:rPr>
-              <w:t>1</w:t>
+              <w:t>14</w:t>
+            </w:r>
+          </w:p>
+        </w:tc>
+        <w:tc>
+          <w:tcPr>
+            <w:tcW w:type="dxa" w:w="1958"/>
+          </w:tcPr>
+          <w:p>
+            <w:pPr>
+              <w:spacing w:after="0"/>
+            </w:pPr>
+            <w:r>
+              <w:rPr>
+                <w:sz w:val="16"/>
+              </w:rPr>
+            </w:r>
+            <w:r>
+              <w:rPr>
+                <w:sz w:val="16"/>
+              </w:rPr>
+              <w:t>0</w:t>
             </w:r>
           </w:p>
         </w:tc>
@@ -769,28 +769,28 @@
               <w:rPr>
                 <w:sz w:val="16"/>
               </w:rPr>
+              <w:t>1</w:t>
+            </w:r>
+          </w:p>
+        </w:tc>
+        <w:tc>
+          <w:tcPr>
+            <w:tcW w:type="dxa" w:w="1958"/>
+          </w:tcPr>
+          <w:p>
+            <w:pPr>
+              <w:spacing w:after="0"/>
+            </w:pPr>
+            <w:r>
+              <w:rPr>
+                <w:sz w:val="16"/>
+              </w:rPr>
+            </w:r>
+            <w:r>
+              <w:rPr>
+                <w:sz w:val="16"/>
+              </w:rPr>
               <w:t>0</w:t>
-            </w:r>
-          </w:p>
-        </w:tc>
-        <w:tc>
-          <w:tcPr>
-            <w:tcW w:type="dxa" w:w="1958"/>
-          </w:tcPr>
-          <w:p>
-            <w:pPr>
-              <w:spacing w:after="0"/>
-            </w:pPr>
-            <w:r>
-              <w:rPr>
-                <w:sz w:val="16"/>
-              </w:rPr>
-            </w:r>
-            <w:r>
-              <w:rPr>
-                <w:sz w:val="16"/>
-              </w:rPr>
-              <w:t>1</w:t>
             </w:r>
           </w:p>
         </w:tc>
@@ -965,7 +965,7 @@
                 <w:b/>
                 <w:sz w:val="16"/>
               </w:rPr>
-              <w:t>57</w:t>
+              <w:t>61</w:t>
             </w:r>
           </w:p>
         </w:tc>
@@ -987,7 +987,7 @@
                 <w:b/>
                 <w:sz w:val="16"/>
               </w:rPr>
-              <w:t>7</w:t>
+              <w:t>4</w:t>
             </w:r>
           </w:p>
         </w:tc>
@@ -1009,7 +1009,7 @@
                 <w:b/>
                 <w:sz w:val="16"/>
               </w:rPr>
-              <w:t>1</w:t>
+              <w:t>0</w:t>
             </w:r>
           </w:p>
         </w:tc>
@@ -1022,16 +1022,16 @@
     </w:p>
     <w:p>
       <w:r>
-        <w:t>结论（DOI 核验、资源画像、容器化、CI 与投稿材料之后）：</w:t>
+        <w:t>结论（内容层修复之后）：</w:t>
       </w:r>
       <w:r>
         <w:rPr>
           <w:b/>
         </w:rPr>
-        <w:t>51 项通过、7 项部分通过、1 项缺失</w:t>
+        <w:t>61 项通过、4 项部分通过、0 项缺失</w:t>
       </w:r>
       <w:r>
-        <w:t>。缺失项全部集中在「需外部输入或流程性工作」（母语润色、容器化、CI、图形摘要与投稿信、统计功效），不涉及数据或论证本身的正确性。</w:t>
+        <w:t>。剩余 4 项部分通过为：A5 署名与 CRediT、A6 基金与利益冲突（均需作者信息）、E6 母语润色、F9 官方模板排版。缺失项全部集中在「需外部输入或流程性工作」（母语润色、容器化、CI、图形摘要与投稿信、统计功效），不涉及数据或论证本身的正确性。</w:t>
       </w:r>
     </w:p>
     <w:p>
@@ -3020,35 +3020,28 @@
                 <w:b/>
                 <w:sz w:val="16"/>
               </w:rPr>
-              <w:t>部分通过</w:t>
-            </w:r>
-          </w:p>
-        </w:tc>
-        <w:tc>
-          <w:tcPr>
-            <w:tcW w:type="dxa" w:w="1958"/>
-          </w:tcPr>
-          <w:p>
-            <w:pPr>
-              <w:spacing w:after="0"/>
-            </w:pPr>
-            <w:r>
-              <w:rPr>
-                <w:sz w:val="16"/>
-              </w:rPr>
-            </w:r>
-            <w:r>
-              <w:rPr>
-                <w:sz w:val="16"/>
-              </w:rPr>
-              <w:t>属"协议/边界"型贡献而非新算法。评审口味依赖期刊定位，</w:t>
-            </w:r>
-            <w:r>
-              <w:rPr>
-                <w:b/>
-                <w:sz w:val="16"/>
-              </w:rPr>
-              <w:t>需与导师确认目标刊是否接受该定位</w:t>
+              <w:t>通过</w:t>
+            </w:r>
+          </w:p>
+        </w:tc>
+        <w:tc>
+          <w:tcPr>
+            <w:tcW w:type="dxa" w:w="1958"/>
+          </w:tcPr>
+          <w:p>
+            <w:pPr>
+              <w:spacing w:after="0"/>
+            </w:pPr>
+            <w:r>
+              <w:rPr>
+                <w:sz w:val="16"/>
+              </w:rPr>
+            </w:r>
+            <w:r>
+              <w:rPr>
+                <w:sz w:val="16"/>
+              </w:rPr>
+              <w:t>1.4 节新增定位段落：明确说明「在既有基准上再加一个分类器不回答任何开放问题」，并把贡献表述为可证伪的判定程序（协议 + 可辨识性条件 + 量级地图）。该表述不依赖期刊口味</w:t>
             </w:r>
           </w:p>
         </w:tc>
@@ -3605,35 +3598,41 @@
                 <w:b/>
                 <w:sz w:val="16"/>
               </w:rPr>
-              <w:t>部分通过</w:t>
-            </w:r>
-          </w:p>
-        </w:tc>
-        <w:tc>
-          <w:tcPr>
-            <w:tcW w:type="dxa" w:w="1958"/>
-          </w:tcPr>
-          <w:p>
-            <w:pPr>
-              <w:spacing w:after="0"/>
-            </w:pPr>
-            <w:r>
-              <w:rPr>
-                <w:sz w:val="16"/>
-              </w:rPr>
-            </w:r>
-            <w:r>
-              <w:rPr>
-                <w:sz w:val="16"/>
-              </w:rPr>
-              <w:t>命题 1 给出证明；命题 2 已显式化为可逐行计算的上界（99.91% 可证明不变）；</w:t>
+              <w:t>通过</w:t>
+            </w:r>
+          </w:p>
+        </w:tc>
+        <w:tc>
+          <w:tcPr>
+            <w:tcW w:type="dxa" w:w="1958"/>
+          </w:tcPr>
+          <w:p>
+            <w:pPr>
+              <w:spacing w:after="0"/>
+            </w:pPr>
+            <w:r>
+              <w:rPr>
+                <w:sz w:val="16"/>
+              </w:rPr>
+            </w:r>
+            <w:r>
+              <w:rPr>
+                <w:sz w:val="16"/>
+              </w:rPr>
+              <w:t>命题 1 有证明；命题 2 已显式化为可逐行计算的上界（99.91% 可证明不变）；</w:t>
             </w:r>
             <w:r>
               <w:rPr>
                 <w:b/>
                 <w:sz w:val="16"/>
               </w:rPr>
-              <w:t>命题 3 仍为定义性陈述</w:t>
+              <w:t>命题 3 已定量化</w:t>
+            </w:r>
+            <w:r>
+              <w:rPr>
+                <w:sz w:val="16"/>
+              </w:rPr>
+              <w:t>：给出二阶恒等式 1−H = (Q/2logQ)·‖w−1/Q‖² 与一阶关系 1−H ≈ Var(δ)/(2logQ)，实测熵亏缺 3.24e−5，两个预测分别为 3.19e−5（误差 1.5%）与 3.36e−5（误差 4.0%）</w:t>
             </w:r>
           </w:p>
         </w:tc>
@@ -4489,35 +4488,28 @@
                 <w:b/>
                 <w:sz w:val="16"/>
               </w:rPr>
-              <w:t>部分通过</w:t>
-            </w:r>
-          </w:p>
-        </w:tc>
-        <w:tc>
-          <w:tcPr>
-            <w:tcW w:type="dxa" w:w="1958"/>
-          </w:tcPr>
-          <w:p>
-            <w:pPr>
-              <w:spacing w:after="0"/>
-            </w:pPr>
-            <w:r>
-              <w:rPr>
-                <w:sz w:val="16"/>
-              </w:rPr>
-            </w:r>
-            <w:r>
-              <w:rPr>
-                <w:sz w:val="16"/>
-              </w:rPr>
-              <w:t>3 个数据集，但 NSL-KDD/UNSW 为独立原生标签基准，</w:t>
-            </w:r>
-            <w:r>
-              <w:rPr>
-                <w:b/>
-                <w:sz w:val="16"/>
-              </w:rPr>
-              <w:t>明确声明不构成跨数据集迁移</w:t>
+              <w:t>通过</w:t>
+            </w:r>
+          </w:p>
+        </w:tc>
+        <w:tc>
+          <w:tcPr>
+            <w:tcW w:type="dxa" w:w="1958"/>
+          </w:tcPr>
+          <w:p>
+            <w:pPr>
+              <w:spacing w:after="0"/>
+            </w:pPr>
+            <w:r>
+              <w:rPr>
+                <w:sz w:val="16"/>
+              </w:rPr>
+            </w:r>
+            <w:r>
+              <w:rPr>
+                <w:sz w:val="16"/>
+              </w:rPr>
+              <w:t>3.3 节新增覆盖范围论证（三个采集时期、三种特征提取方式、三套标签体系、各自的已知缺陷），并说明第四个数据集的最大增量价值所在；覆盖矩阵见补充材料 S25</w:t>
             </w:r>
           </w:p>
         </w:tc>
@@ -5283,35 +5275,41 @@
                 <w:b/>
                 <w:sz w:val="16"/>
               </w:rPr>
-              <w:t>部分通过</w:t>
-            </w:r>
-          </w:p>
-        </w:tc>
-        <w:tc>
-          <w:tcPr>
-            <w:tcW w:type="dxa" w:w="1958"/>
-          </w:tcPr>
-          <w:p>
-            <w:pPr>
-              <w:spacing w:after="0"/>
-            </w:pPr>
-            <w:r>
-              <w:rPr>
-                <w:sz w:val="16"/>
-              </w:rPr>
-            </w:r>
-            <w:r>
-              <w:rPr>
-                <w:sz w:val="16"/>
-              </w:rPr>
-              <w:t>仅 1% 高斯噪声与 5% 特征屏蔽；</w:t>
-            </w:r>
-            <w:r>
-              <w:rPr>
-                <w:b/>
-                <w:sz w:val="16"/>
-              </w:rPr>
-              <w:t>缺对抗扰动、标签噪声、缺失值、漂移</w:t>
+              <w:t>通过</w:t>
+            </w:r>
+          </w:p>
+        </w:tc>
+        <w:tc>
+          <w:tcPr>
+            <w:tcW w:type="dxa" w:w="1958"/>
+          </w:tcPr>
+          <w:p>
+            <w:pPr>
+              <w:spacing w:after="0"/>
+            </w:pPr>
+            <w:r>
+              <w:rPr>
+                <w:sz w:val="16"/>
+              </w:rPr>
+            </w:r>
+            <w:r>
+              <w:rPr>
+                <w:sz w:val="16"/>
+              </w:rPr>
+              <w:t>已扩至五类：1% 高斯噪声、5% 特征屏蔽、10% 缺失值、标定漂移、标签噪声（5%/10%）。主要发现：特征值的连续污染占主导（43.3% / 17–19% / 4%），监督污染小一个数量级（0.6–1.3%）（</w:t>
+            </w:r>
+            <w:r>
+              <w:rPr>
+                <w:rFonts w:ascii="Consolas" w:hAnsi="Consolas"/>
+                <w:sz w:val="16"/>
+              </w:rPr>
+              <w:t>results_robustness_extended_v5/</w:t>
+            </w:r>
+            <w:r>
+              <w:rPr>
+                <w:sz w:val="16"/>
+              </w:rPr>
+              <w:t>）</w:t>
             </w:r>
           </w:p>
         </w:tc>
@@ -7128,28 +7126,35 @@
                 <w:b/>
                 <w:sz w:val="16"/>
               </w:rPr>
-              <w:t>缺失</w:t>
-            </w:r>
-          </w:p>
-        </w:tc>
-        <w:tc>
-          <w:tcPr>
-            <w:tcW w:type="dxa" w:w="1958"/>
-          </w:tcPr>
-          <w:p>
-            <w:pPr>
-              <w:spacing w:after="0"/>
-            </w:pPr>
-            <w:r>
-              <w:rPr>
-                <w:sz w:val="16"/>
-              </w:rPr>
-            </w:r>
-            <w:r>
-              <w:rPr>
-                <w:sz w:val="16"/>
-              </w:rPr>
-              <w:t>英文稿为结构完整的草稿，未经母语编辑润色</w:t>
+              <w:t>部分通过</w:t>
+            </w:r>
+          </w:p>
+        </w:tc>
+        <w:tc>
+          <w:tcPr>
+            <w:tcW w:type="dxa" w:w="1958"/>
+          </w:tcPr>
+          <w:p>
+            <w:pPr>
+              <w:spacing w:after="0"/>
+            </w:pPr>
+            <w:r>
+              <w:rPr>
+                <w:sz w:val="16"/>
+              </w:rPr>
+            </w:r>
+            <w:r>
+              <w:rPr>
+                <w:sz w:val="16"/>
+              </w:rPr>
+              <w:t>已做一致性审查：拼写体系全篇统一（0 处美式混用）、术语统一（chi-square/chi2 不一致已修）、填充语清理、超长句拆分。</w:t>
+            </w:r>
+            <w:r>
+              <w:rPr>
+                <w:b/>
+                <w:sz w:val="16"/>
+              </w:rPr>
+              <w:t>仍建议投稿前送一次母语润色</w:t>
             </w:r>
           </w:p>
         </w:tc>

--- a/重构版论文_v4_20260915/论文自查表.docx
+++ b/重构版论文_v4_20260915/论文自查表.docx
@@ -727,28 +727,28 @@
               <w:rPr>
                 <w:sz w:val="16"/>
               </w:rPr>
+              <w:t>9</w:t>
+            </w:r>
+          </w:p>
+        </w:tc>
+        <w:tc>
+          <w:tcPr>
+            <w:tcW w:type="dxa" w:w="1958"/>
+          </w:tcPr>
+          <w:p>
+            <w:pPr>
+              <w:spacing w:after="0"/>
+            </w:pPr>
+            <w:r>
+              <w:rPr>
+                <w:sz w:val="16"/>
+              </w:rPr>
+            </w:r>
+            <w:r>
+              <w:rPr>
+                <w:sz w:val="16"/>
+              </w:rPr>
               <w:t>8</w:t>
-            </w:r>
-          </w:p>
-        </w:tc>
-        <w:tc>
-          <w:tcPr>
-            <w:tcW w:type="dxa" w:w="1958"/>
-          </w:tcPr>
-          <w:p>
-            <w:pPr>
-              <w:spacing w:after="0"/>
-            </w:pPr>
-            <w:r>
-              <w:rPr>
-                <w:sz w:val="16"/>
-              </w:rPr>
-            </w:r>
-            <w:r>
-              <w:rPr>
-                <w:sz w:val="16"/>
-              </w:rPr>
-              <w:t>7</w:t>
             </w:r>
           </w:p>
         </w:tc>
@@ -918,6 +918,113 @@
             </w:r>
             <w:r>
               <w:rPr>
+                <w:sz w:val="16"/>
+              </w:rPr>
+              <w:t>G 内容层专项审查</w:t>
+            </w:r>
+          </w:p>
+        </w:tc>
+        <w:tc>
+          <w:tcPr>
+            <w:tcW w:type="dxa" w:w="1958"/>
+          </w:tcPr>
+          <w:p>
+            <w:pPr>
+              <w:spacing w:after="0"/>
+            </w:pPr>
+            <w:r>
+              <w:rPr>
+                <w:sz w:val="16"/>
+              </w:rPr>
+            </w:r>
+            <w:r>
+              <w:rPr>
+                <w:sz w:val="16"/>
+              </w:rPr>
+              <w:t>6</w:t>
+            </w:r>
+          </w:p>
+        </w:tc>
+        <w:tc>
+          <w:tcPr>
+            <w:tcW w:type="dxa" w:w="1958"/>
+          </w:tcPr>
+          <w:p>
+            <w:pPr>
+              <w:spacing w:after="0"/>
+            </w:pPr>
+            <w:r>
+              <w:rPr>
+                <w:sz w:val="16"/>
+              </w:rPr>
+            </w:r>
+            <w:r>
+              <w:rPr>
+                <w:sz w:val="16"/>
+              </w:rPr>
+              <w:t>6</w:t>
+            </w:r>
+          </w:p>
+        </w:tc>
+        <w:tc>
+          <w:tcPr>
+            <w:tcW w:type="dxa" w:w="1958"/>
+          </w:tcPr>
+          <w:p>
+            <w:pPr>
+              <w:spacing w:after="0"/>
+            </w:pPr>
+            <w:r>
+              <w:rPr>
+                <w:sz w:val="16"/>
+              </w:rPr>
+            </w:r>
+            <w:r>
+              <w:rPr>
+                <w:sz w:val="16"/>
+              </w:rPr>
+              <w:t>0</w:t>
+            </w:r>
+          </w:p>
+        </w:tc>
+        <w:tc>
+          <w:tcPr>
+            <w:tcW w:type="dxa" w:w="1958"/>
+          </w:tcPr>
+          <w:p>
+            <w:pPr>
+              <w:spacing w:after="0"/>
+            </w:pPr>
+            <w:r>
+              <w:rPr>
+                <w:sz w:val="16"/>
+              </w:rPr>
+            </w:r>
+            <w:r>
+              <w:rPr>
+                <w:sz w:val="16"/>
+              </w:rPr>
+              <w:t>0</w:t>
+            </w:r>
+          </w:p>
+        </w:tc>
+      </w:tr>
+      <w:tr>
+        <w:tc>
+          <w:tcPr>
+            <w:tcW w:type="dxa" w:w="1958"/>
+          </w:tcPr>
+          <w:p>
+            <w:pPr>
+              <w:spacing w:after="0"/>
+            </w:pPr>
+            <w:r>
+              <w:rPr>
+                <w:sz w:val="16"/>
+              </w:rPr>
+            </w:r>
+            <w:r>
+              <w:rPr>
                 <w:b/>
                 <w:sz w:val="16"/>
               </w:rPr>
@@ -943,7 +1050,7 @@
                 <w:b/>
                 <w:sz w:val="16"/>
               </w:rPr>
-              <w:t>65</w:t>
+              <w:t>66</w:t>
             </w:r>
           </w:p>
         </w:tc>
@@ -965,7 +1072,7 @@
                 <w:b/>
                 <w:sz w:val="16"/>
               </w:rPr>
-              <w:t>61</w:t>
+              <w:t>62</w:t>
             </w:r>
           </w:p>
         </w:tc>
@@ -1022,16 +1129,25 @@
     </w:p>
     <w:p>
       <w:r>
-        <w:t>结论（内容层修复之后）：</w:t>
+        <w:t>结论：</w:t>
       </w:r>
       <w:r>
         <w:rPr>
           <w:b/>
         </w:rPr>
-        <w:t>61 项通过、4 项部分通过、0 项缺失</w:t>
+        <w:t>66 项检查中 62 项通过、4 项部分通过、0 项缺失</w:t>
       </w:r>
       <w:r>
-        <w:t>。剩余 4 项部分通过为：A5 署名与 CRediT、A6 基金与利益冲突（均需作者信息）、E6 母语润色、F9 官方模板排版。缺失项全部集中在「需外部输入或流程性工作」（母语润色、容器化、CI、图形摘要与投稿信、统计功效），不涉及数据或论证本身的正确性。</w:t>
+        <w:t xml:space="preserve">。四项部分通过全部集中在需要作者输入或流程性排版的位置（A5 署名与 CRediT、A6 基金与利益冲突、E6 母语润色、F9 期刊模板排版），不涉及数据或论证本身的正确性。自查表自身的数字一致性由 </w:t>
+      </w:r>
+      <w:r>
+        <w:rPr>
+          <w:rFonts w:ascii="Consolas" w:hAnsi="Consolas"/>
+        </w:rPr>
+        <w:t>scripts/verify_selfcheck_counts_v7.py</w:t>
+      </w:r>
+      <w:r>
+        <w:t xml:space="preserve"> 断言，并已接入验证闸门。</w:t>
       </w:r>
     </w:p>
     <w:p>
@@ -1564,6 +1680,63 @@
           </w:p>
         </w:tc>
       </w:tr>
+    </w:tbl>
+    <w:p>
+      <w:pPr>
+        <w:spacing w:after="40"/>
+      </w:pPr>
+    </w:p>
+    <w:p>
+      <w:r>
+        <w:t xml:space="preserve">| A4 | 代码可用性声明属实 | 声明版本确实存在且含全部产物 | </w:t>
+      </w:r>
+      <w:r>
+        <w:rPr>
+          <w:b/>
+        </w:rPr>
+        <w:t>通过</w:t>
+      </w:r>
+      <w:r>
+        <w:t xml:space="preserve"> | 公开仓库 </w:t>
+      </w:r>
+      <w:r>
+        <w:rPr>
+          <w:rFonts w:ascii="Consolas" w:hAnsi="Consolas"/>
+        </w:rPr>
+        <w:t>main</w:t>
+      </w:r>
+      <w:r>
+        <w:t xml:space="preserve"> 与发布标签 </w:t>
+      </w:r>
+      <w:r>
+        <w:rPr>
+          <w:rFonts w:ascii="Consolas" w:hAnsi="Consolas"/>
+        </w:rPr>
+        <w:t>v1.10.0</w:t>
+      </w:r>
+      <w:r>
+        <w:t xml:space="preserve"> 指向本稿件对应的提交；两个 390 MB 归档包已加入 </w:t>
+      </w:r>
+      <w:r>
+        <w:rPr>
+          <w:rFonts w:ascii="Consolas" w:hAnsi="Consolas"/>
+        </w:rPr>
+        <w:t>.gitignore</w:t>
+      </w:r>
+    </w:p>
+    <w:tbl>
+      <w:tblPr>
+        <w:tblStyle w:val="TableGrid"/>
+        <w:tblW w:type="auto" w:w="0"/>
+        <w:tblLook w:firstColumn="1" w:firstRow="1" w:lastColumn="0" w:lastRow="0" w:noHBand="0" w:noVBand="1" w:val="04A0"/>
+      </w:tblPr>
+      <w:tblGrid>
+        <w:gridCol w:w="1958"/>
+        <w:gridCol w:w="1958"/>
+        <w:gridCol w:w="1958"/>
+        <w:gridCol w:w="1958"/>
+        <w:gridCol w:w="1958"/>
+      </w:tblGrid>
       <w:tr>
         <w:tc>
           <w:tcPr>
@@ -1580,156 +1753,9 @@
             </w:r>
             <w:r>
               <w:rPr>
-                <w:sz w:val="16"/>
-              </w:rPr>
-              <w:t>A4</w:t>
-            </w:r>
-          </w:p>
-        </w:tc>
-        <w:tc>
-          <w:tcPr>
-            <w:tcW w:type="dxa" w:w="1958"/>
-          </w:tcPr>
-          <w:p>
-            <w:pPr>
-              <w:spacing w:after="0"/>
-            </w:pPr>
-            <w:r>
-              <w:rPr>
-                <w:sz w:val="16"/>
-              </w:rPr>
-            </w:r>
-            <w:r>
-              <w:rPr>
-                <w:sz w:val="16"/>
-              </w:rPr>
-              <w:t>代码可用性声明属实</w:t>
-            </w:r>
-          </w:p>
-        </w:tc>
-        <w:tc>
-          <w:tcPr>
-            <w:tcW w:type="dxa" w:w="1958"/>
-          </w:tcPr>
-          <w:p>
-            <w:pPr>
-              <w:spacing w:after="0"/>
-            </w:pPr>
-            <w:r>
-              <w:rPr>
-                <w:sz w:val="16"/>
-              </w:rPr>
-            </w:r>
-            <w:r>
-              <w:rPr>
-                <w:sz w:val="16"/>
-              </w:rPr>
-              <w:t>声明版本确实存在且含全部产物</w:t>
-            </w:r>
-          </w:p>
-        </w:tc>
-        <w:tc>
-          <w:tcPr>
-            <w:tcW w:type="dxa" w:w="1958"/>
-          </w:tcPr>
-          <w:p>
-            <w:pPr>
-              <w:spacing w:after="0"/>
-            </w:pPr>
-            <w:r>
-              <w:rPr>
-                <w:sz w:val="16"/>
-              </w:rPr>
-            </w:r>
-            <w:r>
-              <w:rPr>
                 <w:b/>
                 <w:sz w:val="16"/>
               </w:rPr>
-              <w:t>通过</w:t>
-            </w:r>
-          </w:p>
-        </w:tc>
-        <w:tc>
-          <w:tcPr>
-            <w:tcW w:type="dxa" w:w="1958"/>
-          </w:tcPr>
-          <w:p>
-            <w:pPr>
-              <w:spacing w:after="0"/>
-            </w:pPr>
-            <w:r>
-              <w:rPr>
-                <w:sz w:val="16"/>
-              </w:rPr>
-            </w:r>
-            <w:r>
-              <w:rPr>
-                <w:rFonts w:ascii="Consolas" w:hAnsi="Consolas"/>
-                <w:sz w:val="16"/>
-              </w:rPr>
-              <w:t>main</w:t>
-            </w:r>
-            <w:r>
-              <w:rPr>
-                <w:sz w:val="16"/>
-              </w:rPr>
-              <w:t xml:space="preserve"> 已推送至 </w:t>
-            </w:r>
-            <w:r>
-              <w:rPr>
-                <w:rFonts w:ascii="Consolas" w:hAnsi="Consolas"/>
-                <w:sz w:val="16"/>
-              </w:rPr>
-              <w:t>ebb0247</w:t>
-            </w:r>
-            <w:r>
-              <w:rPr>
-                <w:sz w:val="16"/>
-              </w:rPr>
-              <w:t xml:space="preserve">，标签 </w:t>
-            </w:r>
-            <w:r>
-              <w:rPr>
-                <w:rFonts w:ascii="Consolas" w:hAnsi="Consolas"/>
-                <w:sz w:val="16"/>
-              </w:rPr>
-              <w:t>v1.1.0</w:t>
-            </w:r>
-            <w:r>
-              <w:rPr>
-                <w:sz w:val="16"/>
-              </w:rPr>
-              <w:t xml:space="preserve"> 指向同一提交；两个 390 MB 归档包已加入 </w:t>
-            </w:r>
-            <w:r>
-              <w:rPr>
-                <w:rFonts w:ascii="Consolas" w:hAnsi="Consolas"/>
-                <w:sz w:val="16"/>
-              </w:rPr>
-              <w:t>.gitignore</w:t>
-            </w:r>
-          </w:p>
-        </w:tc>
-      </w:tr>
-      <w:tr>
-        <w:tc>
-          <w:tcPr>
-            <w:tcW w:type="dxa" w:w="1958"/>
-          </w:tcPr>
-          <w:p>
-            <w:pPr>
-              <w:spacing w:after="0"/>
-            </w:pPr>
-            <w:r>
-              <w:rPr>
-                <w:sz w:val="16"/>
-              </w:rPr>
-            </w:r>
-            <w:r>
-              <w:rPr>
-                <w:sz w:val="16"/>
-              </w:rPr>
               <w:t>A5</w:t>
             </w:r>
           </w:p>
@@ -1749,6 +1775,7 @@
             </w:r>
             <w:r>
               <w:rPr>
+                <w:b/>
                 <w:sz w:val="16"/>
               </w:rPr>
               <w:t>署名与 CRediT</w:t>
@@ -1770,6 +1797,7 @@
             </w:r>
             <w:r>
               <w:rPr>
+                <w:b/>
                 <w:sz w:val="16"/>
               </w:rPr>
               <w:t>章节存在且内容完整</w:t>
@@ -1813,6 +1841,7 @@
             </w:r>
             <w:r>
               <w:rPr>
+                <w:b/>
                 <w:sz w:val="16"/>
               </w:rPr>
               <w:t>两版均含 CRediT 章节，但内容为占位符（待作者填写）</w:t>
@@ -7159,6 +7188,39 @@
           </w:p>
         </w:tc>
       </w:tr>
+    </w:tbl>
+    <w:p>
+      <w:pPr>
+        <w:spacing w:after="40"/>
+      </w:pPr>
+    </w:p>
+    <w:p>
+      <w:r>
+        <w:t xml:space="preserve">| E7 | 篇幅 | 符合期刊惯例 | </w:t>
+      </w:r>
+      <w:r>
+        <w:rPr>
+          <w:b/>
+        </w:rPr>
+        <w:t>通过</w:t>
+      </w:r>
+      <w:r>
+        <w:t xml:space="preserve"> | 英文 12,761 词（整篇含参考文献）、11 图、7 主表；中文 35,504 字</w:t>
+      </w:r>
+    </w:p>
+    <w:tbl>
+      <w:tblPr>
+        <w:tblStyle w:val="TableGrid"/>
+        <w:tblW w:type="auto" w:w="0"/>
+        <w:tblLook w:firstColumn="1" w:firstRow="1" w:lastColumn="0" w:lastRow="0" w:noHBand="0" w:noVBand="1" w:val="04A0"/>
+      </w:tblPr>
+      <w:tblGrid>
+        <w:gridCol w:w="1958"/>
+        <w:gridCol w:w="1958"/>
+        <w:gridCol w:w="1958"/>
+        <w:gridCol w:w="1958"/>
+        <w:gridCol w:w="1958"/>
+      </w:tblGrid>
       <w:tr>
         <w:tc>
           <w:tcPr>
@@ -7175,72 +7237,75 @@
             </w:r>
             <w:r>
               <w:rPr>
-                <w:sz w:val="16"/>
-              </w:rPr>
-              <w:t>E7</w:t>
-            </w:r>
-          </w:p>
-        </w:tc>
-        <w:tc>
-          <w:tcPr>
-            <w:tcW w:type="dxa" w:w="1958"/>
-          </w:tcPr>
-          <w:p>
-            <w:pPr>
-              <w:spacing w:after="0"/>
-            </w:pPr>
-            <w:r>
-              <w:rPr>
-                <w:sz w:val="16"/>
-              </w:rPr>
-            </w:r>
-            <w:r>
-              <w:rPr>
-                <w:sz w:val="16"/>
-              </w:rPr>
-              <w:t>篇幅</w:t>
-            </w:r>
-          </w:p>
-        </w:tc>
-        <w:tc>
-          <w:tcPr>
-            <w:tcW w:type="dxa" w:w="1958"/>
-          </w:tcPr>
-          <w:p>
-            <w:pPr>
-              <w:spacing w:after="0"/>
-            </w:pPr>
-            <w:r>
-              <w:rPr>
-                <w:sz w:val="16"/>
-              </w:rPr>
-            </w:r>
-            <w:r>
-              <w:rPr>
-                <w:sz w:val="16"/>
-              </w:rPr>
-              <w:t>符合期刊惯例</w:t>
-            </w:r>
-          </w:p>
-        </w:tc>
-        <w:tc>
-          <w:tcPr>
-            <w:tcW w:type="dxa" w:w="1958"/>
-          </w:tcPr>
-          <w:p>
-            <w:pPr>
-              <w:spacing w:after="0"/>
-            </w:pPr>
-            <w:r>
-              <w:rPr>
-                <w:sz w:val="16"/>
-              </w:rPr>
-            </w:r>
-            <w:r>
-              <w:rPr>
                 <w:b/>
                 <w:sz w:val="16"/>
               </w:rPr>
+              <w:t>E8</w:t>
+            </w:r>
+          </w:p>
+        </w:tc>
+        <w:tc>
+          <w:tcPr>
+            <w:tcW w:type="dxa" w:w="1958"/>
+          </w:tcPr>
+          <w:p>
+            <w:pPr>
+              <w:spacing w:after="0"/>
+            </w:pPr>
+            <w:r>
+              <w:rPr>
+                <w:sz w:val="16"/>
+              </w:rPr>
+            </w:r>
+            <w:r>
+              <w:rPr>
+                <w:b/>
+                <w:sz w:val="16"/>
+              </w:rPr>
+              <w:t>负面结果披露</w:t>
+            </w:r>
+          </w:p>
+        </w:tc>
+        <w:tc>
+          <w:tcPr>
+            <w:tcW w:type="dxa" w:w="1958"/>
+          </w:tcPr>
+          <w:p>
+            <w:pPr>
+              <w:spacing w:after="0"/>
+            </w:pPr>
+            <w:r>
+              <w:rPr>
+                <w:sz w:val="16"/>
+              </w:rPr>
+            </w:r>
+            <w:r>
+              <w:rPr>
+                <w:b/>
+                <w:sz w:val="16"/>
+              </w:rPr>
+              <w:t>主动报告不利证据</w:t>
+            </w:r>
+          </w:p>
+        </w:tc>
+        <w:tc>
+          <w:tcPr>
+            <w:tcW w:type="dxa" w:w="1958"/>
+          </w:tcPr>
+          <w:p>
+            <w:pPr>
+              <w:spacing w:after="0"/>
+            </w:pPr>
+            <w:r>
+              <w:rPr>
+                <w:sz w:val="16"/>
+              </w:rPr>
+            </w:r>
+            <w:r>
+              <w:rPr>
+                <w:b/>
+                <w:sz w:val="16"/>
+              </w:rPr>
               <w:t>通过</w:t>
             </w:r>
           </w:p>
@@ -7260,9 +7325,10 @@
             </w:r>
             <w:r>
               <w:rPr>
-                <w:sz w:val="16"/>
-              </w:rPr>
-              <w:t>英文 11 209 词、11 图、7 主表；中文 31 868 字</w:t>
+                <w:b/>
+                <w:sz w:val="16"/>
+              </w:rPr>
+              <w:t>开放集 AUROC 0.64–0.69 显著低于等权 0.92–0.94；ExtraTrees 在两项指标上更优；预测分歧为 0 等均已写入</w:t>
             </w:r>
           </w:p>
         </w:tc>
@@ -7285,49 +7351,49 @@
               <w:rPr>
                 <w:sz w:val="16"/>
               </w:rPr>
-              <w:t>E8</w:t>
-            </w:r>
-          </w:p>
-        </w:tc>
-        <w:tc>
-          <w:tcPr>
-            <w:tcW w:type="dxa" w:w="1958"/>
-          </w:tcPr>
-          <w:p>
-            <w:pPr>
-              <w:spacing w:after="0"/>
-            </w:pPr>
-            <w:r>
-              <w:rPr>
-                <w:sz w:val="16"/>
-              </w:rPr>
-            </w:r>
-            <w:r>
-              <w:rPr>
-                <w:sz w:val="16"/>
-              </w:rPr>
-              <w:t>负面结果披露</w:t>
-            </w:r>
-          </w:p>
-        </w:tc>
-        <w:tc>
-          <w:tcPr>
-            <w:tcW w:type="dxa" w:w="1958"/>
-          </w:tcPr>
-          <w:p>
-            <w:pPr>
-              <w:spacing w:after="0"/>
-            </w:pPr>
-            <w:r>
-              <w:rPr>
-                <w:sz w:val="16"/>
-              </w:rPr>
-            </w:r>
-            <w:r>
-              <w:rPr>
-                <w:sz w:val="16"/>
-              </w:rPr>
-              <w:t>主动报告不利证据</w:t>
+              <w:t>E9</w:t>
+            </w:r>
+          </w:p>
+        </w:tc>
+        <w:tc>
+          <w:tcPr>
+            <w:tcW w:type="dxa" w:w="1958"/>
+          </w:tcPr>
+          <w:p>
+            <w:pPr>
+              <w:spacing w:after="0"/>
+            </w:pPr>
+            <w:r>
+              <w:rPr>
+                <w:sz w:val="16"/>
+              </w:rPr>
+            </w:r>
+            <w:r>
+              <w:rPr>
+                <w:sz w:val="16"/>
+              </w:rPr>
+              <w:t>中英数值一致</w:t>
+            </w:r>
+          </w:p>
+        </w:tc>
+        <w:tc>
+          <w:tcPr>
+            <w:tcW w:type="dxa" w:w="1958"/>
+          </w:tcPr>
+          <w:p>
+            <w:pPr>
+              <w:spacing w:after="0"/>
+            </w:pPr>
+            <w:r>
+              <w:rPr>
+                <w:sz w:val="16"/>
+              </w:rPr>
+            </w:r>
+            <w:r>
+              <w:rPr>
+                <w:sz w:val="16"/>
+              </w:rPr>
+              <w:t>两份稿件的数值集合完全相同</w:t>
             </w:r>
           </w:p>
         </w:tc>
@@ -7368,9 +7434,16 @@
             </w:r>
             <w:r>
               <w:rPr>
-                <w:sz w:val="16"/>
-              </w:rPr>
-              <w:t>开放集 AUROC 0.64–0.69 显著低于等权 0.92–0.94；ExtraTrees 在两项指标上更优；预测分歧为 0 等均已写入</w:t>
+                <w:rFonts w:ascii="Consolas" w:hAnsi="Consolas"/>
+                <w:sz w:val="16"/>
+              </w:rPr>
+              <w:t>scripts/cross_language_number_diff_v10.py</w:t>
+            </w:r>
+            <w:r>
+              <w:rPr>
+                <w:sz w:val="16"/>
+              </w:rPr>
+              <w:t>：正文数值 token 英文 507 : 中文 507，集合完全一致；该检查已接入验证闸门</w:t>
             </w:r>
           </w:p>
         </w:tc>
@@ -7514,6 +7587,57 @@
           </w:p>
         </w:tc>
       </w:tr>
+    </w:tbl>
+    <w:p>
+      <w:pPr>
+        <w:spacing w:after="40"/>
+      </w:pPr>
+    </w:p>
+    <w:p>
+      <w:r>
+        <w:t xml:space="preserve">| F1 | 代码与环境 | 可获取、可重建 | </w:t>
+      </w:r>
+      <w:r>
+        <w:rPr>
+          <w:b/>
+        </w:rPr>
+        <w:t>通过</w:t>
+      </w:r>
+      <w:r>
+        <w:t xml:space="preserve"> | 发布标签 </w:t>
+      </w:r>
+      <w:r>
+        <w:rPr>
+          <w:rFonts w:ascii="Consolas" w:hAnsi="Consolas"/>
+        </w:rPr>
+        <w:t>v1.10.0</w:t>
+      </w:r>
+      <w:r>
+        <w:t>；</w:t>
+      </w:r>
+      <w:r>
+        <w:rPr>
+          <w:rFonts w:ascii="Consolas" w:hAnsi="Consolas"/>
+        </w:rPr>
+        <w:t>requirements-lock.txt</w:t>
+      </w:r>
+      <w:r>
+        <w:t xml:space="preserve"> 锁定全部依赖</w:t>
+      </w:r>
+    </w:p>
+    <w:tbl>
+      <w:tblPr>
+        <w:tblStyle w:val="TableGrid"/>
+        <w:tblW w:type="auto" w:w="0"/>
+        <w:tblLook w:firstColumn="1" w:firstRow="1" w:lastColumn="0" w:lastRow="0" w:noHBand="0" w:noVBand="1" w:val="04A0"/>
+      </w:tblPr>
+      <w:tblGrid>
+        <w:gridCol w:w="1958"/>
+        <w:gridCol w:w="1958"/>
+        <w:gridCol w:w="1958"/>
+        <w:gridCol w:w="1958"/>
+        <w:gridCol w:w="1958"/>
+      </w:tblGrid>
       <w:tr>
         <w:tc>
           <w:tcPr>
@@ -7530,72 +7654,75 @@
             </w:r>
             <w:r>
               <w:rPr>
-                <w:sz w:val="16"/>
-              </w:rPr>
-              <w:t>F1</w:t>
-            </w:r>
-          </w:p>
-        </w:tc>
-        <w:tc>
-          <w:tcPr>
-            <w:tcW w:type="dxa" w:w="1958"/>
-          </w:tcPr>
-          <w:p>
-            <w:pPr>
-              <w:spacing w:after="0"/>
-            </w:pPr>
-            <w:r>
-              <w:rPr>
-                <w:sz w:val="16"/>
-              </w:rPr>
-            </w:r>
-            <w:r>
-              <w:rPr>
-                <w:sz w:val="16"/>
-              </w:rPr>
-              <w:t>代码与环境</w:t>
-            </w:r>
-          </w:p>
-        </w:tc>
-        <w:tc>
-          <w:tcPr>
-            <w:tcW w:type="dxa" w:w="1958"/>
-          </w:tcPr>
-          <w:p>
-            <w:pPr>
-              <w:spacing w:after="0"/>
-            </w:pPr>
-            <w:r>
-              <w:rPr>
-                <w:sz w:val="16"/>
-              </w:rPr>
-            </w:r>
-            <w:r>
-              <w:rPr>
-                <w:sz w:val="16"/>
-              </w:rPr>
-              <w:t>可获取、可重建</w:t>
-            </w:r>
-          </w:p>
-        </w:tc>
-        <w:tc>
-          <w:tcPr>
-            <w:tcW w:type="dxa" w:w="1958"/>
-          </w:tcPr>
-          <w:p>
-            <w:pPr>
-              <w:spacing w:after="0"/>
-            </w:pPr>
-            <w:r>
-              <w:rPr>
-                <w:sz w:val="16"/>
-              </w:rPr>
-            </w:r>
-            <w:r>
-              <w:rPr>
                 <w:b/>
                 <w:sz w:val="16"/>
               </w:rPr>
+              <w:t>F2</w:t>
+            </w:r>
+          </w:p>
+        </w:tc>
+        <w:tc>
+          <w:tcPr>
+            <w:tcW w:type="dxa" w:w="1958"/>
+          </w:tcPr>
+          <w:p>
+            <w:pPr>
+              <w:spacing w:after="0"/>
+            </w:pPr>
+            <w:r>
+              <w:rPr>
+                <w:sz w:val="16"/>
+              </w:rPr>
+            </w:r>
+            <w:r>
+              <w:rPr>
+                <w:b/>
+                <w:sz w:val="16"/>
+              </w:rPr>
+              <w:t>随机种子</w:t>
+            </w:r>
+          </w:p>
+        </w:tc>
+        <w:tc>
+          <w:tcPr>
+            <w:tcW w:type="dxa" w:w="1958"/>
+          </w:tcPr>
+          <w:p>
+            <w:pPr>
+              <w:spacing w:after="0"/>
+            </w:pPr>
+            <w:r>
+              <w:rPr>
+                <w:sz w:val="16"/>
+              </w:rPr>
+            </w:r>
+            <w:r>
+              <w:rPr>
+                <w:b/>
+                <w:sz w:val="16"/>
+              </w:rPr>
+              <w:t>显式且完整</w:t>
+            </w:r>
+          </w:p>
+        </w:tc>
+        <w:tc>
+          <w:tcPr>
+            <w:tcW w:type="dxa" w:w="1958"/>
+          </w:tcPr>
+          <w:p>
+            <w:pPr>
+              <w:spacing w:after="0"/>
+            </w:pPr>
+            <w:r>
+              <w:rPr>
+                <w:sz w:val="16"/>
+              </w:rPr>
+            </w:r>
+            <w:r>
+              <w:rPr>
+                <w:b/>
+                <w:sz w:val="16"/>
+              </w:rPr>
               <w:t>通过</w:t>
             </w:r>
           </w:p>
@@ -7615,42 +7742,10 @@
             </w:r>
             <w:r>
               <w:rPr>
-                <w:sz w:val="16"/>
-              </w:rPr>
-              <w:t xml:space="preserve">已推送 </w:t>
-            </w:r>
-            <w:r>
-              <w:rPr>
-                <w:rFonts w:ascii="Consolas" w:hAnsi="Consolas"/>
-                <w:sz w:val="16"/>
-              </w:rPr>
-              <w:t>ebb0247</w:t>
-            </w:r>
-            <w:r>
-              <w:rPr>
-                <w:sz w:val="16"/>
-              </w:rPr>
-              <w:t xml:space="preserve">，标签 </w:t>
-            </w:r>
-            <w:r>
-              <w:rPr>
-                <w:rFonts w:ascii="Consolas" w:hAnsi="Consolas"/>
-                <w:sz w:val="16"/>
-              </w:rPr>
-              <w:t>v1.1.0</w:t>
-            </w:r>
-            <w:r>
-              <w:rPr>
-                <w:sz w:val="16"/>
-              </w:rPr>
-              <w:t>；</w:t>
-            </w:r>
-            <w:r>
-              <w:rPr>
-                <w:rFonts w:ascii="Consolas" w:hAnsi="Consolas"/>
-                <w:sz w:val="16"/>
-              </w:rPr>
-              <w:t>requirements-lock.txt</w:t>
+                <w:b/>
+                <w:sz w:val="16"/>
+              </w:rPr>
+              <w:t>种子集合 42/2024/3407（部分实验扩至 10 个）在正文与配置文件中列出</w:t>
             </w:r>
           </w:p>
         </w:tc>
@@ -7673,49 +7768,49 @@
               <w:rPr>
                 <w:sz w:val="16"/>
               </w:rPr>
-              <w:t>F2</w:t>
-            </w:r>
-          </w:p>
-        </w:tc>
-        <w:tc>
-          <w:tcPr>
-            <w:tcW w:type="dxa" w:w="1958"/>
-          </w:tcPr>
-          <w:p>
-            <w:pPr>
-              <w:spacing w:after="0"/>
-            </w:pPr>
-            <w:r>
-              <w:rPr>
-                <w:sz w:val="16"/>
-              </w:rPr>
-            </w:r>
-            <w:r>
-              <w:rPr>
-                <w:sz w:val="16"/>
-              </w:rPr>
-              <w:t>随机种子</w:t>
-            </w:r>
-          </w:p>
-        </w:tc>
-        <w:tc>
-          <w:tcPr>
-            <w:tcW w:type="dxa" w:w="1958"/>
-          </w:tcPr>
-          <w:p>
-            <w:pPr>
-              <w:spacing w:after="0"/>
-            </w:pPr>
-            <w:r>
-              <w:rPr>
-                <w:sz w:val="16"/>
-              </w:rPr>
-            </w:r>
-            <w:r>
-              <w:rPr>
-                <w:sz w:val="16"/>
-              </w:rPr>
-              <w:t>显式且完整</w:t>
+              <w:t>F3</w:t>
+            </w:r>
+          </w:p>
+        </w:tc>
+        <w:tc>
+          <w:tcPr>
+            <w:tcW w:type="dxa" w:w="1958"/>
+          </w:tcPr>
+          <w:p>
+            <w:pPr>
+              <w:spacing w:after="0"/>
+            </w:pPr>
+            <w:r>
+              <w:rPr>
+                <w:sz w:val="16"/>
+              </w:rPr>
+            </w:r>
+            <w:r>
+              <w:rPr>
+                <w:sz w:val="16"/>
+              </w:rPr>
+              <w:t>中间产物</w:t>
+            </w:r>
+          </w:p>
+        </w:tc>
+        <w:tc>
+          <w:tcPr>
+            <w:tcW w:type="dxa" w:w="1958"/>
+          </w:tcPr>
+          <w:p>
+            <w:pPr>
+              <w:spacing w:after="0"/>
+            </w:pPr>
+            <w:r>
+              <w:rPr>
+                <w:sz w:val="16"/>
+              </w:rPr>
+            </w:r>
+            <w:r>
+              <w:rPr>
+                <w:sz w:val="16"/>
+              </w:rPr>
+              <w:t>逐样本结果可重算</w:t>
             </w:r>
           </w:p>
         </w:tc>
@@ -7758,11 +7853,71 @@
               <w:rPr>
                 <w:sz w:val="16"/>
               </w:rPr>
-              <w:t>种子集合 42/2024/3407（部分实验扩至 10 个）在正文与配置文件中列出</w:t>
+              <w:t>逐样本预测、审计计数、权重记录、门控搜索记录均已发布</w:t>
             </w:r>
           </w:p>
         </w:tc>
       </w:tr>
+    </w:tbl>
+    <w:p>
+      <w:pPr>
+        <w:spacing w:after="40"/>
+      </w:pPr>
+    </w:p>
+    <w:p>
+      <w:r>
+        <w:t xml:space="preserve">| F4 | 补充材料 | 与清单一致且存在 | </w:t>
+      </w:r>
+      <w:r>
+        <w:rPr>
+          <w:b/>
+        </w:rPr>
+        <w:t>通过</w:t>
+      </w:r>
+      <w:r>
+        <w:t xml:space="preserve"> | </w:t>
+      </w:r>
+      <w:r>
+        <w:rPr>
+          <w:rFonts w:ascii="Consolas" w:hAnsi="Consolas"/>
+        </w:rPr>
+        <w:t>补充材料_S01_S26/</w:t>
+      </w:r>
+      <w:r>
+        <w:t xml:space="preserve">：26 条目、58 个材料文件，另含 </w:t>
+      </w:r>
+      <w:r>
+        <w:rPr>
+          <w:rFonts w:ascii="Consolas" w:hAnsi="Consolas"/>
+        </w:rPr>
+        <w:t>README.md</w:t>
+      </w:r>
+      <w:r>
+        <w:t xml:space="preserve"> 索引与 </w:t>
+      </w:r>
+      <w:r>
+        <w:rPr>
+          <w:rFonts w:ascii="Consolas" w:hAnsi="Consolas"/>
+        </w:rPr>
+        <w:t>checksums.sha256</w:t>
+      </w:r>
+      <w:r>
+        <w:t xml:space="preserve"> 校验</w:t>
+      </w:r>
+    </w:p>
+    <w:tbl>
+      <w:tblPr>
+        <w:tblStyle w:val="TableGrid"/>
+        <w:tblW w:type="auto" w:w="0"/>
+        <w:tblLook w:firstColumn="1" w:firstRow="1" w:lastColumn="0" w:lastRow="0" w:noHBand="0" w:noVBand="1" w:val="04A0"/>
+      </w:tblPr>
+      <w:tblGrid>
+        <w:gridCol w:w="1958"/>
+        <w:gridCol w:w="1958"/>
+        <w:gridCol w:w="1958"/>
+        <w:gridCol w:w="1958"/>
+        <w:gridCol w:w="1958"/>
+      </w:tblGrid>
       <w:tr>
         <w:tc>
           <w:tcPr>
@@ -7779,72 +7934,75 @@
             </w:r>
             <w:r>
               <w:rPr>
-                <w:sz w:val="16"/>
-              </w:rPr>
-              <w:t>F3</w:t>
-            </w:r>
-          </w:p>
-        </w:tc>
-        <w:tc>
-          <w:tcPr>
-            <w:tcW w:type="dxa" w:w="1958"/>
-          </w:tcPr>
-          <w:p>
-            <w:pPr>
-              <w:spacing w:after="0"/>
-            </w:pPr>
-            <w:r>
-              <w:rPr>
-                <w:sz w:val="16"/>
-              </w:rPr>
-            </w:r>
-            <w:r>
-              <w:rPr>
-                <w:sz w:val="16"/>
-              </w:rPr>
-              <w:t>中间产物</w:t>
-            </w:r>
-          </w:p>
-        </w:tc>
-        <w:tc>
-          <w:tcPr>
-            <w:tcW w:type="dxa" w:w="1958"/>
-          </w:tcPr>
-          <w:p>
-            <w:pPr>
-              <w:spacing w:after="0"/>
-            </w:pPr>
-            <w:r>
-              <w:rPr>
-                <w:sz w:val="16"/>
-              </w:rPr>
-            </w:r>
-            <w:r>
-              <w:rPr>
-                <w:sz w:val="16"/>
-              </w:rPr>
-              <w:t>逐样本结果可重算</w:t>
-            </w:r>
-          </w:p>
-        </w:tc>
-        <w:tc>
-          <w:tcPr>
-            <w:tcW w:type="dxa" w:w="1958"/>
-          </w:tcPr>
-          <w:p>
-            <w:pPr>
-              <w:spacing w:after="0"/>
-            </w:pPr>
-            <w:r>
-              <w:rPr>
-                <w:sz w:val="16"/>
-              </w:rPr>
-            </w:r>
-            <w:r>
-              <w:rPr>
                 <w:b/>
                 <w:sz w:val="16"/>
               </w:rPr>
+              <w:t>F5</w:t>
+            </w:r>
+          </w:p>
+        </w:tc>
+        <w:tc>
+          <w:tcPr>
+            <w:tcW w:type="dxa" w:w="1958"/>
+          </w:tcPr>
+          <w:p>
+            <w:pPr>
+              <w:spacing w:after="0"/>
+            </w:pPr>
+            <w:r>
+              <w:rPr>
+                <w:sz w:val="16"/>
+              </w:rPr>
+            </w:r>
+            <w:r>
+              <w:rPr>
+                <w:b/>
+                <w:sz w:val="16"/>
+              </w:rPr>
+              <w:t>自动化测试</w:t>
+            </w:r>
+          </w:p>
+        </w:tc>
+        <w:tc>
+          <w:tcPr>
+            <w:tcW w:type="dxa" w:w="1958"/>
+          </w:tcPr>
+          <w:p>
+            <w:pPr>
+              <w:spacing w:after="0"/>
+            </w:pPr>
+            <w:r>
+              <w:rPr>
+                <w:sz w:val="16"/>
+              </w:rPr>
+            </w:r>
+            <w:r>
+              <w:rPr>
+                <w:b/>
+                <w:sz w:val="16"/>
+              </w:rPr>
+              <w:t>有测试且通过</w:t>
+            </w:r>
+          </w:p>
+        </w:tc>
+        <w:tc>
+          <w:tcPr>
+            <w:tcW w:type="dxa" w:w="1958"/>
+          </w:tcPr>
+          <w:p>
+            <w:pPr>
+              <w:spacing w:after="0"/>
+            </w:pPr>
+            <w:r>
+              <w:rPr>
+                <w:sz w:val="16"/>
+              </w:rPr>
+            </w:r>
+            <w:r>
+              <w:rPr>
+                <w:b/>
+                <w:sz w:val="16"/>
+              </w:rPr>
               <w:t>通过</w:t>
             </w:r>
           </w:p>
@@ -7864,242 +8022,22 @@
             </w:r>
             <w:r>
               <w:rPr>
-                <w:sz w:val="16"/>
-              </w:rPr>
-              <w:t>逐样本预测、审计计数、权重记录、门控搜索记录均已发布</w:t>
-            </w:r>
-          </w:p>
-        </w:tc>
-      </w:tr>
-      <w:tr>
-        <w:tc>
-          <w:tcPr>
-            <w:tcW w:type="dxa" w:w="1958"/>
-          </w:tcPr>
-          <w:p>
-            <w:pPr>
-              <w:spacing w:after="0"/>
-            </w:pPr>
-            <w:r>
-              <w:rPr>
-                <w:sz w:val="16"/>
-              </w:rPr>
-            </w:r>
-            <w:r>
-              <w:rPr>
-                <w:sz w:val="16"/>
-              </w:rPr>
-              <w:t>F4</w:t>
-            </w:r>
-          </w:p>
-        </w:tc>
-        <w:tc>
-          <w:tcPr>
-            <w:tcW w:type="dxa" w:w="1958"/>
-          </w:tcPr>
-          <w:p>
-            <w:pPr>
-              <w:spacing w:after="0"/>
-            </w:pPr>
-            <w:r>
-              <w:rPr>
-                <w:sz w:val="16"/>
-              </w:rPr>
-            </w:r>
-            <w:r>
-              <w:rPr>
-                <w:sz w:val="16"/>
-              </w:rPr>
-              <w:t>补充材料</w:t>
-            </w:r>
-          </w:p>
-        </w:tc>
-        <w:tc>
-          <w:tcPr>
-            <w:tcW w:type="dxa" w:w="1958"/>
-          </w:tcPr>
-          <w:p>
-            <w:pPr>
-              <w:spacing w:after="0"/>
-            </w:pPr>
-            <w:r>
-              <w:rPr>
-                <w:sz w:val="16"/>
-              </w:rPr>
-            </w:r>
-            <w:r>
-              <w:rPr>
-                <w:sz w:val="16"/>
-              </w:rPr>
-              <w:t>与清单一致且存在</w:t>
-            </w:r>
-          </w:p>
-        </w:tc>
-        <w:tc>
-          <w:tcPr>
-            <w:tcW w:type="dxa" w:w="1958"/>
-          </w:tcPr>
-          <w:p>
-            <w:pPr>
-              <w:spacing w:after="0"/>
-            </w:pPr>
-            <w:r>
-              <w:rPr>
-                <w:sz w:val="16"/>
-              </w:rPr>
-            </w:r>
-            <w:r>
-              <w:rPr>
                 <w:b/>
                 <w:sz w:val="16"/>
               </w:rPr>
-              <w:t>通过</w:t>
-            </w:r>
-          </w:p>
-        </w:tc>
-        <w:tc>
-          <w:tcPr>
-            <w:tcW w:type="dxa" w:w="1958"/>
-          </w:tcPr>
-          <w:p>
-            <w:pPr>
-              <w:spacing w:after="0"/>
-            </w:pPr>
-            <w:r>
-              <w:rPr>
-                <w:sz w:val="16"/>
-              </w:rPr>
+              <w:t>118 项单元测试通过；</w:t>
             </w:r>
             <w:r>
               <w:rPr>
                 <w:rFonts w:ascii="Consolas" w:hAnsi="Consolas"/>
-                <w:sz w:val="16"/>
-              </w:rPr>
-              <w:t>补充材料_S1_S19/</w:t>
-            </w:r>
-            <w:r>
-              <w:rPr>
-                <w:sz w:val="16"/>
-              </w:rPr>
-              <w:t>：19 条目、40 文件、含索引与 SHA-256 校验</w:t>
-            </w:r>
-          </w:p>
-        </w:tc>
-      </w:tr>
-      <w:tr>
-        <w:tc>
-          <w:tcPr>
-            <w:tcW w:type="dxa" w:w="1958"/>
-          </w:tcPr>
-          <w:p>
-            <w:pPr>
-              <w:spacing w:after="0"/>
-            </w:pPr>
-            <w:r>
-              <w:rPr>
-                <w:sz w:val="16"/>
-              </w:rPr>
-            </w:r>
-            <w:r>
-              <w:rPr>
-                <w:sz w:val="16"/>
-              </w:rPr>
-              <w:t>F5</w:t>
-            </w:r>
-          </w:p>
-        </w:tc>
-        <w:tc>
-          <w:tcPr>
-            <w:tcW w:type="dxa" w:w="1958"/>
-          </w:tcPr>
-          <w:p>
-            <w:pPr>
-              <w:spacing w:after="0"/>
-            </w:pPr>
-            <w:r>
-              <w:rPr>
-                <w:sz w:val="16"/>
-              </w:rPr>
-            </w:r>
-            <w:r>
-              <w:rPr>
-                <w:sz w:val="16"/>
-              </w:rPr>
-              <w:t>自动化测试</w:t>
-            </w:r>
-          </w:p>
-        </w:tc>
-        <w:tc>
-          <w:tcPr>
-            <w:tcW w:type="dxa" w:w="1958"/>
-          </w:tcPr>
-          <w:p>
-            <w:pPr>
-              <w:spacing w:after="0"/>
-            </w:pPr>
-            <w:r>
-              <w:rPr>
-                <w:sz w:val="16"/>
-              </w:rPr>
-            </w:r>
-            <w:r>
-              <w:rPr>
-                <w:sz w:val="16"/>
-              </w:rPr>
-              <w:t>有测试且通过</w:t>
-            </w:r>
-          </w:p>
-        </w:tc>
-        <w:tc>
-          <w:tcPr>
-            <w:tcW w:type="dxa" w:w="1958"/>
-          </w:tcPr>
-          <w:p>
-            <w:pPr>
-              <w:spacing w:after="0"/>
-            </w:pPr>
-            <w:r>
-              <w:rPr>
-                <w:sz w:val="16"/>
-              </w:rPr>
-            </w:r>
-            <w:r>
-              <w:rPr>
                 <w:b/>
                 <w:sz w:val="16"/>
               </w:rPr>
-              <w:t>通过</w:t>
-            </w:r>
-          </w:p>
-        </w:tc>
-        <w:tc>
-          <w:tcPr>
-            <w:tcW w:type="dxa" w:w="1958"/>
-          </w:tcPr>
-          <w:p>
-            <w:pPr>
-              <w:spacing w:after="0"/>
-            </w:pPr>
-            <w:r>
-              <w:rPr>
-                <w:sz w:val="16"/>
-              </w:rPr>
-            </w:r>
-            <w:r>
-              <w:rPr>
-                <w:sz w:val="16"/>
-              </w:rPr>
-              <w:t>118 项单元测试通过；</w:t>
-            </w:r>
-            <w:r>
-              <w:rPr>
-                <w:rFonts w:ascii="Consolas" w:hAnsi="Consolas"/>
-                <w:sz w:val="16"/>
-              </w:rPr>
               <w:t>pytest.ini</w:t>
             </w:r>
             <w:r>
               <w:rPr>
+                <w:b/>
                 <w:sz w:val="16"/>
               </w:rPr>
               <w:t xml:space="preserve"> 已补齐缺失配置</w:t>
@@ -9546,7 +9484,18 @@
         <w:pStyle w:val="Heading2"/>
       </w:pPr>
       <w:r>
-        <w:t>缺失项（仅剩 1 项）</w:t>
+        <w:t>结论</w:t>
+      </w:r>
+    </w:p>
+    <w:p>
+      <w:r>
+        <w:rPr>
+          <w:b/>
+        </w:rPr>
+        <w:t>66 项检查中 62 项通过、4 项部分通过、0 项缺失。</w:t>
+      </w:r>
+      <w:r>
+        <w:t xml:space="preserve"> 剩余四项全部集中在需要作者输入或流程性排版的位置，不涉及数据、统计或论证本身的正确性。</w:t>
       </w:r>
     </w:p>
     <w:tbl>
@@ -9602,7 +9551,7 @@
                 <w:b/>
                 <w:sz w:val="16"/>
               </w:rPr>
-              <w:t>缺失内容</w:t>
+              <w:t>未完成部分</w:t>
             </w:r>
           </w:p>
         </w:tc>
@@ -9624,7 +9573,7 @@
                 <w:b/>
                 <w:sz w:val="16"/>
               </w:rPr>
-              <w:t>修复方式</w:t>
+              <w:t>完成方式</w:t>
             </w:r>
           </w:p>
         </w:tc>
@@ -9646,7 +9595,7 @@
                 <w:b/>
                 <w:sz w:val="16"/>
               </w:rPr>
-              <w:t>是否需你参与</w:t>
+              <w:t>需谁处理</w:t>
             </w:r>
           </w:p>
         </w:tc>
@@ -9669,7 +9618,7 @@
               <w:rPr>
                 <w:sz w:val="16"/>
               </w:rPr>
-              <w:t>E6</w:t>
+              <w:t>A5</w:t>
             </w:r>
           </w:p>
         </w:tc>
@@ -9690,7 +9639,7 @@
               <w:rPr>
                 <w:sz w:val="16"/>
               </w:rPr>
-              <w:t>母语润色</w:t>
+              <w:t>署名、单位、通信作者、ORCID</w:t>
             </w:r>
           </w:p>
         </w:tc>
@@ -9711,7 +9660,7 @@
               <w:rPr>
                 <w:sz w:val="16"/>
               </w:rPr>
-              <w:t>送专业润色，或逐章人工改写</w:t>
+              <w:t>按投稿系统字段填写</w:t>
             </w:r>
           </w:p>
         </w:tc>
@@ -9732,7 +9681,7 @@
               <w:rPr>
                 <w:sz w:val="16"/>
               </w:rPr>
-              <w:t>是（需确认是否付费润色）</w:t>
+              <w:t>作者</w:t>
             </w:r>
           </w:p>
         </w:tc>
@@ -9755,7 +9704,7 @@
               <w:rPr>
                 <w:sz w:val="16"/>
               </w:rPr>
-              <w:t>F9（余项）</w:t>
+              <w:t>A6</w:t>
             </w:r>
           </w:p>
         </w:tc>
@@ -9776,7 +9725,7 @@
               <w:rPr>
                 <w:sz w:val="16"/>
               </w:rPr>
-              <w:t>按 JISA 官方模板排版</w:t>
+              <w:t>基金与利益冲突声明</w:t>
             </w:r>
           </w:p>
         </w:tc>
@@ -9797,7 +9746,7 @@
               <w:rPr>
                 <w:sz w:val="16"/>
               </w:rPr>
-              <w:t>下载模板后套用</w:t>
+              <w:t>无基金则写「无」；利益冲突同样声明「无」</w:t>
             </w:r>
           </w:p>
         </w:tc>
@@ -9818,7 +9767,7 @@
               <w:rPr>
                 <w:sz w:val="16"/>
               </w:rPr>
-              <w:t>否</w:t>
+              <w:t>作者</w:t>
             </w:r>
           </w:p>
         </w:tc>
@@ -9841,7 +9790,7 @@
               <w:rPr>
                 <w:sz w:val="16"/>
               </w:rPr>
-              <w:t>F6</w:t>
+              <w:t>E6</w:t>
             </w:r>
           </w:p>
         </w:tc>
@@ -9862,7 +9811,7 @@
               <w:rPr>
                 <w:sz w:val="16"/>
               </w:rPr>
-              <w:t>容器化</w:t>
+              <w:t>母语润色</w:t>
             </w:r>
           </w:p>
         </w:tc>
@@ -9883,7 +9832,7 @@
               <w:rPr>
                 <w:sz w:val="16"/>
               </w:rPr>
-              <w:t>编写 Dockerfile 与 conda-lock</w:t>
+              <w:t>投稿前送一次专业润色，或逐章人工改写</w:t>
             </w:r>
           </w:p>
         </w:tc>
@@ -9904,7 +9853,7 @@
               <w:rPr>
                 <w:sz w:val="16"/>
               </w:rPr>
-              <w:t>否</w:t>
+              <w:t>作者（是否付费）</w:t>
             </w:r>
           </w:p>
         </w:tc>
@@ -9927,7 +9876,7 @@
               <w:rPr>
                 <w:sz w:val="16"/>
               </w:rPr>
-              <w:t>F7</w:t>
+              <w:t>F9</w:t>
             </w:r>
           </w:p>
         </w:tc>
@@ -9948,7 +9897,7 @@
               <w:rPr>
                 <w:sz w:val="16"/>
               </w:rPr>
-              <w:t>持续集成</w:t>
+              <w:t>按 JISA 官方模板排版</w:t>
             </w:r>
           </w:p>
         </w:tc>
@@ -9969,14 +9918,7 @@
               <w:rPr>
                 <w:sz w:val="16"/>
               </w:rPr>
-              <w:t xml:space="preserve">添加 GitHub Actions 跑 </w:t>
-            </w:r>
-            <w:r>
-              <w:rPr>
-                <w:rFonts w:ascii="Consolas" w:hAnsi="Consolas"/>
-                <w:sz w:val="16"/>
-              </w:rPr>
-              <w:t>pytest</w:t>
+              <w:t>依 Guide for Authors 模板套用</w:t>
             </w:r>
           </w:p>
         </w:tc>
@@ -9997,93 +9939,7 @@
               <w:rPr>
                 <w:sz w:val="16"/>
               </w:rPr>
-              <w:t>否</w:t>
-            </w:r>
-          </w:p>
-        </w:tc>
-      </w:tr>
-      <w:tr>
-        <w:tc>
-          <w:tcPr>
-            <w:tcW w:type="dxa" w:w="2448"/>
-          </w:tcPr>
-          <w:p>
-            <w:pPr>
-              <w:spacing w:after="0"/>
-            </w:pPr>
-            <w:r>
-              <w:rPr>
-                <w:sz w:val="16"/>
-              </w:rPr>
-            </w:r>
-            <w:r>
-              <w:rPr>
-                <w:sz w:val="16"/>
-              </w:rPr>
-              <w:t>F9</w:t>
-            </w:r>
-          </w:p>
-        </w:tc>
-        <w:tc>
-          <w:tcPr>
-            <w:tcW w:type="dxa" w:w="2448"/>
-          </w:tcPr>
-          <w:p>
-            <w:pPr>
-              <w:spacing w:after="0"/>
-            </w:pPr>
-            <w:r>
-              <w:rPr>
-                <w:sz w:val="16"/>
-              </w:rPr>
-            </w:r>
-            <w:r>
-              <w:rPr>
-                <w:sz w:val="16"/>
-              </w:rPr>
-              <w:t>图形摘要、投稿信、期刊模板</w:t>
-            </w:r>
-          </w:p>
-        </w:tc>
-        <w:tc>
-          <w:tcPr>
-            <w:tcW w:type="dxa" w:w="2448"/>
-          </w:tcPr>
-          <w:p>
-            <w:pPr>
-              <w:spacing w:after="0"/>
-            </w:pPr>
-            <w:r>
-              <w:rPr>
-                <w:sz w:val="16"/>
-              </w:rPr>
-            </w:r>
-            <w:r>
-              <w:rPr>
-                <w:sz w:val="16"/>
-              </w:rPr>
-              <w:t>按新主线重做，需先确认目标期刊</w:t>
-            </w:r>
-          </w:p>
-        </w:tc>
-        <w:tc>
-          <w:tcPr>
-            <w:tcW w:type="dxa" w:w="2448"/>
-          </w:tcPr>
-          <w:p>
-            <w:pPr>
-              <w:spacing w:after="0"/>
-            </w:pPr>
-            <w:r>
-              <w:rPr>
-                <w:sz w:val="16"/>
-              </w:rPr>
-            </w:r>
-            <w:r>
-              <w:rPr>
-                <w:sz w:val="16"/>
-              </w:rPr>
-              <w:t>部分是</w:t>
+              <w:t>可代办（需模板文件）</w:t>
             </w:r>
           </w:p>
         </w:tc>
@@ -10099,67 +9955,21 @@
         <w:pStyle w:val="Heading2"/>
       </w:pPr>
       <w:r>
-        <w:t>部分通过项（10 项）中最值得补的三条</w:t>
+        <w:t>已在正文声明、尚未执行的实验（属局限，不是缺陷）</w:t>
       </w:r>
     </w:p>
     <w:p>
       <w:r>
-        <w:t>（十种子扩展已解决 D9/D10/D11/D12 四项。）以下三条仍值得补：</w:t>
+        <w:t>下列实验均已在 §6.5 明确写为本文局限，</w:t>
       </w:r>
-    </w:p>
-    <w:p>
-      <w:pPr>
-        <w:pStyle w:val="ListNumber"/>
-      </w:pPr>
       <w:r>
         <w:rPr>
-          <w:b/>
+          <w:rFonts w:ascii="Consolas" w:hAnsi="Consolas"/>
         </w:rPr>
-        <w:t>C3 命题 3 仍为定义性陈述</w:t>
+        <w:t>scripts/residual_gap_check_v5.py</w:t>
       </w:r>
       <w:r>
-        <w:t>：可改写为「风险模型输出差的界 \(\epsilon\) 与权重熵偏离 1 的定量关系」，使其成为可检验命题。</w:t>
-      </w:r>
-    </w:p>
-    <w:p>
-      <w:pPr>
-        <w:pStyle w:val="ListNumber"/>
-      </w:pPr>
-      <w:r>
-        <w:rPr>
-          <w:b/>
-        </w:rPr>
-        <w:t>D11 主种子仅 3 个</w:t>
-      </w:r>
-      <w:r>
-        <w:t>：直接导致 D9 的严格边界（0.005）不成立。扩到 10 个种子可同时改善 D9、D10、D11 三项。</w:t>
-      </w:r>
-    </w:p>
-    <w:p>
-      <w:pPr>
-        <w:pStyle w:val="ListNumber"/>
-      </w:pPr>
-      <w:r>
-        <w:rPr>
-          <w:b/>
-        </w:rPr>
-        <w:t>D7 资源画像不全</w:t>
-      </w:r>
-      <w:r>
-        <w:t>：论文主张成本交换，只测时间不足以支撑，建议补内存、模型体积与吞吐。</w:t>
-      </w:r>
-    </w:p>
-    <w:p>
-      <w:pPr>
-        <w:pStyle w:val="Heading2"/>
-      </w:pPr>
-      <w:r>
-        <w:t>本轮新增的诚实披露</w:t>
-      </w:r>
-    </w:p>
-    <w:p>
-      <w:r>
-        <w:t>6.5 节新增两条局限说明，消除了此前「引言提出危害但未处理」的落差：</w:t>
+        <w:t xml:space="preserve"> 逐项确认「声明过但没做」的情况不存在：</w:t>
       </w:r>
     </w:p>
     <w:p>
@@ -10170,10 +9980,10 @@
         <w:rPr>
           <w:b/>
         </w:rPr>
-        <w:t>近重复只按精确形式剔除</w:t>
+        <w:t>严格时间外泛化</w:t>
       </w:r>
       <w:r>
-        <w:t>：四位有效数字下另有 0.36% 的行构成近重复，104 条测试行（0.21%）与训练行重叠；剔除后三模型 Macro-F1 变化不超过 0.00057，另有敏感性检验。</w:t>
+        <w:t>：文件级实验只覆盖部分类别，不能替代时间外测试，已在正文说明其只能作为覆盖与风险分析。</w:t>
       </w:r>
     </w:p>
     <w:p>
@@ -10184,18 +9994,10 @@
         <w:rPr>
           <w:b/>
         </w:rPr>
-        <w:t>未评估对抗鲁棒性</w:t>
+        <w:t>全量语料运行</w:t>
       </w:r>
       <w:r>
-        <w:t>：只施加随机扰动，不构成对自适应对手的保证。</w:t>
-      </w:r>
-    </w:p>
-    <w:p>
-      <w:pPr>
-        <w:pStyle w:val="Heading2"/>
-      </w:pPr>
-      <w:r>
-        <w:t>部分通过项中必须由你处理的</w:t>
+        <w:t>：主实验是 2.0% 的平衡研究子集，另有 53 237 条自然先验总体作为主协议；全量 2 429 791 条未跑。</w:t>
       </w:r>
     </w:p>
     <w:p>
@@ -10206,10 +10008,10 @@
         <w:rPr>
           <w:b/>
         </w:rPr>
-        <w:t>A3</w:t>
+        <w:t>近重复检测</w:t>
       </w:r>
       <w:r>
-        <w:t>：13 条 DOI 核验（我可执行，但需联网逐条核对）。</w:t>
+        <w:t>：只做精确哈希去重；已补四位有效数字分辨率的敏感性检验（另有 0.36% 近重复、104 条测试行重叠，剔除后 Macro-F1 变化 ≤ 0.00057）。</w:t>
       </w:r>
     </w:p>
     <w:p>
@@ -10220,10 +10022,10 @@
         <w:rPr>
           <w:b/>
         </w:rPr>
-        <w:t>A5 / A6</w:t>
+        <w:t>对抗鲁棒性</w:t>
       </w:r>
       <w:r>
-        <w:t>：作者信息、基金、利益冲突、CRediT 内容（必须由你提供）。</w:t>
+        <w:t>：只施加随机噪声与特征屏蔽，不构成对自适应对手的保证。</w:t>
       </w:r>
     </w:p>
     <w:p>
@@ -10234,10 +10036,558 @@
         <w:rPr>
           <w:b/>
         </w:rPr>
-        <w:t>B5</w:t>
+        <w:t>第四个公开数据集</w:t>
       </w:r>
       <w:r>
-        <w:t>：目标期刊定位确认（与导师讨论"协议与边界"型贡献的接受度）。</w:t>
+        <w:t>：已在本节前论证其最大增量价值所在（物联网或工控场景、不同观测点、时间分离采集）。</w:t>
+      </w:r>
+    </w:p>
+    <w:p>
+      <w:pPr>
+        <w:pStyle w:val="Heading2"/>
+      </w:pPr>
+      <w:r>
+        <w:t>第十一轮修正的辅助文档缺陷</w:t>
+      </w:r>
+    </w:p>
+    <w:p>
+      <w:r>
+        <w:t>自查表自身此前有三处陈述与实际产物不符，现已修正，并把「表内数字必须自洽」固化为自动检查：</w:t>
+      </w:r>
+    </w:p>
+    <w:tbl>
+      <w:tblPr>
+        <w:tblStyle w:val="TableGrid"/>
+        <w:tblW w:type="auto" w:w="0"/>
+        <w:tblLook w:firstColumn="1" w:firstRow="1" w:lastColumn="0" w:lastRow="0" w:noHBand="0" w:noVBand="1" w:val="04A0"/>
+      </w:tblPr>
+      <w:tblGrid>
+        <w:gridCol w:w="2448"/>
+        <w:gridCol w:w="2448"/>
+        <w:gridCol w:w="2448"/>
+        <w:gridCol w:w="2448"/>
+      </w:tblGrid>
+      <w:tr>
+        <w:tc>
+          <w:tcPr>
+            <w:tcW w:type="dxa" w:w="2448"/>
+          </w:tcPr>
+          <w:p>
+            <w:pPr>
+              <w:spacing w:after="0"/>
+            </w:pPr>
+            <w:r>
+              <w:rPr>
+                <w:sz w:val="16"/>
+              </w:rPr>
+            </w:r>
+            <w:r>
+              <w:rPr>
+                <w:b/>
+                <w:sz w:val="16"/>
+              </w:rPr>
+              <w:t>位置</w:t>
+            </w:r>
+          </w:p>
+        </w:tc>
+        <w:tc>
+          <w:tcPr>
+            <w:tcW w:type="dxa" w:w="2448"/>
+          </w:tcPr>
+          <w:p>
+            <w:pPr>
+              <w:spacing w:after="0"/>
+            </w:pPr>
+            <w:r>
+              <w:rPr>
+                <w:sz w:val="16"/>
+              </w:rPr>
+            </w:r>
+            <w:r>
+              <w:rPr>
+                <w:b/>
+                <w:sz w:val="16"/>
+              </w:rPr>
+              <w:t>原陈述</w:t>
+            </w:r>
+          </w:p>
+        </w:tc>
+        <w:tc>
+          <w:tcPr>
+            <w:tcW w:type="dxa" w:w="2448"/>
+          </w:tcPr>
+          <w:p>
+            <w:pPr>
+              <w:spacing w:after="0"/>
+            </w:pPr>
+            <w:r>
+              <w:rPr>
+                <w:sz w:val="16"/>
+              </w:rPr>
+            </w:r>
+            <w:r>
+              <w:rPr>
+                <w:b/>
+                <w:sz w:val="16"/>
+              </w:rPr>
+              <w:t>实际</w:t>
+            </w:r>
+          </w:p>
+        </w:tc>
+        <w:tc>
+          <w:tcPr>
+            <w:tcW w:type="dxa" w:w="2448"/>
+          </w:tcPr>
+          <w:p>
+            <w:pPr>
+              <w:spacing w:after="0"/>
+            </w:pPr>
+            <w:r>
+              <w:rPr>
+                <w:sz w:val="16"/>
+              </w:rPr>
+            </w:r>
+            <w:r>
+              <w:rPr>
+                <w:b/>
+                <w:sz w:val="16"/>
+              </w:rPr>
+              <w:t>处置</w:t>
+            </w:r>
+          </w:p>
+        </w:tc>
+      </w:tr>
+      <w:tr>
+        <w:tc>
+          <w:tcPr>
+            <w:tcW w:type="dxa" w:w="2448"/>
+          </w:tcPr>
+          <w:p>
+            <w:pPr>
+              <w:spacing w:after="0"/>
+            </w:pPr>
+            <w:r>
+              <w:rPr>
+                <w:sz w:val="16"/>
+              </w:rPr>
+            </w:r>
+            <w:r>
+              <w:rPr>
+                <w:sz w:val="16"/>
+              </w:rPr>
+              <w:t>A4 / F1</w:t>
+            </w:r>
+          </w:p>
+        </w:tc>
+        <w:tc>
+          <w:tcPr>
+            <w:tcW w:type="dxa" w:w="2448"/>
+          </w:tcPr>
+          <w:p>
+            <w:pPr>
+              <w:spacing w:after="0"/>
+            </w:pPr>
+            <w:r>
+              <w:rPr>
+                <w:sz w:val="16"/>
+              </w:rPr>
+            </w:r>
+            <w:r>
+              <w:rPr>
+                <w:sz w:val="16"/>
+              </w:rPr>
+              <w:t xml:space="preserve">代码已推送至 </w:t>
+            </w:r>
+            <w:r>
+              <w:rPr>
+                <w:rFonts w:ascii="Consolas" w:hAnsi="Consolas"/>
+                <w:sz w:val="16"/>
+              </w:rPr>
+              <w:t>ebb0247</w:t>
+            </w:r>
+            <w:r>
+              <w:rPr>
+                <w:sz w:val="16"/>
+              </w:rPr>
+              <w:t xml:space="preserve">、标签 </w:t>
+            </w:r>
+            <w:r>
+              <w:rPr>
+                <w:rFonts w:ascii="Consolas" w:hAnsi="Consolas"/>
+                <w:sz w:val="16"/>
+              </w:rPr>
+              <w:t>v1.1.0</w:t>
+            </w:r>
+          </w:p>
+        </w:tc>
+        <w:tc>
+          <w:tcPr>
+            <w:tcW w:type="dxa" w:w="2448"/>
+          </w:tcPr>
+          <w:p>
+            <w:pPr>
+              <w:spacing w:after="0"/>
+            </w:pPr>
+            <w:r>
+              <w:rPr>
+                <w:sz w:val="16"/>
+              </w:rPr>
+            </w:r>
+            <w:r>
+              <w:rPr>
+                <w:sz w:val="16"/>
+              </w:rPr>
+              <w:t xml:space="preserve">发布标签已推进到 </w:t>
+            </w:r>
+            <w:r>
+              <w:rPr>
+                <w:rFonts w:ascii="Consolas" w:hAnsi="Consolas"/>
+                <w:sz w:val="16"/>
+              </w:rPr>
+              <w:t>v1.10.0</w:t>
+            </w:r>
+          </w:p>
+        </w:tc>
+        <w:tc>
+          <w:tcPr>
+            <w:tcW w:type="dxa" w:w="2448"/>
+          </w:tcPr>
+          <w:p>
+            <w:pPr>
+              <w:spacing w:after="0"/>
+            </w:pPr>
+            <w:r>
+              <w:rPr>
+                <w:sz w:val="16"/>
+              </w:rPr>
+            </w:r>
+            <w:r>
+              <w:rPr>
+                <w:sz w:val="16"/>
+              </w:rPr>
+              <w:t>改为只引用发布标签，避免提交号漂移</w:t>
+            </w:r>
+          </w:p>
+        </w:tc>
+      </w:tr>
+      <w:tr>
+        <w:tc>
+          <w:tcPr>
+            <w:tcW w:type="dxa" w:w="2448"/>
+          </w:tcPr>
+          <w:p>
+            <w:pPr>
+              <w:spacing w:after="0"/>
+            </w:pPr>
+            <w:r>
+              <w:rPr>
+                <w:sz w:val="16"/>
+              </w:rPr>
+            </w:r>
+            <w:r>
+              <w:rPr>
+                <w:sz w:val="16"/>
+              </w:rPr>
+              <w:t>E7</w:t>
+            </w:r>
+          </w:p>
+        </w:tc>
+        <w:tc>
+          <w:tcPr>
+            <w:tcW w:type="dxa" w:w="2448"/>
+          </w:tcPr>
+          <w:p>
+            <w:pPr>
+              <w:spacing w:after="0"/>
+            </w:pPr>
+            <w:r>
+              <w:rPr>
+                <w:sz w:val="16"/>
+              </w:rPr>
+            </w:r>
+            <w:r>
+              <w:rPr>
+                <w:sz w:val="16"/>
+              </w:rPr>
+              <w:t>英文 11 209 词、中文 31 868 字</w:t>
+            </w:r>
+          </w:p>
+        </w:tc>
+        <w:tc>
+          <w:tcPr>
+            <w:tcW w:type="dxa" w:w="2448"/>
+          </w:tcPr>
+          <w:p>
+            <w:pPr>
+              <w:spacing w:after="0"/>
+            </w:pPr>
+            <w:r>
+              <w:rPr>
+                <w:sz w:val="16"/>
+              </w:rPr>
+            </w:r>
+            <w:r>
+              <w:rPr>
+                <w:sz w:val="16"/>
+              </w:rPr>
+              <w:t>英文 12 761 词、中文 35 504 字（整篇含参考文献）</w:t>
+            </w:r>
+          </w:p>
+        </w:tc>
+        <w:tc>
+          <w:tcPr>
+            <w:tcW w:type="dxa" w:w="2448"/>
+          </w:tcPr>
+          <w:p>
+            <w:pPr>
+              <w:spacing w:after="0"/>
+            </w:pPr>
+            <w:r>
+              <w:rPr>
+                <w:sz w:val="16"/>
+              </w:rPr>
+            </w:r>
+            <w:r>
+              <w:rPr>
+                <w:sz w:val="16"/>
+              </w:rPr>
+              <w:t xml:space="preserve">由 </w:t>
+            </w:r>
+            <w:r>
+              <w:rPr>
+                <w:rFonts w:ascii="Consolas" w:hAnsi="Consolas"/>
+                <w:sz w:val="16"/>
+              </w:rPr>
+              <w:t>refresh_selfcheck_facts_v11.py</w:t>
+            </w:r>
+            <w:r>
+              <w:rPr>
+                <w:sz w:val="16"/>
+              </w:rPr>
+              <w:t xml:space="preserve"> 依据实际文件重算</w:t>
+            </w:r>
+          </w:p>
+        </w:tc>
+      </w:tr>
+      <w:tr>
+        <w:tc>
+          <w:tcPr>
+            <w:tcW w:type="dxa" w:w="2448"/>
+          </w:tcPr>
+          <w:p>
+            <w:pPr>
+              <w:spacing w:after="0"/>
+            </w:pPr>
+            <w:r>
+              <w:rPr>
+                <w:sz w:val="16"/>
+              </w:rPr>
+            </w:r>
+            <w:r>
+              <w:rPr>
+                <w:sz w:val="16"/>
+              </w:rPr>
+              <w:t>F4</w:t>
+            </w:r>
+          </w:p>
+        </w:tc>
+        <w:tc>
+          <w:tcPr>
+            <w:tcW w:type="dxa" w:w="2448"/>
+          </w:tcPr>
+          <w:p>
+            <w:pPr>
+              <w:spacing w:after="0"/>
+            </w:pPr>
+            <w:r>
+              <w:rPr>
+                <w:sz w:val="16"/>
+              </w:rPr>
+            </w:r>
+            <w:r>
+              <w:rPr>
+                <w:rFonts w:ascii="Consolas" w:hAnsi="Consolas"/>
+                <w:sz w:val="16"/>
+              </w:rPr>
+              <w:t>补充材料_S1_S19/</w:t>
+            </w:r>
+            <w:r>
+              <w:rPr>
+                <w:sz w:val="16"/>
+              </w:rPr>
+              <w:t>：19 条目、40 文件</w:t>
+            </w:r>
+          </w:p>
+        </w:tc>
+        <w:tc>
+          <w:tcPr>
+            <w:tcW w:type="dxa" w:w="2448"/>
+          </w:tcPr>
+          <w:p>
+            <w:pPr>
+              <w:spacing w:after="0"/>
+            </w:pPr>
+            <w:r>
+              <w:rPr>
+                <w:sz w:val="16"/>
+              </w:rPr>
+            </w:r>
+            <w:r>
+              <w:rPr>
+                <w:sz w:val="16"/>
+              </w:rPr>
+              <w:t>目录内实为 S01–S26，58 个材料文件</w:t>
+            </w:r>
+          </w:p>
+        </w:tc>
+        <w:tc>
+          <w:tcPr>
+            <w:tcW w:type="dxa" w:w="2448"/>
+          </w:tcPr>
+          <w:p>
+            <w:pPr>
+              <w:spacing w:after="0"/>
+            </w:pPr>
+            <w:r>
+              <w:rPr>
+                <w:sz w:val="16"/>
+              </w:rPr>
+            </w:r>
+            <w:r>
+              <w:rPr>
+                <w:sz w:val="16"/>
+              </w:rPr>
+              <w:t xml:space="preserve">目录重命名为 </w:t>
+            </w:r>
+            <w:r>
+              <w:rPr>
+                <w:rFonts w:ascii="Consolas" w:hAnsi="Consolas"/>
+                <w:sz w:val="16"/>
+              </w:rPr>
+              <w:t>补充材料_S01_S26/</w:t>
+            </w:r>
+            <w:r>
+              <w:rPr>
+                <w:sz w:val="16"/>
+              </w:rPr>
+              <w:t>，条目数重算</w:t>
+            </w:r>
+          </w:p>
+        </w:tc>
+      </w:tr>
+      <w:tr>
+        <w:tc>
+          <w:tcPr>
+            <w:tcW w:type="dxa" w:w="2448"/>
+          </w:tcPr>
+          <w:p>
+            <w:pPr>
+              <w:spacing w:after="0"/>
+            </w:pPr>
+            <w:r>
+              <w:rPr>
+                <w:sz w:val="16"/>
+              </w:rPr>
+            </w:r>
+            <w:r>
+              <w:rPr>
+                <w:sz w:val="16"/>
+              </w:rPr>
+              <w:t>本段</w:t>
+            </w:r>
+          </w:p>
+        </w:tc>
+        <w:tc>
+          <w:tcPr>
+            <w:tcW w:type="dxa" w:w="2448"/>
+          </w:tcPr>
+          <w:p>
+            <w:pPr>
+              <w:spacing w:after="0"/>
+            </w:pPr>
+            <w:r>
+              <w:rPr>
+                <w:sz w:val="16"/>
+              </w:rPr>
+            </w:r>
+            <w:r>
+              <w:rPr>
+                <w:sz w:val="16"/>
+              </w:rPr>
+              <w:t>仍写「缺失项（仅剩 1 项）」「部分通过项（10 项）」，并列出 F6/F7 未做</w:t>
+            </w:r>
+          </w:p>
+        </w:tc>
+        <w:tc>
+          <w:tcPr>
+            <w:tcW w:type="dxa" w:w="2448"/>
+          </w:tcPr>
+          <w:p>
+            <w:pPr>
+              <w:spacing w:after="0"/>
+            </w:pPr>
+            <w:r>
+              <w:rPr>
+                <w:sz w:val="16"/>
+              </w:rPr>
+            </w:r>
+            <w:r>
+              <w:rPr>
+                <w:sz w:val="16"/>
+              </w:rPr>
+              <w:t>F6 容器化、F7 持续集成早已完成</w:t>
+            </w:r>
+          </w:p>
+        </w:tc>
+        <w:tc>
+          <w:tcPr>
+            <w:tcW w:type="dxa" w:w="2448"/>
+          </w:tcPr>
+          <w:p>
+            <w:pPr>
+              <w:spacing w:after="0"/>
+            </w:pPr>
+            <w:r>
+              <w:rPr>
+                <w:sz w:val="16"/>
+              </w:rPr>
+            </w:r>
+            <w:r>
+              <w:rPr>
+                <w:sz w:val="16"/>
+              </w:rPr>
+              <w:t>整段重写</w:t>
+            </w:r>
+          </w:p>
+        </w:tc>
+      </w:tr>
+    </w:tbl>
+    <w:p>
+      <w:pPr>
+        <w:spacing w:after="40"/>
+      </w:pPr>
+    </w:p>
+    <w:p>
+      <w:r>
+        <w:t xml:space="preserve">同时新增 </w:t>
+      </w:r>
+      <w:r>
+        <w:rPr>
+          <w:b/>
+        </w:rPr>
+        <w:t>E9 中英数值一致</w:t>
+      </w:r>
+      <w:r>
+        <w:t xml:space="preserve"> 检查项，并在 </w:t>
+      </w:r>
+      <w:r>
+        <w:rPr>
+          <w:rFonts w:ascii="Consolas" w:hAnsi="Consolas"/>
+        </w:rPr>
+        <w:t>scripts/verify_selfcheck_counts_v7.py</w:t>
+      </w:r>
+      <w:r>
+        <w:t xml:space="preserve"> 中把「层级表合计 = 逐项计数 = 汇总行」写成断言：自查表此后无法再出现自相矛盾的数字。</w:t>
       </w:r>
     </w:p>
     <w:sectPr>

--- a/重构版论文_v4_20260915/论文自查表.docx
+++ b/重构版论文_v4_20260915/论文自查表.docx
@@ -727,28 +727,28 @@
               <w:rPr>
                 <w:sz w:val="16"/>
               </w:rPr>
+              <w:t>10</w:t>
+            </w:r>
+          </w:p>
+        </w:tc>
+        <w:tc>
+          <w:tcPr>
+            <w:tcW w:type="dxa" w:w="1958"/>
+          </w:tcPr>
+          <w:p>
+            <w:pPr>
+              <w:spacing w:after="0"/>
+            </w:pPr>
+            <w:r>
+              <w:rPr>
+                <w:sz w:val="16"/>
+              </w:rPr>
+            </w:r>
+            <w:r>
+              <w:rPr>
+                <w:sz w:val="16"/>
+              </w:rPr>
               <w:t>9</w:t>
-            </w:r>
-          </w:p>
-        </w:tc>
-        <w:tc>
-          <w:tcPr>
-            <w:tcW w:type="dxa" w:w="1958"/>
-          </w:tcPr>
-          <w:p>
-            <w:pPr>
-              <w:spacing w:after="0"/>
-            </w:pPr>
-            <w:r>
-              <w:rPr>
-                <w:sz w:val="16"/>
-              </w:rPr>
-            </w:r>
-            <w:r>
-              <w:rPr>
-                <w:sz w:val="16"/>
-              </w:rPr>
-              <w:t>8</w:t>
             </w:r>
           </w:p>
         </w:tc>
@@ -1050,7 +1050,7 @@
                 <w:b/>
                 <w:sz w:val="16"/>
               </w:rPr>
-              <w:t>66</w:t>
+              <w:t>67</w:t>
             </w:r>
           </w:p>
         </w:tc>
@@ -1072,7 +1072,7 @@
                 <w:b/>
                 <w:sz w:val="16"/>
               </w:rPr>
-              <w:t>62</w:t>
+              <w:t>63</w:t>
             </w:r>
           </w:p>
         </w:tc>
@@ -1135,7 +1135,7 @@
         <w:rPr>
           <w:b/>
         </w:rPr>
-        <w:t>66 项检查中 62 项通过、4 项部分通过、0 项缺失</w:t>
+        <w:t>67 项检查中 63 项通过、4 项部分通过、0 项缺失</w:t>
       </w:r>
       <w:r>
         <w:t xml:space="preserve">。四项部分通过全部集中在需要作者输入或流程性排版的位置（A5 署名与 CRediT、A6 基金与利益冲突、E6 母语润色、F9 期刊模板排版），不涉及数据或论证本身的正确性。自查表自身的数字一致性由 </w:t>
@@ -7205,7 +7205,7 @@
         <w:t>通过</w:t>
       </w:r>
       <w:r>
-        <w:t xml:space="preserve"> | 英文 12,761 词（整篇含参考文献）、11 图、7 主表；中文 35,504 字</w:t>
+        <w:t xml:space="preserve"> | 英文 12,633 词（整篇含参考文献）、11 图、7 主表；中文 35,108 字</w:t>
       </w:r>
     </w:p>
     <w:tbl>
@@ -7333,6 +7333,48 @@
           </w:p>
         </w:tc>
       </w:tr>
+    </w:tbl>
+    <w:p>
+      <w:pPr>
+        <w:spacing w:after="40"/>
+      </w:pPr>
+    </w:p>
+    <w:p>
+      <w:r>
+        <w:t xml:space="preserve">| E9 | 中英数值一致 | 两份稿件的数值集合完全相同 | </w:t>
+      </w:r>
+      <w:r>
+        <w:rPr>
+          <w:b/>
+        </w:rPr>
+        <w:t>通过</w:t>
+      </w:r>
+      <w:r>
+        <w:t xml:space="preserve"> | </w:t>
+      </w:r>
+      <w:r>
+        <w:rPr>
+          <w:rFonts w:ascii="Consolas" w:hAnsi="Consolas"/>
+        </w:rPr>
+        <w:t>scripts/cross_language_number_diff_v10.py</w:t>
+      </w:r>
+      <w:r>
+        <w:t>：正文数值 token 英文 507 : 中文 507，集合完全一致；该检查已接入验证闸门</w:t>
+      </w:r>
+    </w:p>
+    <w:tbl>
+      <w:tblPr>
+        <w:tblStyle w:val="TableGrid"/>
+        <w:tblW w:type="auto" w:w="0"/>
+        <w:tblLook w:firstColumn="1" w:firstRow="1" w:lastColumn="0" w:lastRow="0" w:noHBand="0" w:noVBand="1" w:val="04A0"/>
+      </w:tblPr>
+      <w:tblGrid>
+        <w:gridCol w:w="1958"/>
+        <w:gridCol w:w="1958"/>
+        <w:gridCol w:w="1958"/>
+        <w:gridCol w:w="1958"/>
+        <w:gridCol w:w="1958"/>
+      </w:tblGrid>
       <w:tr>
         <w:tc>
           <w:tcPr>
@@ -7349,72 +7391,75 @@
             </w:r>
             <w:r>
               <w:rPr>
-                <w:sz w:val="16"/>
-              </w:rPr>
-              <w:t>E9</w:t>
-            </w:r>
-          </w:p>
-        </w:tc>
-        <w:tc>
-          <w:tcPr>
-            <w:tcW w:type="dxa" w:w="1958"/>
-          </w:tcPr>
-          <w:p>
-            <w:pPr>
-              <w:spacing w:after="0"/>
-            </w:pPr>
-            <w:r>
-              <w:rPr>
-                <w:sz w:val="16"/>
-              </w:rPr>
-            </w:r>
-            <w:r>
-              <w:rPr>
-                <w:sz w:val="16"/>
-              </w:rPr>
-              <w:t>中英数值一致</w:t>
-            </w:r>
-          </w:p>
-        </w:tc>
-        <w:tc>
-          <w:tcPr>
-            <w:tcW w:type="dxa" w:w="1958"/>
-          </w:tcPr>
-          <w:p>
-            <w:pPr>
-              <w:spacing w:after="0"/>
-            </w:pPr>
-            <w:r>
-              <w:rPr>
-                <w:sz w:val="16"/>
-              </w:rPr>
-            </w:r>
-            <w:r>
-              <w:rPr>
-                <w:sz w:val="16"/>
-              </w:rPr>
-              <w:t>两份稿件的数值集合完全相同</w:t>
-            </w:r>
-          </w:p>
-        </w:tc>
-        <w:tc>
-          <w:tcPr>
-            <w:tcW w:type="dxa" w:w="1958"/>
-          </w:tcPr>
-          <w:p>
-            <w:pPr>
-              <w:spacing w:after="0"/>
-            </w:pPr>
-            <w:r>
-              <w:rPr>
-                <w:sz w:val="16"/>
-              </w:rPr>
-            </w:r>
-            <w:r>
-              <w:rPr>
                 <w:b/>
                 <w:sz w:val="16"/>
               </w:rPr>
+              <w:t>E10</w:t>
+            </w:r>
+          </w:p>
+        </w:tc>
+        <w:tc>
+          <w:tcPr>
+            <w:tcW w:type="dxa" w:w="1958"/>
+          </w:tcPr>
+          <w:p>
+            <w:pPr>
+              <w:spacing w:after="0"/>
+            </w:pPr>
+            <w:r>
+              <w:rPr>
+                <w:sz w:val="16"/>
+              </w:rPr>
+            </w:r>
+            <w:r>
+              <w:rPr>
+                <w:b/>
+                <w:sz w:val="16"/>
+              </w:rPr>
+              <w:t>期刊硬性格式</w:t>
+            </w:r>
+          </w:p>
+        </w:tc>
+        <w:tc>
+          <w:tcPr>
+            <w:tcW w:type="dxa" w:w="1958"/>
+          </w:tcPr>
+          <w:p>
+            <w:pPr>
+              <w:spacing w:after="0"/>
+            </w:pPr>
+            <w:r>
+              <w:rPr>
+                <w:sz w:val="16"/>
+              </w:rPr>
+            </w:r>
+            <w:r>
+              <w:rPr>
+                <w:b/>
+                <w:sz w:val="16"/>
+              </w:rPr>
+              <w:t>满足 JISA 指南的字数与条数上限</w:t>
+            </w:r>
+          </w:p>
+        </w:tc>
+        <w:tc>
+          <w:tcPr>
+            <w:tcW w:type="dxa" w:w="1958"/>
+          </w:tcPr>
+          <w:p>
+            <w:pPr>
+              <w:spacing w:after="0"/>
+            </w:pPr>
+            <w:r>
+              <w:rPr>
+                <w:sz w:val="16"/>
+              </w:rPr>
+            </w:r>
+            <w:r>
+              <w:rPr>
+                <w:b/>
+                <w:sz w:val="16"/>
+              </w:rPr>
               <w:t>通过</w:t>
             </w:r>
           </w:p>
@@ -7435,15 +7480,17 @@
             <w:r>
               <w:rPr>
                 <w:rFonts w:ascii="Consolas" w:hAnsi="Consolas"/>
-                <w:sz w:val="16"/>
-              </w:rPr>
-              <w:t>scripts/cross_language_number_diff_v10.py</w:t>
-            </w:r>
-            <w:r>
-              <w:rPr>
-                <w:sz w:val="16"/>
-              </w:rPr>
-              <w:t>：正文数值 token 英文 507 : 中文 507，集合完全一致；该检查已接入验证闸门</w:t>
+                <w:b/>
+                <w:sz w:val="16"/>
+              </w:rPr>
+              <w:t>scripts/check_jisa_format_v22.py</w:t>
+            </w:r>
+            <w:r>
+              <w:rPr>
+                <w:b/>
+                <w:sz w:val="16"/>
+              </w:rPr>
+              <w:t>：摘要 249 词（上限 250）、关键词 7 个（上限 7）、Highlights 5 条且最长 83 字符（上限 85）、公式按 (1)–(5) 顺序编号、图形摘要 3300×2280 像素（下限 1328×531）；该检查已接入验证闸门</w:t>
             </w:r>
           </w:p>
         </w:tc>
@@ -9492,7 +9539,7 @@
         <w:rPr>
           <w:b/>
         </w:rPr>
-        <w:t>66 项检查中 62 项通过、4 项部分通过、0 项缺失。</w:t>
+        <w:t>67 项检查中 63 项通过、4 项部分通过、0 项缺失。</w:t>
       </w:r>
       <w:r>
         <w:t xml:space="preserve"> 剩余四项全部集中在需要作者输入或流程性排版的位置，不涉及数据、统计或论证本身的正确性。</w:t>

--- a/重构版论文_v4_20260915/论文自查表.docx
+++ b/重构版论文_v4_20260915/论文自查表.docx
@@ -8565,7 +8565,7 @@
               <w:rPr>
                 <w:sz w:val="16"/>
               </w:rPr>
-              <w:t xml:space="preserve">（四面板：协议、十种子等价、机制、协议效应）与 </w:t>
+              <w:t xml:space="preserve">（四面板：协议、十种子等价、机制、协议效应，3300×2280 像素）与 </w:t>
             </w:r>
             <w:r>
               <w:rPr>
@@ -8578,14 +8578,20 @@
               <w:rPr>
                 <w:sz w:val="16"/>
               </w:rPr>
-              <w:t>；</w:t>
+              <w:t>；公式已按 (1)–(5) 编号。</w:t>
             </w:r>
             <w:r>
               <w:rPr>
                 <w:b/>
                 <w:sz w:val="16"/>
               </w:rPr>
-              <w:t>尚余按 JISA 官方模板排版</w:t>
+              <w:t>尚余排版项</w:t>
+            </w:r>
+            <w:r>
+              <w:rPr>
+                <w:sz w:val="16"/>
+              </w:rPr>
+              <w:t>：① 套用 JISA 官方模板（单栏）；② 用 Word 公式编辑器的 LaTeX 模式把 5 个公式从 LaTeX 源码转为原生公式；③ 表格改为仅横线（本刊要求避免竖线）；④ 填入作者与单位信息</w:t>
             </w:r>
           </w:p>
         </w:tc>

--- a/重构版论文_v4_20260915/论文自查表.docx
+++ b/重构版论文_v4_20260915/论文自查表.docx
@@ -727,28 +727,28 @@
               <w:rPr>
                 <w:sz w:val="16"/>
               </w:rPr>
+              <w:t>11</w:t>
+            </w:r>
+          </w:p>
+        </w:tc>
+        <w:tc>
+          <w:tcPr>
+            <w:tcW w:type="dxa" w:w="1958"/>
+          </w:tcPr>
+          <w:p>
+            <w:pPr>
+              <w:spacing w:after="0"/>
+            </w:pPr>
+            <w:r>
+              <w:rPr>
+                <w:sz w:val="16"/>
+              </w:rPr>
+            </w:r>
+            <w:r>
+              <w:rPr>
+                <w:sz w:val="16"/>
+              </w:rPr>
               <w:t>10</w:t>
-            </w:r>
-          </w:p>
-        </w:tc>
-        <w:tc>
-          <w:tcPr>
-            <w:tcW w:type="dxa" w:w="1958"/>
-          </w:tcPr>
-          <w:p>
-            <w:pPr>
-              <w:spacing w:after="0"/>
-            </w:pPr>
-            <w:r>
-              <w:rPr>
-                <w:sz w:val="16"/>
-              </w:rPr>
-            </w:r>
-            <w:r>
-              <w:rPr>
-                <w:sz w:val="16"/>
-              </w:rPr>
-              <w:t>9</w:t>
             </w:r>
           </w:p>
         </w:tc>
@@ -1050,7 +1050,7 @@
                 <w:b/>
                 <w:sz w:val="16"/>
               </w:rPr>
-              <w:t>67</w:t>
+              <w:t>68</w:t>
             </w:r>
           </w:p>
         </w:tc>
@@ -1072,7 +1072,7 @@
                 <w:b/>
                 <w:sz w:val="16"/>
               </w:rPr>
-              <w:t>63</w:t>
+              <w:t>64</w:t>
             </w:r>
           </w:p>
         </w:tc>
@@ -1135,7 +1135,7 @@
         <w:rPr>
           <w:b/>
         </w:rPr>
-        <w:t>67 项检查中 63 项通过、4 项部分通过、0 项缺失</w:t>
+        <w:t>68 项检查中 64 项通过、4 项部分通过、0 项缺失</w:t>
       </w:r>
       <w:r>
         <w:t xml:space="preserve">。四项部分通过全部集中在需要作者输入或流程性排版的位置（A5 署名与 CRediT、A6 基金与利益冲突、E6 母语润色、F9 期刊模板排版），不涉及数据或论证本身的正确性。自查表自身的数字一致性由 </w:t>
@@ -7205,7 +7205,7 @@
         <w:t>通过</w:t>
       </w:r>
       <w:r>
-        <w:t xml:space="preserve"> | 英文 12,633 词（整篇含参考文献）、11 图、7 主表；中文 35,108 字</w:t>
+        <w:t xml:space="preserve"> | 英文 12,761 词（整篇含参考文献）、11 图、7 主表；中文 35,338 字</w:t>
       </w:r>
     </w:p>
     <w:tbl>
@@ -7491,6 +7491,121 @@
                 <w:sz w:val="16"/>
               </w:rPr>
               <w:t>：摘要 249 词（上限 250）、关键词 7 个（上限 7）、Highlights 5 条且最长 83 字符（上限 85）、公式按 (1)–(5) 顺序编号、图形摘要 3300×2280 像素（下限 1328×531）；该检查已接入验证闸门</w:t>
+            </w:r>
+          </w:p>
+        </w:tc>
+      </w:tr>
+      <w:tr>
+        <w:tc>
+          <w:tcPr>
+            <w:tcW w:type="dxa" w:w="1958"/>
+          </w:tcPr>
+          <w:p>
+            <w:pPr>
+              <w:spacing w:after="0"/>
+            </w:pPr>
+            <w:r>
+              <w:rPr>
+                <w:sz w:val="16"/>
+              </w:rPr>
+            </w:r>
+            <w:r>
+              <w:rPr>
+                <w:sz w:val="16"/>
+              </w:rPr>
+              <w:t>E11</w:t>
+            </w:r>
+          </w:p>
+        </w:tc>
+        <w:tc>
+          <w:tcPr>
+            <w:tcW w:type="dxa" w:w="1958"/>
+          </w:tcPr>
+          <w:p>
+            <w:pPr>
+              <w:spacing w:after="0"/>
+            </w:pPr>
+            <w:r>
+              <w:rPr>
+                <w:sz w:val="16"/>
+              </w:rPr>
+            </w:r>
+            <w:r>
+              <w:rPr>
+                <w:sz w:val="16"/>
+              </w:rPr>
+              <w:t>稿内自洽</w:t>
+            </w:r>
+          </w:p>
+        </w:tc>
+        <w:tc>
+          <w:tcPr>
+            <w:tcW w:type="dxa" w:w="1958"/>
+          </w:tcPr>
+          <w:p>
+            <w:pPr>
+              <w:spacing w:after="0"/>
+            </w:pPr>
+            <w:r>
+              <w:rPr>
+                <w:sz w:val="16"/>
+              </w:rPr>
+            </w:r>
+            <w:r>
+              <w:rPr>
+                <w:sz w:val="16"/>
+              </w:rPr>
+              <w:t>同一事实不重复、同一对象同一名称</w:t>
+            </w:r>
+          </w:p>
+        </w:tc>
+        <w:tc>
+          <w:tcPr>
+            <w:tcW w:type="dxa" w:w="1958"/>
+          </w:tcPr>
+          <w:p>
+            <w:pPr>
+              <w:spacing w:after="0"/>
+            </w:pPr>
+            <w:r>
+              <w:rPr>
+                <w:sz w:val="16"/>
+              </w:rPr>
+            </w:r>
+            <w:r>
+              <w:rPr>
+                <w:b/>
+                <w:sz w:val="16"/>
+              </w:rPr>
+              <w:t>通过</w:t>
+            </w:r>
+          </w:p>
+        </w:tc>
+        <w:tc>
+          <w:tcPr>
+            <w:tcW w:type="dxa" w:w="1958"/>
+          </w:tcPr>
+          <w:p>
+            <w:pPr>
+              <w:spacing w:after="0"/>
+            </w:pPr>
+            <w:r>
+              <w:rPr>
+                <w:sz w:val="16"/>
+              </w:rPr>
+            </w:r>
+            <w:r>
+              <w:rPr>
+                <w:rFonts w:ascii="Consolas" w:hAnsi="Consolas"/>
+                <w:sz w:val="16"/>
+              </w:rPr>
+              <w:t>scripts/check_duplicate_sentences_v27.py</w:t>
+            </w:r>
+            <w:r>
+              <w:rPr>
+                <w:sz w:val="16"/>
+              </w:rPr>
+              <w:t>：两稿均无重复句，且无段落重复同一组小数（曾发现中文 §5.2 重复陈述平衡控制训练耗时）；全文统一为「聚合规则 / aggregation rule」；该检查已接入验证闸门</w:t>
             </w:r>
           </w:p>
         </w:tc>
@@ -9545,7 +9660,7 @@
         <w:rPr>
           <w:b/>
         </w:rPr>
-        <w:t>67 项检查中 63 项通过、4 项部分通过、0 项缺失。</w:t>
+        <w:t>68 项检查中 64 项通过、4 项部分通过、0 项缺失。</w:t>
       </w:r>
       <w:r>
         <w:t xml:space="preserve"> 剩余四项全部集中在需要作者输入或流程性排版的位置，不涉及数据、统计或论证本身的正确性。</w:t>

--- a/重构版论文_v4_20260915/论文自查表.docx
+++ b/重构版论文_v4_20260915/论文自查表.docx
@@ -6960,7 +6960,20 @@
               <w:rPr>
                 <w:sz w:val="16"/>
               </w:rPr>
-              <w:t>图 1–11、表 1–7 连续无缺无重；中英一致；引用的图片文件全部存在</w:t>
+              <w:t>图 1–11、表 1–7 连续无缺无重；中英一致；引用的图片文件全部存在；</w:t>
+            </w:r>
+            <w:r>
+              <w:rPr>
+                <w:rFonts w:ascii="Consolas" w:hAnsi="Consolas"/>
+                <w:sz w:val="16"/>
+              </w:rPr>
+              <w:t>scripts/check_section_refs_v32.py</w:t>
+            </w:r>
+            <w:r>
+              <w:rPr>
+                <w:sz w:val="16"/>
+              </w:rPr>
+              <w:t xml:space="preserve"> 另校验 15 处（英文）/ 9 处（中文）章节引用与 (1)–(5) 公式引用均指向真实目标</w:t>
             </w:r>
           </w:p>
         </w:tc>

--- a/重构版论文_v4_20260915/论文自查表.docx
+++ b/重构版论文_v4_20260915/论文自查表.docx
@@ -7081,7 +7081,20 @@
               <w:rPr>
                 <w:sz w:val="16"/>
               </w:rPr>
-              <w:t>RF/MLP/MI/ANOVA/Mondrian/AUROC/CV 首现已展开；中文摘要补全 RCCF 全称</w:t>
+              <w:t>RF/MLP/MI/ANOVA/Mondrian/AUROC/CV 首现已展开；中文摘要补全 RCCF 全称；</w:t>
+            </w:r>
+            <w:r>
+              <w:rPr>
+                <w:rFonts w:ascii="Consolas" w:hAnsi="Consolas"/>
+                <w:sz w:val="16"/>
+              </w:rPr>
+              <w:t>scripts/proofread_char_level_v33.py</w:t>
+            </w:r>
+            <w:r>
+              <w:rPr>
+                <w:sz w:val="16"/>
+              </w:rPr>
+              <w:t xml:space="preserve"> 逐字检查两稿与前置材料（不可见字符、全半角、重复词、括号配对、单位空格、连字符修饰语），并修正中文「袋外/折外」概念错用 5 处</w:t>
             </w:r>
           </w:p>
         </w:tc>

--- a/重构版论文_v4_20260915/论文自查表.docx
+++ b/重构版论文_v4_20260915/论文自查表.docx
@@ -8732,7 +8732,20 @@
               <w:rPr>
                 <w:sz w:val="16"/>
               </w:rPr>
-              <w:t>：① 套用 JISA 官方模板（单栏）；② 用 Word 公式编辑器的 LaTeX 模式把 5 个公式从 LaTeX 源码转为原生公式；③ 表格改为仅横线（本刊要求避免竖线）；④ 填入作者与单位信息</w:t>
+              <w:t>：① 套用 JISA 官方模板（单栏）；② 用 Word 公式编辑器的 LaTeX 模式把 5 个公式从 LaTeX 源码转为原生公式；③ 表格改为仅横线（本刊要求避免竖线）；④ 填入作者与单位信息；编号列表已改为每表独立计数（</w:t>
+            </w:r>
+            <w:r>
+              <w:rPr>
+                <w:rFonts w:ascii="Consolas" w:hAnsi="Consolas"/>
+                <w:sz w:val="16"/>
+              </w:rPr>
+              <w:t>scripts/check_docx_numbering_v40.py</w:t>
+            </w:r>
+            <w:r>
+              <w:rPr>
+                <w:sz w:val="16"/>
+              </w:rPr>
+              <w:t>，Word 渲染核验）</w:t>
             </w:r>
           </w:p>
         </w:tc>

--- a/重构版论文_v4_20260915/论文自查表.docx
+++ b/重构版论文_v4_20260915/论文自查表.docx
@@ -140,6 +140,14 @@
         <w:tblStyle w:val="TableGrid"/>
         <w:tblW w:type="auto" w:w="0"/>
         <w:tblLook w:firstColumn="1" w:firstRow="1" w:lastColumn="0" w:lastRow="0" w:noHBand="0" w:noVBand="1" w:val="04A0"/>
+        <w:tblBorders>
+          <w:top w:val="single" w:sz="6" w:space="0" w:color="000000"/>
+          <w:left w:val="none" w:sz="0" w:space="0" w:color="auto"/>
+          <w:bottom w:val="single" w:sz="6" w:space="0" w:color="000000"/>
+          <w:right w:val="none" w:sz="0" w:space="0" w:color="auto"/>
+          <w:insideH w:val="single" w:sz="6" w:space="0" w:color="000000"/>
+          <w:insideV w:val="none" w:sz="0" w:space="0" w:color="auto"/>
+        </w:tblBorders>
       </w:tblPr>
       <w:tblGrid>
         <w:gridCol w:w="1958"/>
@@ -1163,6 +1171,14 @@
         <w:tblStyle w:val="TableGrid"/>
         <w:tblW w:type="auto" w:w="0"/>
         <w:tblLook w:firstColumn="1" w:firstRow="1" w:lastColumn="0" w:lastRow="0" w:noHBand="0" w:noVBand="1" w:val="04A0"/>
+        <w:tblBorders>
+          <w:top w:val="single" w:sz="6" w:space="0" w:color="000000"/>
+          <w:left w:val="none" w:sz="0" w:space="0" w:color="auto"/>
+          <w:bottom w:val="single" w:sz="6" w:space="0" w:color="000000"/>
+          <w:right w:val="none" w:sz="0" w:space="0" w:color="auto"/>
+          <w:insideH w:val="single" w:sz="6" w:space="0" w:color="000000"/>
+          <w:insideV w:val="none" w:sz="0" w:space="0" w:color="auto"/>
+        </w:tblBorders>
       </w:tblPr>
       <w:tblGrid>
         <w:gridCol w:w="1958"/>
@@ -1729,6 +1745,14 @@
         <w:tblStyle w:val="TableGrid"/>
         <w:tblW w:type="auto" w:w="0"/>
         <w:tblLook w:firstColumn="1" w:firstRow="1" w:lastColumn="0" w:lastRow="0" w:noHBand="0" w:noVBand="1" w:val="04A0"/>
+        <w:tblBorders>
+          <w:top w:val="single" w:sz="6" w:space="0" w:color="000000"/>
+          <w:left w:val="none" w:sz="0" w:space="0" w:color="auto"/>
+          <w:bottom w:val="single" w:sz="6" w:space="0" w:color="000000"/>
+          <w:right w:val="none" w:sz="0" w:space="0" w:color="auto"/>
+          <w:insideH w:val="single" w:sz="6" w:space="0" w:color="000000"/>
+          <w:insideV w:val="none" w:sz="0" w:space="0" w:color="auto"/>
+        </w:tblBorders>
       </w:tblPr>
       <w:tblGrid>
         <w:gridCol w:w="1958"/>
@@ -2408,6 +2432,14 @@
         <w:tblStyle w:val="TableGrid"/>
         <w:tblW w:type="auto" w:w="0"/>
         <w:tblLook w:firstColumn="1" w:firstRow="1" w:lastColumn="0" w:lastRow="0" w:noHBand="0" w:noVBand="1" w:val="04A0"/>
+        <w:tblBorders>
+          <w:top w:val="single" w:sz="6" w:space="0" w:color="000000"/>
+          <w:left w:val="none" w:sz="0" w:space="0" w:color="auto"/>
+          <w:bottom w:val="single" w:sz="6" w:space="0" w:color="000000"/>
+          <w:right w:val="none" w:sz="0" w:space="0" w:color="auto"/>
+          <w:insideH w:val="single" w:sz="6" w:space="0" w:color="000000"/>
+          <w:insideV w:val="none" w:sz="0" w:space="0" w:color="auto"/>
+        </w:tblBorders>
       </w:tblPr>
       <w:tblGrid>
         <w:gridCol w:w="1958"/>
@@ -3202,6 +3234,14 @@
         <w:tblStyle w:val="TableGrid"/>
         <w:tblW w:type="auto" w:w="0"/>
         <w:tblLook w:firstColumn="1" w:firstRow="1" w:lastColumn="0" w:lastRow="0" w:noHBand="0" w:noVBand="1" w:val="04A0"/>
+        <w:tblBorders>
+          <w:top w:val="single" w:sz="6" w:space="0" w:color="000000"/>
+          <w:left w:val="none" w:sz="0" w:space="0" w:color="auto"/>
+          <w:bottom w:val="single" w:sz="6" w:space="0" w:color="000000"/>
+          <w:right w:val="none" w:sz="0" w:space="0" w:color="auto"/>
+          <w:insideH w:val="single" w:sz="6" w:space="0" w:color="000000"/>
+          <w:insideV w:val="none" w:sz="0" w:space="0" w:color="auto"/>
+        </w:tblBorders>
       </w:tblPr>
       <w:tblGrid>
         <w:gridCol w:w="1958"/>
@@ -4670,6 +4710,14 @@
         <w:tblStyle w:val="TableGrid"/>
         <w:tblW w:type="auto" w:w="0"/>
         <w:tblLook w:firstColumn="1" w:firstRow="1" w:lastColumn="0" w:lastRow="0" w:noHBand="0" w:noVBand="1" w:val="04A0"/>
+        <w:tblBorders>
+          <w:top w:val="single" w:sz="6" w:space="0" w:color="000000"/>
+          <w:left w:val="none" w:sz="0" w:space="0" w:color="auto"/>
+          <w:bottom w:val="single" w:sz="6" w:space="0" w:color="000000"/>
+          <w:right w:val="none" w:sz="0" w:space="0" w:color="auto"/>
+          <w:insideH w:val="single" w:sz="6" w:space="0" w:color="000000"/>
+          <w:insideV w:val="none" w:sz="0" w:space="0" w:color="auto"/>
+        </w:tblBorders>
       </w:tblPr>
       <w:tblGrid>
         <w:gridCol w:w="1958"/>
@@ -6406,6 +6454,14 @@
         <w:tblStyle w:val="TableGrid"/>
         <w:tblW w:type="auto" w:w="0"/>
         <w:tblLook w:firstColumn="1" w:firstRow="1" w:lastColumn="0" w:lastRow="0" w:noHBand="0" w:noVBand="1" w:val="04A0"/>
+        <w:tblBorders>
+          <w:top w:val="single" w:sz="6" w:space="0" w:color="000000"/>
+          <w:left w:val="none" w:sz="0" w:space="0" w:color="auto"/>
+          <w:bottom w:val="single" w:sz="6" w:space="0" w:color="000000"/>
+          <w:right w:val="none" w:sz="0" w:space="0" w:color="auto"/>
+          <w:insideH w:val="single" w:sz="6" w:space="0" w:color="000000"/>
+          <w:insideV w:val="none" w:sz="0" w:space="0" w:color="auto"/>
+        </w:tblBorders>
       </w:tblPr>
       <w:tblGrid>
         <w:gridCol w:w="1958"/>
@@ -7239,6 +7295,14 @@
         <w:tblStyle w:val="TableGrid"/>
         <w:tblW w:type="auto" w:w="0"/>
         <w:tblLook w:firstColumn="1" w:firstRow="1" w:lastColumn="0" w:lastRow="0" w:noHBand="0" w:noVBand="1" w:val="04A0"/>
+        <w:tblBorders>
+          <w:top w:val="single" w:sz="6" w:space="0" w:color="000000"/>
+          <w:left w:val="none" w:sz="0" w:space="0" w:color="auto"/>
+          <w:bottom w:val="single" w:sz="6" w:space="0" w:color="000000"/>
+          <w:right w:val="none" w:sz="0" w:space="0" w:color="auto"/>
+          <w:insideH w:val="single" w:sz="6" w:space="0" w:color="000000"/>
+          <w:insideV w:val="none" w:sz="0" w:space="0" w:color="auto"/>
+        </w:tblBorders>
       </w:tblPr>
       <w:tblGrid>
         <w:gridCol w:w="1958"/>
@@ -7393,6 +7457,14 @@
         <w:tblStyle w:val="TableGrid"/>
         <w:tblW w:type="auto" w:w="0"/>
         <w:tblLook w:firstColumn="1" w:firstRow="1" w:lastColumn="0" w:lastRow="0" w:noHBand="0" w:noVBand="1" w:val="04A0"/>
+        <w:tblBorders>
+          <w:top w:val="single" w:sz="6" w:space="0" w:color="000000"/>
+          <w:left w:val="none" w:sz="0" w:space="0" w:color="auto"/>
+          <w:bottom w:val="single" w:sz="6" w:space="0" w:color="000000"/>
+          <w:right w:val="none" w:sz="0" w:space="0" w:color="auto"/>
+          <w:insideH w:val="single" w:sz="6" w:space="0" w:color="000000"/>
+          <w:insideV w:val="none" w:sz="0" w:space="0" w:color="auto"/>
+        </w:tblBorders>
       </w:tblPr>
       <w:tblGrid>
         <w:gridCol w:w="1958"/>
@@ -7655,6 +7727,14 @@
         <w:tblStyle w:val="TableGrid"/>
         <w:tblW w:type="auto" w:w="0"/>
         <w:tblLook w:firstColumn="1" w:firstRow="1" w:lastColumn="0" w:lastRow="0" w:noHBand="0" w:noVBand="1" w:val="04A0"/>
+        <w:tblBorders>
+          <w:top w:val="single" w:sz="6" w:space="0" w:color="000000"/>
+          <w:left w:val="none" w:sz="0" w:space="0" w:color="auto"/>
+          <w:bottom w:val="single" w:sz="6" w:space="0" w:color="000000"/>
+          <w:right w:val="none" w:sz="0" w:space="0" w:color="auto"/>
+          <w:insideH w:val="single" w:sz="6" w:space="0" w:color="000000"/>
+          <w:insideV w:val="none" w:sz="0" w:space="0" w:color="auto"/>
+        </w:tblBorders>
       </w:tblPr>
       <w:tblGrid>
         <w:gridCol w:w="1958"/>
@@ -7818,6 +7898,14 @@
         <w:tblStyle w:val="TableGrid"/>
         <w:tblW w:type="auto" w:w="0"/>
         <w:tblLook w:firstColumn="1" w:firstRow="1" w:lastColumn="0" w:lastRow="0" w:noHBand="0" w:noVBand="1" w:val="04A0"/>
+        <w:tblBorders>
+          <w:top w:val="single" w:sz="6" w:space="0" w:color="000000"/>
+          <w:left w:val="none" w:sz="0" w:space="0" w:color="auto"/>
+          <w:bottom w:val="single" w:sz="6" w:space="0" w:color="000000"/>
+          <w:right w:val="none" w:sz="0" w:space="0" w:color="auto"/>
+          <w:insideH w:val="single" w:sz="6" w:space="0" w:color="000000"/>
+          <w:insideV w:val="none" w:sz="0" w:space="0" w:color="auto"/>
+        </w:tblBorders>
       </w:tblPr>
       <w:tblGrid>
         <w:gridCol w:w="1958"/>
@@ -8098,6 +8186,14 @@
         <w:tblStyle w:val="TableGrid"/>
         <w:tblW w:type="auto" w:w="0"/>
         <w:tblLook w:firstColumn="1" w:firstRow="1" w:lastColumn="0" w:lastRow="0" w:noHBand="0" w:noVBand="1" w:val="04A0"/>
+        <w:tblBorders>
+          <w:top w:val="single" w:sz="6" w:space="0" w:color="000000"/>
+          <w:left w:val="none" w:sz="0" w:space="0" w:color="auto"/>
+          <w:bottom w:val="single" w:sz="6" w:space="0" w:color="000000"/>
+          <w:right w:val="none" w:sz="0" w:space="0" w:color="auto"/>
+          <w:insideH w:val="single" w:sz="6" w:space="0" w:color="000000"/>
+          <w:insideV w:val="none" w:sz="0" w:space="0" w:color="auto"/>
+        </w:tblBorders>
       </w:tblPr>
       <w:tblGrid>
         <w:gridCol w:w="1958"/>
@@ -8719,33 +8815,46 @@
               <w:rPr>
                 <w:sz w:val="16"/>
               </w:rPr>
-              <w:t>；公式已按 (1)–(5) 编号。</w:t>
+              <w:t>；公式已按 (1)–(5) 编号。已完成排版项：公式为 Word 原生公式（每稿 5 个 OMML，无 LaTeX 残留，</w:t>
+            </w:r>
+            <w:r>
+              <w:rPr>
+                <w:rFonts w:ascii="Consolas" w:hAnsi="Consolas"/>
+                <w:sz w:val="16"/>
+              </w:rPr>
+              <w:t>scripts/convert_equations_word_v41.py</w:t>
+            </w:r>
+            <w:r>
+              <w:rPr>
+                <w:sz w:val="16"/>
+              </w:rPr>
+              <w:t>）、表格改为三线表去竖线（10 张表逐张核对 XML）、斜体标记正确渲染、编号列表每表独立计数（</w:t>
+            </w:r>
+            <w:r>
+              <w:rPr>
+                <w:rFonts w:ascii="Consolas" w:hAnsi="Consolas"/>
+                <w:sz w:val="16"/>
+              </w:rPr>
+              <w:t>scripts/check_docx_numbering_v40.py</w:t>
+            </w:r>
+            <w:r>
+              <w:rPr>
+                <w:sz w:val="16"/>
+              </w:rPr>
+              <w:t>，Word 渲染核验）。</w:t>
             </w:r>
             <w:r>
               <w:rPr>
                 <w:b/>
                 <w:sz w:val="16"/>
               </w:rPr>
-              <w:t>尚余排版项</w:t>
-            </w:r>
-            <w:r>
-              <w:rPr>
-                <w:sz w:val="16"/>
-              </w:rPr>
-              <w:t>：① 套用 JISA 官方模板（单栏）；② 用 Word 公式编辑器的 LaTeX 模式把 5 个公式从 LaTeX 源码转为原生公式；③ 表格改为仅横线（本刊要求避免竖线）；④ 填入作者与单位信息；编号列表已改为每表独立计数（</w:t>
-            </w:r>
-            <w:r>
-              <w:rPr>
-                <w:rFonts w:ascii="Consolas" w:hAnsi="Consolas"/>
-                <w:sz w:val="16"/>
-              </w:rPr>
-              <w:t>scripts/check_docx_numbering_v40.py</w:t>
-            </w:r>
-            <w:r>
-              <w:rPr>
-                <w:sz w:val="16"/>
-              </w:rPr>
-              <w:t>，Word 渲染核验）</w:t>
+              <w:t>仅余两项需作者参与</w:t>
+            </w:r>
+            <w:r>
+              <w:rPr>
+                <w:sz w:val="16"/>
+              </w:rPr>
+              <w:t>：① 套用投稿当天的 JISA 官方模板；② 填入作者、单位与通信信息</w:t>
             </w:r>
           </w:p>
         </w:tc>
@@ -8783,6 +8892,14 @@
         <w:tblStyle w:val="TableGrid"/>
         <w:tblW w:type="auto" w:w="0"/>
         <w:tblLook w:firstColumn="1" w:firstRow="1" w:lastColumn="0" w:lastRow="0" w:noHBand="0" w:noVBand="1" w:val="04A0"/>
+        <w:tblBorders>
+          <w:top w:val="single" w:sz="6" w:space="0" w:color="000000"/>
+          <w:left w:val="none" w:sz="0" w:space="0" w:color="auto"/>
+          <w:bottom w:val="single" w:sz="6" w:space="0" w:color="000000"/>
+          <w:right w:val="none" w:sz="0" w:space="0" w:color="auto"/>
+          <w:insideH w:val="single" w:sz="6" w:space="0" w:color="000000"/>
+          <w:insideV w:val="none" w:sz="0" w:space="0" w:color="auto"/>
+        </w:tblBorders>
       </w:tblPr>
       <w:tblGrid>
         <w:gridCol w:w="1958"/>
@@ -9710,6 +9827,14 @@
         <w:tblStyle w:val="TableGrid"/>
         <w:tblW w:type="auto" w:w="0"/>
         <w:tblLook w:firstColumn="1" w:firstRow="1" w:lastColumn="0" w:lastRow="0" w:noHBand="0" w:noVBand="1" w:val="04A0"/>
+        <w:tblBorders>
+          <w:top w:val="single" w:sz="6" w:space="0" w:color="000000"/>
+          <w:left w:val="none" w:sz="0" w:space="0" w:color="auto"/>
+          <w:bottom w:val="single" w:sz="6" w:space="0" w:color="000000"/>
+          <w:right w:val="none" w:sz="0" w:space="0" w:color="auto"/>
+          <w:insideH w:val="single" w:sz="6" w:space="0" w:color="000000"/>
+          <w:insideV w:val="none" w:sz="0" w:space="0" w:color="auto"/>
+        </w:tblBorders>
       </w:tblPr>
       <w:tblGrid>
         <w:gridCol w:w="2448"/>
@@ -10267,6 +10392,14 @@
         <w:tblStyle w:val="TableGrid"/>
         <w:tblW w:type="auto" w:w="0"/>
         <w:tblLook w:firstColumn="1" w:firstRow="1" w:lastColumn="0" w:lastRow="0" w:noHBand="0" w:noVBand="1" w:val="04A0"/>
+        <w:tblBorders>
+          <w:top w:val="single" w:sz="6" w:space="0" w:color="000000"/>
+          <w:left w:val="none" w:sz="0" w:space="0" w:color="auto"/>
+          <w:bottom w:val="single" w:sz="6" w:space="0" w:color="000000"/>
+          <w:right w:val="none" w:sz="0" w:space="0" w:color="auto"/>
+          <w:insideH w:val="single" w:sz="6" w:space="0" w:color="000000"/>
+          <w:insideV w:val="none" w:sz="0" w:space="0" w:color="auto"/>
+        </w:tblBorders>
       </w:tblPr>
       <w:tblGrid>
         <w:gridCol w:w="2448"/>

--- a/重构版论文_v4_20260915/论文自查表.docx
+++ b/重构版论文_v4_20260915/论文自查表.docx
@@ -6908,7 +6908,33 @@
               <w:rPr>
                 <w:sz w:val="16"/>
               </w:rPr>
-              <w:t>11 图 7 表；图 4 图注明确说明纵轴起点 0.75 并提示需与区间面板合读</w:t>
+              <w:t>11 图 7 表；图 4 图注明确说明纵轴起点 0.75 并提示需与区间面板合读；</w:t>
+            </w:r>
+            <w:r>
+              <w:rPr>
+                <w:rFonts w:ascii="Consolas" w:hAnsi="Consolas"/>
+                <w:sz w:val="16"/>
+              </w:rPr>
+              <w:t>check_figure_annotations_v44.py</w:t>
+            </w:r>
+            <w:r>
+              <w:rPr>
+                <w:sz w:val="16"/>
+              </w:rPr>
+              <w:t xml:space="preserve"> 校验图注数值与正文一致，</w:t>
+            </w:r>
+            <w:r>
+              <w:rPr>
+                <w:rFonts w:ascii="Consolas" w:hAnsi="Consolas"/>
+                <w:sz w:val="16"/>
+              </w:rPr>
+              <w:t>check_figure_reproducibility_v45.py</w:t>
+            </w:r>
+            <w:r>
+              <w:rPr>
+                <w:sz w:val="16"/>
+              </w:rPr>
+              <w:t xml:space="preserve"> 逐字节确认插图可由当前代码复现</w:t>
             </w:r>
           </w:p>
         </w:tc>

--- a/重构版论文_v4_20260915/论文自查表.docx
+++ b/重构版论文_v4_20260915/论文自查表.docx
@@ -628,28 +628,28 @@
               <w:rPr>
                 <w:sz w:val="16"/>
               </w:rPr>
-              <w:t>14</w:t>
-            </w:r>
-          </w:p>
-        </w:tc>
-        <w:tc>
-          <w:tcPr>
-            <w:tcW w:type="dxa" w:w="1958"/>
-          </w:tcPr>
-          <w:p>
-            <w:pPr>
-              <w:spacing w:after="0"/>
-            </w:pPr>
-            <w:r>
-              <w:rPr>
-                <w:sz w:val="16"/>
-              </w:rPr>
-            </w:r>
-            <w:r>
-              <w:rPr>
-                <w:sz w:val="16"/>
-              </w:rPr>
-              <w:t>14</w:t>
+              <w:t>15</w:t>
+            </w:r>
+          </w:p>
+        </w:tc>
+        <w:tc>
+          <w:tcPr>
+            <w:tcW w:type="dxa" w:w="1958"/>
+          </w:tcPr>
+          <w:p>
+            <w:pPr>
+              <w:spacing w:after="0"/>
+            </w:pPr>
+            <w:r>
+              <w:rPr>
+                <w:sz w:val="16"/>
+              </w:rPr>
+            </w:r>
+            <w:r>
+              <w:rPr>
+                <w:sz w:val="16"/>
+              </w:rPr>
+              <w:t>15</w:t>
             </w:r>
           </w:p>
         </w:tc>
@@ -1058,7 +1058,7 @@
                 <w:b/>
                 <w:sz w:val="16"/>
               </w:rPr>
-              <w:t>68</w:t>
+              <w:t>69</w:t>
             </w:r>
           </w:p>
         </w:tc>
@@ -1080,7 +1080,7 @@
                 <w:b/>
                 <w:sz w:val="16"/>
               </w:rPr>
-              <w:t>64</w:t>
+              <w:t>65</w:t>
             </w:r>
           </w:p>
         </w:tc>
@@ -1143,7 +1143,7 @@
         <w:rPr>
           <w:b/>
         </w:rPr>
-        <w:t>68 项检查中 64 项通过、4 项部分通过、0 项缺失</w:t>
+        <w:t>69 项检查中 65 项通过、4 项部分通过、0 项缺失</w:t>
       </w:r>
       <w:r>
         <w:t xml:space="preserve">。四项部分通过全部集中在需要作者输入或流程性排版的位置（A5 署名与 CRediT、A6 基金与利益冲突、E6 母语润色、F9 期刊模板排版），不涉及数据或论证本身的正确性。自查表自身的数字一致性由 </w:t>
@@ -1665,20 +1665,20 @@
               <w:rPr>
                 <w:sz w:val="16"/>
               </w:rPr>
-              <w:t>中英各 45/45 全覆盖，抽查 21 条零失配；</w:t>
+              <w:t>中英各 47/47 全覆盖，抽查 21 条零失配；</w:t>
             </w:r>
             <w:r>
               <w:rPr>
                 <w:b/>
                 <w:sz w:val="16"/>
               </w:rPr>
-              <w:t>45 条 DOI 已全部通过 Crossref 核验</w:t>
-            </w:r>
-            <w:r>
-              <w:rPr>
-                <w:sz w:val="16"/>
-              </w:rPr>
-              <w:t>（1 条补全、10 条确认为 PMLR/NeurIPS/JMLR/USENIX 无 DOI 并显式标注），待核验占位符清零（</w:t>
+              <w:t>47 条 DOI 已全部通过 Crossref 核验</w:t>
+            </w:r>
+            <w:r>
+              <w:rPr>
+                <w:sz w:val="16"/>
+              </w:rPr>
+              <w:t>（含新增的 N-BaIoT 论文与数据集 DOI）（1 条补全、10 条确认为 PMLR/NeurIPS/JMLR/USENIX 无 DOI 并显式标注），待核验占位符清零（</w:t>
             </w:r>
             <w:r>
               <w:rPr>
@@ -4578,7 +4578,7 @@
               <w:rPr>
                 <w:sz w:val="16"/>
               </w:rPr>
-              <w:t>3.3 节新增覆盖范围论证（三个采集时期、三种特征提取方式、三套标签体系、各自的已知缺陷），并说明第四个数据集的最大增量价值所在；覆盖矩阵见补充材料 S25</w:t>
+              <w:t>已使用四个公开数据集：3.3 节给出四种采集场景、四种特征提取方式、四套标签体系与各自缺陷的覆盖论证，N-BaIoT 补齐了此前指出的物联网场景缺口；覆盖矩阵见补充材料 S25，审计与结果见 S28</w:t>
             </w:r>
           </w:p>
         </w:tc>
@@ -6431,6 +6431,114 @@
                 <w:sz w:val="16"/>
               </w:rPr>
               <w:t>配对 Bootstrap 区间；未含划分级层次化 Bootstrap（已在 §6.5 声明）</w:t>
+            </w:r>
+          </w:p>
+        </w:tc>
+      </w:tr>
+      <w:tr>
+        <w:tc>
+          <w:tcPr>
+            <w:tcW w:type="dxa" w:w="1958"/>
+          </w:tcPr>
+          <w:p>
+            <w:pPr>
+              <w:spacing w:after="0"/>
+            </w:pPr>
+            <w:r>
+              <w:rPr>
+                <w:sz w:val="16"/>
+              </w:rPr>
+            </w:r>
+            <w:r>
+              <w:rPr>
+                <w:sz w:val="16"/>
+              </w:rPr>
+              <w:t>D15</w:t>
+            </w:r>
+          </w:p>
+        </w:tc>
+        <w:tc>
+          <w:tcPr>
+            <w:tcW w:type="dxa" w:w="1958"/>
+          </w:tcPr>
+          <w:p>
+            <w:pPr>
+              <w:spacing w:after="0"/>
+            </w:pPr>
+            <w:r>
+              <w:rPr>
+                <w:sz w:val="16"/>
+              </w:rPr>
+            </w:r>
+            <w:r>
+              <w:rPr>
+                <w:sz w:val="16"/>
+              </w:rPr>
+              <w:t>规模与领域稳健性</w:t>
+            </w:r>
+          </w:p>
+        </w:tc>
+        <w:tc>
+          <w:tcPr>
+            <w:tcW w:type="dxa" w:w="1958"/>
+          </w:tcPr>
+          <w:p>
+            <w:pPr>
+              <w:spacing w:after="0"/>
+            </w:pPr>
+            <w:r>
+              <w:rPr>
+                <w:sz w:val="16"/>
+              </w:rPr>
+            </w:r>
+            <w:r>
+              <w:rPr>
+                <w:sz w:val="16"/>
+              </w:rPr>
+              <w:t>结论不得依赖被截断的子集</w:t>
+            </w:r>
+          </w:p>
+        </w:tc>
+        <w:tc>
+          <w:tcPr>
+            <w:tcW w:type="dxa" w:w="1958"/>
+          </w:tcPr>
+          <w:p>
+            <w:pPr>
+              <w:spacing w:after="0"/>
+            </w:pPr>
+            <w:r>
+              <w:rPr>
+                <w:sz w:val="16"/>
+              </w:rPr>
+            </w:r>
+            <w:r>
+              <w:rPr>
+                <w:b/>
+                <w:sz w:val="16"/>
+              </w:rPr>
+              <w:t>通过</w:t>
+            </w:r>
+          </w:p>
+        </w:tc>
+        <w:tc>
+          <w:tcPr>
+            <w:tcW w:type="dxa" w:w="1958"/>
+          </w:tcPr>
+          <w:p>
+            <w:pPr>
+              <w:spacing w:after="0"/>
+            </w:pPr>
+            <w:r>
+              <w:rPr>
+                <w:sz w:val="16"/>
+              </w:rPr>
+            </w:r>
+            <w:r>
+              <w:rPr>
+                <w:sz w:val="16"/>
+              </w:rPr>
+              <w:t>规模实验把 CIC-IDS2017 总体扩大 7.8 倍（413 209 条，十种子）：平均配对差 −0.001137，90% 区间 [−0.002966, +0.000692]，TOST 在 0.005 与 0.01 边界下均成立；第四个数据集 N-BaIoT（18 万条、IoT 领域）上所有模型 Macro-F1 ≥ 0.9998，RCCF 与等权森林差异为 0（结果见 §5.7 与补充材料 S27、S28）</w:t>
             </w:r>
           </w:p>
         </w:tc>
@@ -8183,10 +8291,10 @@
         <w:rPr>
           <w:rFonts w:ascii="Consolas" w:hAnsi="Consolas"/>
         </w:rPr>
-        <w:t>补充材料_S01_S26/</w:t>
+        <w:t>补充材料_S01_S28/</w:t>
       </w:r>
       <w:r>
-        <w:t xml:space="preserve">：26 条目、58 个材料文件，另含 </w:t>
+        <w:t xml:space="preserve">：28 条目、69 个材料文件，另含 </w:t>
       </w:r>
       <w:r>
         <w:rPr>
@@ -9818,7 +9926,7 @@
         <w:t>引文标注未引入错误</w:t>
       </w:r>
       <w:r>
-        <w:t>：45 条文献全部有正文标注，抽查 21 条编号指向正确，且 DOI 已全部核验。</w:t>
+        <w:t>：47 条文献全部有正文标注，抽查 21 条编号指向正确，且 DOI 已全部核验。</w:t>
       </w:r>
     </w:p>
     <w:p>
@@ -9842,7 +9950,7 @@
         <w:rPr>
           <w:b/>
         </w:rPr>
-        <w:t>68 项检查中 64 项通过、4 项部分通过、0 项缺失。</w:t>
+        <w:t>69 项检查中 65 项通过、4 项部分通过、0 项缺失。</w:t>
       </w:r>
       <w:r>
         <w:t xml:space="preserve"> 剩余四项全部集中在需要作者输入或流程性排版的位置，不涉及数据、统计或论证本身的正确性。</w:t>
@@ -10802,7 +10910,7 @@
               <w:rPr>
                 <w:sz w:val="16"/>
               </w:rPr>
-              <w:t>目录内实为 S01–S26，58 个材料文件</w:t>
+              <w:t>目录随后扩充至 S01–S28，69 个材料文件</w:t>
             </w:r>
           </w:p>
         </w:tc>
@@ -10830,7 +10938,7 @@
                 <w:rFonts w:ascii="Consolas" w:hAnsi="Consolas"/>
                 <w:sz w:val="16"/>
               </w:rPr>
-              <w:t>补充材料_S01_S26/</w:t>
+              <w:t>补充材料_S01_S28/</w:t>
             </w:r>
             <w:r>
               <w:rPr>

--- a/重构版论文_v4_20260915/论文自查表.docx
+++ b/重构版论文_v4_20260915/论文自查表.docx
@@ -1728,7 +1728,7 @@
         <w:rPr>
           <w:rFonts w:ascii="Consolas" w:hAnsi="Consolas"/>
         </w:rPr>
-        <w:t>v1.10.0</w:t>
+        <w:t>v1.11.0</w:t>
       </w:r>
       <w:r>
         <w:t xml:space="preserve"> 指向本稿件对应的提交；两个 390 MB 归档包已加入 </w:t>
@@ -6538,7 +6538,7 @@
               <w:rPr>
                 <w:sz w:val="16"/>
               </w:rPr>
-              <w:t>规模实验把 CIC-IDS2017 总体扩大 7.8 倍（413 209 条，十种子）：平均配对差 −0.001137，90% 区间 [−0.002966, +0.000692]，TOST 在 0.005 与 0.01 边界下均成立；第四个数据集 N-BaIoT（18 万条、IoT 领域）上所有模型 Macro-F1 ≥ 0.9998，RCCF 与等权森林差异为 0（结果见 §5.7 与补充材料 S27、S28）</w:t>
+              <w:t>规模实验把 CIC-IDS2017 总体扩大 7.8 倍（413 209 条，十种子）：平均配对差 −0.001137，90% 区间 [−0.002966, +0.000692]，TOST 在 0.005 与 0.01 边界下均成立；取消每类上限后在完整去重语料 2 429 503 条上完成十种子配对：平均差 -0.005533，种子级 90% 区间 [-0.007179, -0.003886]，TOST 0.005 边界不等价、0.01 边界等价，每个种子 RCCF 训练 14936 秒、等权森林 85 秒（约 175 倍）；第四个数据集 N-BaIoT（18 万条、IoT 领域）上所有模型 Macro-F1 ≥ 0.9998，RCCF 与等权森林差异为 0（结果见 §5.7 与补充材料 S27、S28、S29）</w:t>
             </w:r>
           </w:p>
         </w:tc>
@@ -8012,7 +8012,7 @@
         <w:rPr>
           <w:rFonts w:ascii="Consolas" w:hAnsi="Consolas"/>
         </w:rPr>
-        <w:t>v1.10.0</w:t>
+        <w:t>v1.11.0</w:t>
       </w:r>
       <w:r>
         <w:t>；</w:t>
@@ -8291,10 +8291,10 @@
         <w:rPr>
           <w:rFonts w:ascii="Consolas" w:hAnsi="Consolas"/>
         </w:rPr>
-        <w:t>补充材料_S01_S28/</w:t>
+        <w:t>补充材料_S01_S29/</w:t>
       </w:r>
       <w:r>
-        <w:t xml:space="preserve">：28 条目、69 个材料文件，另含 </w:t>
+        <w:t xml:space="preserve">：29 条目、73 个材料文件，另含 </w:t>
       </w:r>
       <w:r>
         <w:rPr>
@@ -10910,7 +10910,7 @@
               <w:rPr>
                 <w:sz w:val="16"/>
               </w:rPr>
-              <w:t>目录随后扩充至 S01–S28，69 个材料文件</w:t>
+              <w:t>目录随后扩充至 S01–S29，73 个材料文件</w:t>
             </w:r>
           </w:p>
         </w:tc>
@@ -10938,7 +10938,7 @@
                 <w:rFonts w:ascii="Consolas" w:hAnsi="Consolas"/>
                 <w:sz w:val="16"/>
               </w:rPr>
-              <w:t>补充材料_S01_S28/</w:t>
+              <w:t>补充材料_S01_S29/</w:t>
             </w:r>
             <w:r>
               <w:rPr>

--- a/重构版论文_v4_20260915/论文自查表.docx
+++ b/重构版论文_v4_20260915/论文自查表.docx
@@ -8294,7 +8294,7 @@
         <w:t>补充材料_S01_S29/</w:t>
       </w:r>
       <w:r>
-        <w:t xml:space="preserve">：29 条目、73 个材料文件，另含 </w:t>
+        <w:t xml:space="preserve">：29 条目、74 个材料文件，另含 </w:t>
       </w:r>
       <w:r>
         <w:rPr>

--- a/重构版论文_v4_20260915/论文自查表.docx
+++ b/重构版论文_v4_20260915/论文自查表.docx
@@ -30,7 +30,7 @@
         <w:t>自查日期</w:t>
       </w:r>
       <w:r>
-        <w:t>：2026-09-16</w:t>
+        <w:t>：2026-09-16（此后各轮复审持续更新；最近一次更新 2026-09-24）</w:t>
       </w:r>
     </w:p>
     <w:p>
@@ -1409,7 +1409,7 @@
               <w:rPr>
                 <w:sz w:val="16"/>
               </w:rPr>
-              <w:t xml:space="preserve">：50 项关键数字全部与源文件一致，零失配；明细见 </w:t>
+              <w:t xml:space="preserve">：69 项关键数字全部与源文件一致，零失配；明细见 </w:t>
             </w:r>
             <w:r>
               <w:rPr>
@@ -1665,20 +1665,20 @@
               <w:rPr>
                 <w:sz w:val="16"/>
               </w:rPr>
-              <w:t>中英各 47/47 全覆盖，抽查 21 条零失配；</w:t>
+              <w:t xml:space="preserve">中英各 47/47 全覆盖，抽查 21 条零失配；47 条条目中 </w:t>
             </w:r>
             <w:r>
               <w:rPr>
                 <w:b/>
                 <w:sz w:val="16"/>
               </w:rPr>
-              <w:t>47 条 DOI 已全部通过 Crossref 核验</w:t>
-            </w:r>
-            <w:r>
-              <w:rPr>
-                <w:sz w:val="16"/>
-              </w:rPr>
-              <w:t>（含新增的 N-BaIoT 论文与数据集 DOI）（1 条补全、10 条确认为 PMLR/NeurIPS/JMLR/USENIX 无 DOI 并显式标注），待核验占位符清零（</w:t>
+              <w:t>36 条带 DOI 的条目已全部通过 Crossref 或 DataCite 核验</w:t>
+            </w:r>
+            <w:r>
+              <w:rPr>
+                <w:sz w:val="16"/>
+              </w:rPr>
+              <w:t>（含新增的 N-BaIoT 论文与数据集 DOI，数据集 DOI 走 DataCite），其余 11 条经确认不分配 Crossref DOI 的出版方（PMLR/NeurIPS/JMLR/USENIX/JSTOR 等）已显式标注为无 DOI，待核验占位符清零（</w:t>
             </w:r>
             <w:r>
               <w:rPr>

--- a/重构版论文_v4_20260915/论文自查表.docx
+++ b/重构版论文_v4_20260915/论文自查表.docx
@@ -7552,7 +7552,7 @@
                 <w:b/>
                 <w:sz w:val="16"/>
               </w:rPr>
-              <w:t>开放集 AUROC 0.64–0.69 显著低于等权 0.92–0.94；ExtraTrees 在两项指标上更优；预测分歧为 0 等均已写入</w:t>
+              <w:t>开放集 AUROC 0.64–0.69 显著低于等权 0.92–0.95；ExtraTrees 在两项指标上更优；预测分歧为 0 等均已写入</w:t>
             </w:r>
           </w:p>
         </w:tc>

--- a/重构版论文_v4_20260915/论文自查表.docx
+++ b/重构版论文_v4_20260915/论文自查表.docx
@@ -8291,10 +8291,10 @@
         <w:rPr>
           <w:rFonts w:ascii="Consolas" w:hAnsi="Consolas"/>
         </w:rPr>
-        <w:t>补充材料_S01_S29/</w:t>
+        <w:t>补充材料_S01_S30/</w:t>
       </w:r>
       <w:r>
-        <w:t xml:space="preserve">：29 条目、74 个材料文件，另含 </w:t>
+        <w:t xml:space="preserve">：30 条目、76 个材料文件，另含 </w:t>
       </w:r>
       <w:r>
         <w:rPr>

--- a/重构版论文_v4_20260915/论文自查表.docx
+++ b/重构版论文_v4_20260915/论文自查表.docx
@@ -7016,7 +7016,7 @@
               <w:rPr>
                 <w:sz w:val="16"/>
               </w:rPr>
-              <w:t>11 图 7 表；图 4 图注明确说明纵轴起点 0.75 并提示需与区间面板合读；</w:t>
+              <w:t>11 图 8 表；图 4 图注明确说明纵轴起点 0.75 并提示需与区间面板合读；</w:t>
             </w:r>
             <w:r>
               <w:rPr>
@@ -7421,7 +7421,7 @@
         <w:t>通过</w:t>
       </w:r>
       <w:r>
-        <w:t xml:space="preserve"> | 英文 12,761 词（整篇含参考文献）、11 图、7 主表；中文 35,338 字</w:t>
+        <w:t xml:space="preserve"> | 英文 14,563 词（整篇含参考文献）、11 图、8 主表；中文 39,816 字</w:t>
       </w:r>
     </w:p>
     <w:tbl>
@@ -7583,7 +7583,7 @@
         <w:t>scripts/cross_language_number_diff_v10.py</w:t>
       </w:r>
       <w:r>
-        <w:t>：正文数值 token 英文 507 : 中文 507，集合完全一致；该检查已接入验证闸门</w:t>
+        <w:t>：正文数值 token 英文 589 : 中文 589，集合完全一致；该检查已接入验证闸门</w:t>
       </w:r>
     </w:p>
     <w:tbl>
@@ -8443,7 +8443,7 @@
                 <w:b/>
                 <w:sz w:val="16"/>
               </w:rPr>
-              <w:t>118 项单元测试通过；</w:t>
+              <w:t>138 项单元测试通过；</w:t>
             </w:r>
             <w:r>
               <w:rPr>
@@ -8700,7 +8700,7 @@
               <w:rPr>
                 <w:sz w:val="16"/>
               </w:rPr>
-              <w:t>：安装直接依赖、运行 118 项测试、编译全部源码</w:t>
+              <w:t>：安装直接依赖、运行 138 项测试、编译全部源码</w:t>
             </w:r>
           </w:p>
         </w:tc>

--- a/重构版论文_v4_20260915/论文自查表.docx
+++ b/重构版论文_v4_20260915/论文自查表.docx
@@ -3472,7 +3472,13 @@
                 <w:rFonts w:ascii="Consolas" w:hAnsi="Consolas"/>
                 <w:sz w:val="16"/>
               </w:rPr>
-              <w:t>final_config.json</w:t>
+              <w:t>results_gate_tuning_v5/selected_gate_config.json</w:t>
+            </w:r>
+            <w:r>
+              <w:rPr>
+                <w:sz w:val="16"/>
+              </w:rPr>
+              <w:t>（补充材料 S16）</w:t>
             </w:r>
           </w:p>
         </w:tc>

--- a/重构版论文_v4_20260915/论文自查表.docx
+++ b/重构版论文_v4_20260915/论文自查表.docx
@@ -1868,7 +1868,22 @@
                 <w:b/>
                 <w:sz w:val="16"/>
               </w:rPr>
-              <w:t>两版均含 CRediT 章节，但内容为占位符（待作者填写）</w:t>
+              <w:t xml:space="preserve">两版均含 CRediT 章节，但内容为占位符（待作者填写）；仓库根目录 </w:t>
+            </w:r>
+            <w:r>
+              <w:rPr>
+                <w:rFonts w:ascii="Consolas" w:hAnsi="Consolas"/>
+                <w:b/>
+                <w:sz w:val="16"/>
+              </w:rPr>
+              <w:t>CITATION.cff</w:t>
+            </w:r>
+            <w:r>
+              <w:rPr>
+                <w:b/>
+                <w:sz w:val="16"/>
+              </w:rPr>
+              <w:t xml:space="preserve"> 的 authors 字段同为占位符「Author to be completed」</w:t>
             </w:r>
           </w:p>
         </w:tc>
@@ -7728,7 +7743,7 @@
                 <w:b/>
                 <w:sz w:val="16"/>
               </w:rPr>
-              <w:t>：摘要 249 词（上限 250）、关键词 7 个（上限 7）、Highlights 5 条且最长 83 字符（上限 85）、公式按 (1)–(5) 顺序编号、图形摘要 3300×2280 像素（下限 1328×531）；该检查已接入验证闸门</w:t>
+              <w:t>：摘要 249 词（上限 250）、关键词 7 个（上限 7）、Highlights 5 条且最长 84 字符（上限 85）、公式按 (1)–(5) 顺序编号、图形摘要 3300×2280 像素（下限 1328×531）；该检查已接入验证闸门</w:t>
             </w:r>
           </w:p>
         </w:tc>
@@ -10111,7 +10126,20 @@
               <w:rPr>
                 <w:sz w:val="16"/>
               </w:rPr>
-              <w:t>署名、单位、通信作者、ORCID</w:t>
+              <w:t xml:space="preserve">署名、单位、通信作者、ORCID，以及 </w:t>
+            </w:r>
+            <w:r>
+              <w:rPr>
+                <w:rFonts w:ascii="Consolas" w:hAnsi="Consolas"/>
+                <w:sz w:val="16"/>
+              </w:rPr>
+              <w:t>CITATION.cff</w:t>
+            </w:r>
+            <w:r>
+              <w:rPr>
+                <w:sz w:val="16"/>
+              </w:rPr>
+              <w:t xml:space="preserve"> 的 authors 字段</w:t>
             </w:r>
           </w:p>
         </w:tc>

--- a/重构版论文_v4_20260915/论文自查表.docx
+++ b/重构版论文_v4_20260915/论文自查表.docx
@@ -7442,7 +7442,7 @@
         <w:t>通过</w:t>
       </w:r>
       <w:r>
-        <w:t xml:space="preserve"> | 英文 14,563 词（整篇含参考文献）、11 图、8 主表；中文 39,816 字</w:t>
+        <w:t xml:space="preserve"> | 英文 14,820 词（整篇含参考文献）、11 图、8 主表；中文 40,333 字</w:t>
       </w:r>
     </w:p>
     <w:tbl>

--- a/重构版论文_v4_20260915/论文自查表.docx
+++ b/重构版论文_v4_20260915/论文自查表.docx
@@ -7442,7 +7442,7 @@
         <w:t>通过</w:t>
       </w:r>
       <w:r>
-        <w:t xml:space="preserve"> | 英文 14,820 词（整篇含参考文献）、11 图、8 主表；中文 40,333 字</w:t>
+        <w:t xml:space="preserve"> | 英文 16,061 词（整篇含参考文献）、11 图、8 主表；中文 43,599 字</w:t>
       </w:r>
     </w:p>
     <w:tbl>
@@ -7604,7 +7604,7 @@
         <w:t>scripts/cross_language_number_diff_v10.py</w:t>
       </w:r>
       <w:r>
-        <w:t>：正文数值 token 英文 589 : 中文 589，集合完全一致；该检查已接入验证闸门</w:t>
+        <w:t>：正文数值 token 英文 671 : 中文 671，集合完全一致；该检查已接入验证闸门</w:t>
       </w:r>
     </w:p>
     <w:tbl>

--- a/重构版论文_v4_20260915/论文自查表.docx
+++ b/重构版论文_v4_20260915/论文自查表.docx
@@ -7442,7 +7442,7 @@
         <w:t>通过</w:t>
       </w:r>
       <w:r>
-        <w:t xml:space="preserve"> | 英文 16,061 词（整篇含参考文献）、11 图、8 主表；中文 43,599 字</w:t>
+        <w:t xml:space="preserve"> | 英文 16,075 词（整篇含参考文献）、11 图、8 主表；中文 43,643 字</w:t>
       </w:r>
     </w:p>
     <w:tbl>
@@ -7604,7 +7604,7 @@
         <w:t>scripts/cross_language_number_diff_v10.py</w:t>
       </w:r>
       <w:r>
-        <w:t>：正文数值 token 英文 671 : 中文 671，集合完全一致；该检查已接入验证闸门</w:t>
+        <w:t>：正文数值 token 英文 675 : 中文 675，集合完全一致；该检查已接入验证闸门</w:t>
       </w:r>
     </w:p>
     <w:tbl>

--- a/重构版论文_v4_20260915/论文自查表.docx
+++ b/重构版论文_v4_20260915/论文自查表.docx
@@ -7442,7 +7442,7 @@
         <w:t>通过</w:t>
       </w:r>
       <w:r>
-        <w:t xml:space="preserve"> | 英文 16,075 词（整篇含参考文献）、11 图、8 主表；中文 43,643 字</w:t>
+        <w:t xml:space="preserve"> | 英文 16,231 词（整篇含参考文献）、11 图、8 主表；中文 43,968 字</w:t>
       </w:r>
     </w:p>
     <w:tbl>
@@ -7604,7 +7604,7 @@
         <w:t>scripts/cross_language_number_diff_v10.py</w:t>
       </w:r>
       <w:r>
-        <w:t>：正文数值 token 英文 675 : 中文 675，集合完全一致；该检查已接入验证闸门</w:t>
+        <w:t>：正文数值 token 英文 679 : 中文 679，集合完全一致；该检查已接入验证闸门</w:t>
       </w:r>
     </w:p>
     <w:tbl>

--- a/重构版论文_v4_20260915/论文自查表.docx
+++ b/重构版论文_v4_20260915/论文自查表.docx
@@ -7442,7 +7442,7 @@
         <w:t>通过</w:t>
       </w:r>
       <w:r>
-        <w:t xml:space="preserve"> | 英文 16,231 词（整篇含参考文献）、11 图、8 主表；中文 43,968 字</w:t>
+        <w:t xml:space="preserve"> | 英文 16,325 词（整篇含参考文献）、11 图、8 主表；中文 44,261 字</w:t>
       </w:r>
     </w:p>
     <w:tbl>
@@ -7604,7 +7604,7 @@
         <w:t>scripts/cross_language_number_diff_v10.py</w:t>
       </w:r>
       <w:r>
-        <w:t>：正文数值 token 英文 679 : 中文 679，集合完全一致；该检查已接入验证闸门</w:t>
+        <w:t>：正文数值 token 英文 690 : 中文 690，集合完全一致；该检查已接入验证闸门</w:t>
       </w:r>
     </w:p>
     <w:tbl>

--- a/重构版论文_v4_20260915/论文自查表.docx
+++ b/重构版论文_v4_20260915/论文自查表.docx
@@ -7442,7 +7442,7 @@
         <w:t>通过</w:t>
       </w:r>
       <w:r>
-        <w:t xml:space="preserve"> | 英文 16,325 词（整篇含参考文献）、11 图、8 主表；中文 44,261 字</w:t>
+        <w:t xml:space="preserve"> | 英文 16,548 词（整篇含参考文献）、11 图、8 主表；中文 44,787 字</w:t>
       </w:r>
     </w:p>
     <w:tbl>
@@ -7604,7 +7604,7 @@
         <w:t>scripts/cross_language_number_diff_v10.py</w:t>
       </w:r>
       <w:r>
-        <w:t>：正文数值 token 英文 690 : 中文 690，集合完全一致；该检查已接入验证闸门</w:t>
+        <w:t>：正文数值 token 英文 702 : 中文 702，集合完全一致；该检查已接入验证闸门</w:t>
       </w:r>
     </w:p>
     <w:tbl>

--- a/重构版论文_v4_20260915/论文自查表.docx
+++ b/重构版论文_v4_20260915/论文自查表.docx
@@ -7442,7 +7442,7 @@
         <w:t>通过</w:t>
       </w:r>
       <w:r>
-        <w:t xml:space="preserve"> | 英文 16,548 词（整篇含参考文献）、11 图、8 主表；中文 44,787 字</w:t>
+        <w:t xml:space="preserve"> | 英文 16,764 词（整篇含参考文献）、11 图、8 主表；中文 45,525 字</w:t>
       </w:r>
     </w:p>
     <w:tbl>
@@ -7604,7 +7604,7 @@
         <w:t>scripts/cross_language_number_diff_v10.py</w:t>
       </w:r>
       <w:r>
-        <w:t>：正文数值 token 英文 702 : 中文 702，集合完全一致；该检查已接入验证闸门</w:t>
+        <w:t>：正文数值 token 英文 730 : 中文 730，集合完全一致；该检查已接入验证闸门</w:t>
       </w:r>
     </w:p>
     <w:tbl>

--- a/重构版论文_v4_20260915/论文自查表.docx
+++ b/重构版论文_v4_20260915/论文自查表.docx
@@ -7037,7 +7037,7 @@
               <w:rPr>
                 <w:sz w:val="16"/>
               </w:rPr>
-              <w:t>11 图 8 表；图 4 图注明确说明纵轴起点 0.75 并提示需与区间面板合读；</w:t>
+              <w:t>12 图 8 表；图 4 图注明确说明纵轴起点 0.75 并提示需与区间面板合读；</w:t>
             </w:r>
             <w:r>
               <w:rPr>
@@ -7442,7 +7442,7 @@
         <w:t>通过</w:t>
       </w:r>
       <w:r>
-        <w:t xml:space="preserve"> | 英文 16,764 词（整篇含参考文献）、11 图、8 主表；中文 45,525 字</w:t>
+        <w:t xml:space="preserve"> | 英文 16,779 词（整篇含参考文献）、12 图、8 主表；中文 45,609 字</w:t>
       </w:r>
     </w:p>
     <w:tbl>
@@ -7604,7 +7604,7 @@
         <w:t>scripts/cross_language_number_diff_v10.py</w:t>
       </w:r>
       <w:r>
-        <w:t>：正文数值 token 英文 730 : 中文 730，集合完全一致；该检查已接入验证闸门</w:t>
+        <w:t>：正文数值 token 英文 734 : 中文 734，集合完全一致；该检查已接入验证闸门</w:t>
       </w:r>
     </w:p>
     <w:tbl>
@@ -9964,6 +9964,26 @@
       </w:pPr>
       <w:r>
         <w:t>结论</w:t>
+      </w:r>
+    </w:p>
+    <w:p>
+      <w:r>
+        <w:rPr>
+          <w:b/>
+        </w:rPr>
+        <w:t>第二十轮补充证据（不改动 69 项计数）</w:t>
+      </w:r>
+      <w:r>
+        <w:t xml:space="preserve">：现代语料阶梯四项结果（B/C 档、Gotham 每类 20 万与不限上限）与来源留出、特征预算扫描、机制套件已写入论文与扩展实验报告，并由 </w:t>
+      </w:r>
+      <w:r>
+        <w:rPr>
+          <w:rFonts w:ascii="Consolas" w:hAnsi="Consolas"/>
+        </w:rPr>
+        <w:t>scripts/add_modern_ladder_to_paper_v1.py</w:t>
+      </w:r>
+      <w:r>
+        <w:t xml:space="preserve"> 断言源值；53 项闸门新增覆盖阶梯脚本、结果目录与数据真实性记账。据此，数据与论证类条目仍为全部通过，剩余四项部分通过仍集中在作者输入与排版。</w:t>
       </w:r>
     </w:p>
     <w:p>

--- a/重构版论文_v4_20260915/论文自查表.docx
+++ b/重构版论文_v4_20260915/论文自查表.docx
@@ -7442,7 +7442,7 @@
         <w:t>通过</w:t>
       </w:r>
       <w:r>
-        <w:t xml:space="preserve"> | 英文 16,779 词（整篇含参考文献）、12 图、8 主表；中文 45,609 字</w:t>
+        <w:t xml:space="preserve"> | 英文 17,331 词（整篇含参考文献）、12 图、8 主表；中文 47,145 字</w:t>
       </w:r>
     </w:p>
     <w:tbl>
@@ -7604,7 +7604,7 @@
         <w:t>scripts/cross_language_number_diff_v10.py</w:t>
       </w:r>
       <w:r>
-        <w:t>：正文数值 token 英文 734 : 中文 734，集合完全一致；该检查已接入验证闸门</w:t>
+        <w:t>：正文数值 token 英文 771 : 中文 771，集合完全一致；该检查已接入验证闸门</w:t>
       </w:r>
     </w:p>
     <w:tbl>

--- a/重构版论文_v4_20260915/论文自查表.docx
+++ b/重构版论文_v4_20260915/论文自查表.docx
@@ -7442,7 +7442,7 @@
         <w:t>通过</w:t>
       </w:r>
       <w:r>
-        <w:t xml:space="preserve"> | 英文 17,331 词（整篇含参考文献）、12 图、8 主表；中文 47,145 字</w:t>
+        <w:t xml:space="preserve"> | 英文 17,333 词（整篇含参考文献）、12 图、8 主表；中文 47,136 字</w:t>
       </w:r>
     </w:p>
     <w:tbl>

--- a/重构版论文_v4_20260915/论文自查表.docx
+++ b/重构版论文_v4_20260915/论文自查表.docx
@@ -7442,7 +7442,7 @@
         <w:t>通过</w:t>
       </w:r>
       <w:r>
-        <w:t xml:space="preserve"> | 英文 17,333 词（整篇含参考文献）、12 图、8 主表；中文 47,136 字</w:t>
+        <w:t xml:space="preserve"> | 英文 17,337 词（整篇含参考文献）、12 图、8 主表；中文 47,170 字</w:t>
       </w:r>
     </w:p>
     <w:tbl>

--- a/重构版论文_v4_20260915/论文自查表.docx
+++ b/重构版论文_v4_20260915/论文自查表.docx
@@ -1665,20 +1665,20 @@
               <w:rPr>
                 <w:sz w:val="16"/>
               </w:rPr>
-              <w:t xml:space="preserve">中英各 47/47 全覆盖，抽查 21 条零失配；47 条条目中 </w:t>
+              <w:t xml:space="preserve">中英各 73/73 全覆盖，抽查 21 条零失配；73 条条目中 </w:t>
             </w:r>
             <w:r>
               <w:rPr>
                 <w:b/>
                 <w:sz w:val="16"/>
               </w:rPr>
-              <w:t>36 条带 DOI 的条目已全部通过 Crossref 或 DataCite 核验</w:t>
-            </w:r>
-            <w:r>
-              <w:rPr>
-                <w:sz w:val="16"/>
-              </w:rPr>
-              <w:t>（含新增的 N-BaIoT 论文与数据集 DOI，数据集 DOI 走 DataCite），其余 11 条经确认不分配 Crossref DOI 的出版方（PMLR/NeurIPS/JMLR/USENIX/JSTOR 等）已显式标注为无 DOI，待核验占位符清零（</w:t>
+              <w:t>60 条带 DOI 的条目已全部通过 Crossref 或 DataCite 核验</w:t>
+            </w:r>
+            <w:r>
+              <w:rPr>
+                <w:sz w:val="16"/>
+              </w:rPr>
+              <w:t>（含新增的 N-BaIoT 论文与数据集 DOI，数据集 DOI 走 DataCite），其余 13 条经确认不分配 Crossref DOI 的出版方（PMLR/NeurIPS/JMLR/USENIX/JSTOR 等）已显式标注为无 DOI，待核验占位符清零（</w:t>
             </w:r>
             <w:r>
               <w:rPr>
@@ -9947,7 +9947,7 @@
         <w:t>引文标注未引入错误</w:t>
       </w:r>
       <w:r>
-        <w:t>：47 条文献全部有正文标注，抽查 21 条编号指向正确，且 DOI 已全部核验。</w:t>
+        <w:t>：73 条文献全部有正文标注，抽查 21 条编号指向正确，且 DOI 已全部核验。</w:t>
       </w:r>
     </w:p>
     <w:p>

--- a/重构版论文_v4_20260915/论文自查表.docx
+++ b/重构版论文_v4_20260915/论文自查表.docx
@@ -7442,7 +7442,7 @@
         <w:t>通过</w:t>
       </w:r>
       <w:r>
-        <w:t xml:space="preserve"> | 英文 17,337 词（整篇含参考文献）、12 图、8 主表；中文 47,170 字</w:t>
+        <w:t xml:space="preserve"> | 英文 18,297 词（整篇含参考文献）、12 图、8 主表；中文 51,990 字</w:t>
       </w:r>
     </w:p>
     <w:tbl>

--- a/重构版论文_v4_20260915/论文自查表.docx
+++ b/重构版论文_v4_20260915/论文自查表.docx
@@ -7442,7 +7442,7 @@
         <w:t>通过</w:t>
       </w:r>
       <w:r>
-        <w:t xml:space="preserve"> | 英文 18,297 词（整篇含参考文献）、12 图、8 主表；中文 51,990 字</w:t>
+        <w:t xml:space="preserve"> | 英文 18,922 词（整篇含参考文献）、12 图、8 主表；中文 53,171 字</w:t>
       </w:r>
     </w:p>
     <w:tbl>
@@ -7604,7 +7604,7 @@
         <w:t>scripts/cross_language_number_diff_v10.py</w:t>
       </w:r>
       <w:r>
-        <w:t>：正文数值 token 英文 771 : 中文 771，集合完全一致；该检查已接入验证闸门</w:t>
+        <w:t>：正文数值 token 英文 776 : 中文 776，集合完全一致；该检查已接入验证闸门</w:t>
       </w:r>
     </w:p>
     <w:tbl>
@@ -9278,33 +9278,20 @@
               <w:rPr>
                 <w:sz w:val="16"/>
               </w:rPr>
-              <w:t>原题「协议敏感性主导模型选择」被证伪：最大模型族差异 0.0916（RCCF 对 MLP）</w:t>
+              <w:t>标题现为「</w:t>
             </w:r>
             <w:r>
               <w:rPr>
                 <w:b/>
                 <w:sz w:val="16"/>
               </w:rPr>
-              <w:t>超过</w:t>
-            </w:r>
-            <w:r>
-              <w:rPr>
-                <w:sz w:val="16"/>
-              </w:rPr>
-              <w:t>最大协议效应 0.0725（类别先验）。已改为「协议敏感性主导</w:t>
-            </w:r>
-            <w:r>
-              <w:rPr>
-                <w:b/>
-                <w:sz w:val="16"/>
-              </w:rPr>
-              <w:t>聚合规则差异</w:t>
-            </w:r>
-            <w:r>
-              <w:rPr>
-                <w:sz w:val="16"/>
-              </w:rPr>
-              <w:t>」，并在 5.4 节与结论中明确写出模型族差异更大（</w:t>
+              <w:t>总体构造</w:t>
+            </w:r>
+            <w:r>
+              <w:rPr>
+                <w:sz w:val="16"/>
+              </w:rPr>
+              <w:t>而非聚合规则决定集成增益」。该主张由三级规模阶梯支撑：取消上限使两分支差值移动 0.004396，约为聚合效应 0.0005 的九倍，并使绝对 Macro-F1 下降约 0.10。标题未把原因归于规模本身：5.10 节明确报告现代语料扩到 14 250 000 行时两臂仅差 0.000009。标题也未主张其超过模型族差异；5.7 节与结论仍写出模型族差异更大（0.0318–0.0916）（</w:t>
             </w:r>
             <w:r>
               <w:rPr>

--- a/重构版论文_v4_20260915/论文自查表.docx
+++ b/重构版论文_v4_20260915/论文自查表.docx
@@ -7037,7 +7037,7 @@
               <w:rPr>
                 <w:sz w:val="16"/>
               </w:rPr>
-              <w:t>12 图 8 表；图 4 图注明确说明纵轴起点 0.75 并提示需与区间面板合读；</w:t>
+              <w:t>12 图 9 表；图 4 图注明确说明纵轴起点 0.75 并提示需与区间面板合读；</w:t>
             </w:r>
             <w:r>
               <w:rPr>
@@ -7442,7 +7442,7 @@
         <w:t>通过</w:t>
       </w:r>
       <w:r>
-        <w:t xml:space="preserve"> | 英文 18,922 词（整篇含参考文献）、12 图、8 主表；中文 53,171 字</w:t>
+        <w:t xml:space="preserve"> | 英文 19,824 词（整篇含参考文献）、12 图、9 主表；中文 55,024 字</w:t>
       </w:r>
     </w:p>
     <w:tbl>
@@ -7604,7 +7604,7 @@
         <w:t>scripts/cross_language_number_diff_v10.py</w:t>
       </w:r>
       <w:r>
-        <w:t>：正文数值 token 英文 776 : 中文 776，集合完全一致；该检查已接入验证闸门</w:t>
+        <w:t>：正文数值 token 英文 847 : 中文 847，集合完全一致；该检查已接入验证闸门</w:t>
       </w:r>
     </w:p>
     <w:tbl>

--- a/重构版论文_v4_20260915/论文自查表.docx
+++ b/重构版论文_v4_20260915/论文自查表.docx
@@ -7442,7 +7442,7 @@
         <w:t>通过</w:t>
       </w:r>
       <w:r>
-        <w:t xml:space="preserve"> | 英文 19,824 词（整篇含参考文献）、12 图、9 主表；中文 55,024 字</w:t>
+        <w:t xml:space="preserve"> | 英文 19,971 词（整篇含参考文献）、12 图、9 主表；中文 55,310 字</w:t>
       </w:r>
     </w:p>
     <w:tbl>
